--- a/DAY-12/Course-End Project 1-Automating Workloads Using ARM Template – RandEnt.docx
+++ b/DAY-12/Course-End Project 1-Automating Workloads Using ARM Template – RandEnt.docx
@@ -51,22 +51,8 @@
           <w:szCs w:val="36"/>
           <w:lang w:val="en-IN"/>
         </w:rPr>
-        <w:t xml:space="preserve">Automating Workloads Using ARM Template – </w:t>
-      </w:r>
-      <w:proofErr w:type="spellStart"/>
-      <w:r>
-        <w:rPr>
-          <w:rFonts w:ascii="Georgia Pro" w:eastAsia="Georgia Pro" w:hAnsi="Georgia Pro" w:cs="Georgia Pro"/>
-          <w:b/>
-          <w:bCs/>
-          <w:color w:val="000000" w:themeColor="text1"/>
-          <w:sz w:val="36"/>
-          <w:szCs w:val="36"/>
-          <w:lang w:val="en-IN"/>
-        </w:rPr>
-        <w:t>RandEnt</w:t>
-      </w:r>
-      <w:proofErr w:type="spellEnd"/>
+        <w:t>Automating Workloads Using ARM Template – RandEnt</w:t>
+      </w:r>
     </w:p>
     <w:p>
       <w:pPr>
@@ -338,7 +324,7 @@
           <w:color w:val="000000" w:themeColor="text1"/>
         </w:rPr>
         <w:pict w14:anchorId="0D741EBF">
-          <v:rect id="_x0000_i1152" style="width:0;height:1.5pt" o:hralign="center" o:hrstd="t" o:hr="t" fillcolor="#a0a0a0" stroked="f"/>
+          <v:rect id="_x0000_i1026" style="width:0;height:1.5pt" o:hralign="center" o:hrstd="t" o:hr="t" fillcolor="#a0a0a0" stroked="f"/>
         </w:pict>
       </w:r>
     </w:p>
@@ -444,7 +430,7 @@
           <w:color w:val="000000" w:themeColor="text1"/>
         </w:rPr>
         <w:pict w14:anchorId="4991323B">
-          <v:rect id="_x0000_i1154" style="width:0;height:1.5pt" o:hralign="center" o:hrstd="t" o:hr="t" fillcolor="#a0a0a0" stroked="f"/>
+          <v:rect id="_x0000_i1027" style="width:0;height:1.5pt" o:hralign="center" o:hrstd="t" o:hr="t" fillcolor="#a0a0a0" stroked="f"/>
         </w:pict>
       </w:r>
     </w:p>
@@ -569,7 +555,7 @@
           <w:color w:val="000000" w:themeColor="text1"/>
         </w:rPr>
         <w:pict w14:anchorId="6240D906">
-          <v:rect id="_x0000_i1155" style="width:0;height:1.5pt" o:hralign="center" o:hrstd="t" o:hr="t" fillcolor="#a0a0a0" stroked="f"/>
+          <v:rect id="_x0000_i1028" style="width:0;height:1.5pt" o:hralign="center" o:hrstd="t" o:hr="t" fillcolor="#a0a0a0" stroked="f"/>
         </w:pict>
       </w:r>
     </w:p>
@@ -626,48 +612,21 @@
           <w:color w:val="000000" w:themeColor="text1"/>
         </w:rPr>
       </w:pPr>
-      <w:proofErr w:type="spellStart"/>
-      <w:r>
-        <w:rPr>
-          <w:rFonts w:ascii="Georgia Pro" w:eastAsia="Georgia Pro" w:hAnsi="Georgia Pro" w:cs="Georgia Pro"/>
-          <w:color w:val="000000" w:themeColor="text1"/>
-        </w:rPr>
-        <w:t>mkdir</w:t>
-      </w:r>
-      <w:proofErr w:type="spellEnd"/>
-      <w:r>
-        <w:rPr>
-          <w:rFonts w:ascii="Georgia Pro" w:eastAsia="Georgia Pro" w:hAnsi="Georgia Pro" w:cs="Georgia Pro"/>
-          <w:color w:val="000000" w:themeColor="text1"/>
-        </w:rPr>
-        <w:t xml:space="preserve"> </w:t>
-      </w:r>
-      <w:proofErr w:type="spellStart"/>
-      <w:r>
-        <w:rPr>
-          <w:rFonts w:ascii="Georgia Pro" w:eastAsia="Georgia Pro" w:hAnsi="Georgia Pro" w:cs="Georgia Pro"/>
-          <w:color w:val="000000" w:themeColor="text1"/>
-        </w:rPr>
-        <w:t>RandEnt</w:t>
-      </w:r>
-      <w:proofErr w:type="spellEnd"/>
-      <w:r>
-        <w:rPr>
-          <w:rFonts w:ascii="Georgia Pro" w:eastAsia="Georgia Pro" w:hAnsi="Georgia Pro" w:cs="Georgia Pro"/>
-          <w:color w:val="000000" w:themeColor="text1"/>
-        </w:rPr>
-        <w:br/>
-        <w:t xml:space="preserve">cd </w:t>
-      </w:r>
-      <w:proofErr w:type="spellStart"/>
-      <w:r>
-        <w:rPr>
-          <w:rFonts w:ascii="Georgia Pro" w:eastAsia="Georgia Pro" w:hAnsi="Georgia Pro" w:cs="Georgia Pro"/>
-          <w:color w:val="000000" w:themeColor="text1"/>
-        </w:rPr>
-        <w:t>RandEnt</w:t>
-      </w:r>
-      <w:proofErr w:type="spellEnd"/>
+      <w:r>
+        <w:rPr>
+          <w:rFonts w:ascii="Georgia Pro" w:eastAsia="Georgia Pro" w:hAnsi="Georgia Pro" w:cs="Georgia Pro"/>
+          <w:color w:val="000000" w:themeColor="text1"/>
+        </w:rPr>
+        <w:t>mkdir RandEnt</w:t>
+      </w:r>
+      <w:r>
+        <w:rPr>
+          <w:rFonts w:ascii="Georgia Pro" w:eastAsia="Georgia Pro" w:hAnsi="Georgia Pro" w:cs="Georgia Pro"/>
+          <w:color w:val="000000" w:themeColor="text1"/>
+        </w:rPr>
+        <w:br/>
+        <w:t>cd RandEnt</w:t>
+      </w:r>
     </w:p>
     <w:p>
       <w:pPr>
@@ -711,7 +670,6 @@
           <w:color w:val="000000" w:themeColor="text1"/>
         </w:rPr>
       </w:pPr>
-      <w:proofErr w:type="spellStart"/>
       <w:r>
         <w:rPr>
           <w:rFonts w:ascii="Georgia Pro" w:eastAsia="Georgia Pro" w:hAnsi="Georgia Pro" w:cs="Georgia Pro"/>
@@ -719,7 +677,6 @@
         </w:rPr>
         <w:t>pwd</w:t>
       </w:r>
-      <w:proofErr w:type="spellEnd"/>
     </w:p>
     <w:p>
       <w:pPr>
@@ -735,7 +692,7 @@
           <w:color w:val="000000" w:themeColor="text1"/>
         </w:rPr>
         <w:pict w14:anchorId="6CD2A1FB">
-          <v:rect id="_x0000_i1156" style="width:0;height:1.5pt" o:hralign="center" o:hrstd="t" o:hr="t" fillcolor="#a0a0a0" stroked="f"/>
+          <v:rect id="_x0000_i1029" style="width:0;height:1.5pt" o:hralign="center" o:hrstd="t" o:hr="t" fillcolor="#a0a0a0" stroked="f"/>
         </w:pict>
       </w:r>
     </w:p>
@@ -792,63 +749,29 @@
           <w:color w:val="000000" w:themeColor="text1"/>
         </w:rPr>
       </w:pPr>
-      <w:proofErr w:type="spellStart"/>
-      <w:r>
-        <w:rPr>
-          <w:rFonts w:ascii="Georgia Pro" w:eastAsia="Georgia Pro" w:hAnsi="Georgia Pro" w:cs="Georgia Pro"/>
-          <w:color w:val="000000" w:themeColor="text1"/>
-        </w:rPr>
-        <w:t>az</w:t>
-      </w:r>
-      <w:proofErr w:type="spellEnd"/>
-      <w:r>
-        <w:rPr>
-          <w:rFonts w:ascii="Georgia Pro" w:eastAsia="Georgia Pro" w:hAnsi="Georgia Pro" w:cs="Georgia Pro"/>
-          <w:color w:val="000000" w:themeColor="text1"/>
-        </w:rPr>
-        <w:t xml:space="preserve"> group create \</w:t>
-      </w:r>
-      <w:r>
-        <w:rPr>
-          <w:rFonts w:ascii="Georgia Pro" w:eastAsia="Georgia Pro" w:hAnsi="Georgia Pro" w:cs="Georgia Pro"/>
-          <w:color w:val="000000" w:themeColor="text1"/>
-        </w:rPr>
-        <w:br/>
-        <w:t xml:space="preserve">--name </w:t>
-      </w:r>
-      <w:proofErr w:type="spellStart"/>
-      <w:r>
-        <w:rPr>
-          <w:rFonts w:ascii="Georgia Pro" w:eastAsia="Georgia Pro" w:hAnsi="Georgia Pro" w:cs="Georgia Pro"/>
-          <w:color w:val="000000" w:themeColor="text1"/>
-        </w:rPr>
-        <w:t>RandEnt</w:t>
-      </w:r>
-      <w:proofErr w:type="spellEnd"/>
-      <w:r>
-        <w:rPr>
-          <w:rFonts w:ascii="Georgia Pro" w:eastAsia="Georgia Pro" w:hAnsi="Georgia Pro" w:cs="Georgia Pro"/>
-          <w:color w:val="000000" w:themeColor="text1"/>
-        </w:rPr>
-        <w:t>-RG \</w:t>
-      </w:r>
-      <w:r>
-        <w:rPr>
-          <w:rFonts w:ascii="Georgia Pro" w:eastAsia="Georgia Pro" w:hAnsi="Georgia Pro" w:cs="Georgia Pro"/>
-          <w:color w:val="000000" w:themeColor="text1"/>
-        </w:rPr>
-        <w:br/>
-        <w:t xml:space="preserve">--location </w:t>
-      </w:r>
-      <w:proofErr w:type="spellStart"/>
-      <w:r>
-        <w:rPr>
-          <w:rFonts w:ascii="Georgia Pro" w:eastAsia="Georgia Pro" w:hAnsi="Georgia Pro" w:cs="Georgia Pro"/>
-          <w:color w:val="000000" w:themeColor="text1"/>
-        </w:rPr>
-        <w:t>eastus</w:t>
-      </w:r>
-      <w:proofErr w:type="spellEnd"/>
+      <w:r>
+        <w:rPr>
+          <w:rFonts w:ascii="Georgia Pro" w:eastAsia="Georgia Pro" w:hAnsi="Georgia Pro" w:cs="Georgia Pro"/>
+          <w:color w:val="000000" w:themeColor="text1"/>
+        </w:rPr>
+        <w:t>az group create \</w:t>
+      </w:r>
+      <w:r>
+        <w:rPr>
+          <w:rFonts w:ascii="Georgia Pro" w:eastAsia="Georgia Pro" w:hAnsi="Georgia Pro" w:cs="Georgia Pro"/>
+          <w:color w:val="000000" w:themeColor="text1"/>
+        </w:rPr>
+        <w:br/>
+        <w:t>--name RandEnt-RG \</w:t>
+      </w:r>
+      <w:r>
+        <w:rPr>
+          <w:rFonts w:ascii="Georgia Pro" w:eastAsia="Georgia Pro" w:hAnsi="Georgia Pro" w:cs="Georgia Pro"/>
+          <w:color w:val="000000" w:themeColor="text1"/>
+        </w:rPr>
+        <w:br/>
+        <w:t>--location eastus</w:t>
+      </w:r>
     </w:p>
     <w:p>
       <w:pPr>
@@ -905,8 +828,58 @@
           <w:color w:val="000000" w:themeColor="text1"/>
         </w:rPr>
         <w:lastRenderedPageBreak/>
+        <w:drawing>
+          <wp:inline distT="0" distB="0" distL="0" distR="0" wp14:anchorId="2DDD0D54" wp14:editId="6ABEC6EC">
+            <wp:extent cx="5943600" cy="2193290"/>
+            <wp:effectExtent l="0" t="0" r="0" b="0"/>
+            <wp:docPr id="967073012" name="Picture 1"/>
+            <wp:cNvGraphicFramePr>
+              <a:graphicFrameLocks xmlns:a="http://schemas.openxmlformats.org/drawingml/2006/main" noChangeAspect="1"/>
+            </wp:cNvGraphicFramePr>
+            <a:graphic xmlns:a="http://schemas.openxmlformats.org/drawingml/2006/main">
+              <a:graphicData uri="http://schemas.openxmlformats.org/drawingml/2006/picture">
+                <pic:pic xmlns:pic="http://schemas.openxmlformats.org/drawingml/2006/picture">
+                  <pic:nvPicPr>
+                    <pic:cNvPr id="967073012" name=""/>
+                    <pic:cNvPicPr/>
+                  </pic:nvPicPr>
+                  <pic:blipFill>
+                    <a:blip r:embed="rId5"/>
+                    <a:stretch>
+                      <a:fillRect/>
+                    </a:stretch>
+                  </pic:blipFill>
+                  <pic:spPr>
+                    <a:xfrm>
+                      <a:off x="0" y="0"/>
+                      <a:ext cx="5943600" cy="2193290"/>
+                    </a:xfrm>
+                    <a:prstGeom prst="rect">
+                      <a:avLst/>
+                    </a:prstGeom>
+                  </pic:spPr>
+                </pic:pic>
+              </a:graphicData>
+            </a:graphic>
+          </wp:inline>
+        </w:drawing>
+      </w:r>
+    </w:p>
+    <w:p>
+      <w:pPr>
+        <w:spacing w:after="0" w:line="480" w:lineRule="auto"/>
+        <w:rPr>
+          <w:rFonts w:ascii="Georgia Pro" w:eastAsia="Georgia Pro" w:hAnsi="Georgia Pro" w:cs="Georgia Pro"/>
+          <w:color w:val="000000" w:themeColor="text1"/>
+        </w:rPr>
+      </w:pPr>
+      <w:r>
+        <w:rPr>
+          <w:rFonts w:ascii="Georgia Pro" w:eastAsia="Georgia Pro" w:hAnsi="Georgia Pro" w:cs="Georgia Pro"/>
+          <w:color w:val="000000" w:themeColor="text1"/>
+        </w:rPr>
         <w:pict w14:anchorId="679CFC1D">
-          <v:rect id="_x0000_i1157" style="width:0;height:1.5pt" o:hralign="center" o:hrstd="t" o:hr="t" fillcolor="#a0a0a0" stroked="f"/>
+          <v:rect id="_x0000_i1030" style="width:0;height:1.5pt" o:hralign="center" o:hrstd="t" o:hr="t" fillcolor="#a0a0a0" stroked="f"/>
         </w:pict>
       </w:r>
     </w:p>
@@ -968,17 +941,8 @@
           <w:rFonts w:ascii="Georgia Pro" w:eastAsia="Georgia Pro" w:hAnsi="Georgia Pro" w:cs="Georgia Pro"/>
           <w:color w:val="000000" w:themeColor="text1"/>
         </w:rPr>
-        <w:t xml:space="preserve">ssh-keygen -t </w:t>
-      </w:r>
-      <w:proofErr w:type="spellStart"/>
-      <w:r>
-        <w:rPr>
-          <w:rFonts w:ascii="Georgia Pro" w:eastAsia="Georgia Pro" w:hAnsi="Georgia Pro" w:cs="Georgia Pro"/>
-          <w:color w:val="000000" w:themeColor="text1"/>
-        </w:rPr>
-        <w:t>rsa</w:t>
-      </w:r>
-      <w:proofErr w:type="spellEnd"/>
+        <w:t>ssh-keygen -t rsa</w:t>
+      </w:r>
     </w:p>
     <w:p>
       <w:pPr>
@@ -1084,8 +1048,63 @@
           <w:rFonts w:ascii="Georgia Pro" w:eastAsia="Georgia Pro" w:hAnsi="Georgia Pro" w:cs="Georgia Pro"/>
           <w:color w:val="000000" w:themeColor="text1"/>
         </w:rPr>
+        <w:drawing>
+          <wp:inline distT="0" distB="0" distL="0" distR="0" wp14:anchorId="5698F4DD" wp14:editId="21FD8C04">
+            <wp:extent cx="5943600" cy="465455"/>
+            <wp:effectExtent l="19050" t="19050" r="19050" b="10795"/>
+            <wp:docPr id="515221922" name="Picture 1"/>
+            <wp:cNvGraphicFramePr>
+              <a:graphicFrameLocks xmlns:a="http://schemas.openxmlformats.org/drawingml/2006/main" noChangeAspect="1"/>
+            </wp:cNvGraphicFramePr>
+            <a:graphic xmlns:a="http://schemas.openxmlformats.org/drawingml/2006/main">
+              <a:graphicData uri="http://schemas.openxmlformats.org/drawingml/2006/picture">
+                <pic:pic xmlns:pic="http://schemas.openxmlformats.org/drawingml/2006/picture">
+                  <pic:nvPicPr>
+                    <pic:cNvPr id="515221922" name=""/>
+                    <pic:cNvPicPr/>
+                  </pic:nvPicPr>
+                  <pic:blipFill>
+                    <a:blip r:embed="rId6"/>
+                    <a:stretch>
+                      <a:fillRect/>
+                    </a:stretch>
+                  </pic:blipFill>
+                  <pic:spPr>
+                    <a:xfrm>
+                      <a:off x="0" y="0"/>
+                      <a:ext cx="5943600" cy="465455"/>
+                    </a:xfrm>
+                    <a:prstGeom prst="rect">
+                      <a:avLst/>
+                    </a:prstGeom>
+                    <a:ln>
+                      <a:solidFill>
+                        <a:schemeClr val="accent1"/>
+                      </a:solidFill>
+                    </a:ln>
+                  </pic:spPr>
+                </pic:pic>
+              </a:graphicData>
+            </a:graphic>
+          </wp:inline>
+        </w:drawing>
+      </w:r>
+    </w:p>
+    <w:p>
+      <w:pPr>
+        <w:spacing w:after="0" w:line="480" w:lineRule="auto"/>
+        <w:rPr>
+          <w:rFonts w:ascii="Georgia Pro" w:eastAsia="Georgia Pro" w:hAnsi="Georgia Pro" w:cs="Georgia Pro"/>
+          <w:color w:val="000000" w:themeColor="text1"/>
+        </w:rPr>
+      </w:pPr>
+      <w:r>
+        <w:rPr>
+          <w:rFonts w:ascii="Georgia Pro" w:eastAsia="Georgia Pro" w:hAnsi="Georgia Pro" w:cs="Georgia Pro"/>
+          <w:color w:val="000000" w:themeColor="text1"/>
+        </w:rPr>
         <w:pict w14:anchorId="0C80CDF6">
-          <v:rect id="_x0000_i1158" style="width:0;height:1.5pt" o:hralign="center" o:hrstd="t" o:hr="t" fillcolor="#a0a0a0" stroked="f"/>
+          <v:rect id="_x0000_i1031" style="width:0;height:1.5pt" o:hralign="center" o:hrstd="t" o:hr="t" fillcolor="#a0a0a0" stroked="f"/>
         </w:pict>
       </w:r>
     </w:p>
@@ -1154,19 +1173,8 @@
           <w:rFonts w:ascii="Georgia Pro" w:eastAsia="Georgia Pro" w:hAnsi="Georgia Pro" w:cs="Georgia Pro"/>
           <w:color w:val="000000" w:themeColor="text1"/>
         </w:rPr>
-        <w:t xml:space="preserve"> </w:t>
-      </w:r>
-      <w:proofErr w:type="spellStart"/>
-      <w:proofErr w:type="gramStart"/>
-      <w:r>
-        <w:rPr>
-          <w:rFonts w:ascii="Georgia Pro" w:eastAsia="Georgia Pro" w:hAnsi="Georgia Pro" w:cs="Georgia Pro"/>
-          <w:color w:val="000000" w:themeColor="text1"/>
-        </w:rPr>
-        <w:t>azuredeploy.json</w:t>
-      </w:r>
-      <w:proofErr w:type="spellEnd"/>
-      <w:proofErr w:type="gramEnd"/>
+        <w:t xml:space="preserve"> azuredeploy.json</w:t>
+      </w:r>
     </w:p>
     <w:p>
       <w:pPr>
@@ -1224,6 +1232,7 @@
           <w:rFonts w:ascii="Georgia Pro" w:eastAsia="Georgia Pro" w:hAnsi="Georgia Pro" w:cs="Georgia Pro"/>
           <w:color w:val="000000" w:themeColor="text1"/>
         </w:rPr>
+        <w:lastRenderedPageBreak/>
         <w:t>{</w:t>
       </w:r>
       <w:r>
@@ -1278,63 +1287,155 @@
           <w:color w:val="000000" w:themeColor="text1"/>
         </w:rPr>
         <w:br/>
-        <w:t xml:space="preserve">      "</w:t>
-      </w:r>
-      <w:proofErr w:type="spellStart"/>
-      <w:r>
-        <w:rPr>
-          <w:rFonts w:ascii="Georgia Pro" w:eastAsia="Georgia Pro" w:hAnsi="Georgia Pro" w:cs="Georgia Pro"/>
-          <w:color w:val="000000" w:themeColor="text1"/>
-        </w:rPr>
-        <w:t>type":"string</w:t>
-      </w:r>
-      <w:proofErr w:type="spellEnd"/>
-      <w:r>
-        <w:rPr>
-          <w:rFonts w:ascii="Georgia Pro" w:eastAsia="Georgia Pro" w:hAnsi="Georgia Pro" w:cs="Georgia Pro"/>
-          <w:color w:val="000000" w:themeColor="text1"/>
-        </w:rPr>
-        <w:t>",</w:t>
-      </w:r>
-      <w:r>
-        <w:rPr>
-          <w:rFonts w:ascii="Georgia Pro" w:eastAsia="Georgia Pro" w:hAnsi="Georgia Pro" w:cs="Georgia Pro"/>
-          <w:color w:val="000000" w:themeColor="text1"/>
-        </w:rPr>
-        <w:br/>
-        <w:t xml:space="preserve">      "</w:t>
-      </w:r>
-      <w:proofErr w:type="spellStart"/>
-      <w:r>
-        <w:rPr>
-          <w:rFonts w:ascii="Georgia Pro" w:eastAsia="Georgia Pro" w:hAnsi="Georgia Pro" w:cs="Georgia Pro"/>
-          <w:color w:val="000000" w:themeColor="text1"/>
-        </w:rPr>
-        <w:t>defaultValue</w:t>
-      </w:r>
-      <w:proofErr w:type="spellEnd"/>
-      <w:r>
-        <w:rPr>
-          <w:rFonts w:ascii="Georgia Pro" w:eastAsia="Georgia Pro" w:hAnsi="Georgia Pro" w:cs="Georgia Pro"/>
-          <w:color w:val="000000" w:themeColor="text1"/>
-        </w:rPr>
-        <w:t>":"</w:t>
-      </w:r>
-      <w:proofErr w:type="spellStart"/>
-      <w:r>
-        <w:rPr>
-          <w:rFonts w:ascii="Georgia Pro" w:eastAsia="Georgia Pro" w:hAnsi="Georgia Pro" w:cs="Georgia Pro"/>
-          <w:color w:val="000000" w:themeColor="text1"/>
-        </w:rPr>
-        <w:t>eastus</w:t>
-      </w:r>
-      <w:proofErr w:type="spellEnd"/>
-      <w:r>
-        <w:rPr>
-          <w:rFonts w:ascii="Georgia Pro" w:eastAsia="Georgia Pro" w:hAnsi="Georgia Pro" w:cs="Georgia Pro"/>
-          <w:color w:val="000000" w:themeColor="text1"/>
-        </w:rPr>
-        <w:t>"</w:t>
+        <w:t xml:space="preserve">      "type":"string",</w:t>
+      </w:r>
+      <w:r>
+        <w:rPr>
+          <w:rFonts w:ascii="Georgia Pro" w:eastAsia="Georgia Pro" w:hAnsi="Georgia Pro" w:cs="Georgia Pro"/>
+          <w:color w:val="000000" w:themeColor="text1"/>
+        </w:rPr>
+        <w:br/>
+        <w:t xml:space="preserve">      "defaultValue":"eastus"</w:t>
+      </w:r>
+      <w:r>
+        <w:rPr>
+          <w:rFonts w:ascii="Georgia Pro" w:eastAsia="Georgia Pro" w:hAnsi="Georgia Pro" w:cs="Georgia Pro"/>
+          <w:color w:val="000000" w:themeColor="text1"/>
+        </w:rPr>
+        <w:br/>
+        <w:t xml:space="preserve">    },</w:t>
+      </w:r>
+      <w:r>
+        <w:rPr>
+          <w:rFonts w:ascii="Georgia Pro" w:eastAsia="Georgia Pro" w:hAnsi="Georgia Pro" w:cs="Georgia Pro"/>
+          <w:color w:val="000000" w:themeColor="text1"/>
+        </w:rPr>
+        <w:br/>
+      </w:r>
+      <w:r>
+        <w:rPr>
+          <w:rFonts w:ascii="Georgia Pro" w:eastAsia="Georgia Pro" w:hAnsi="Georgia Pro" w:cs="Georgia Pro"/>
+          <w:color w:val="000000" w:themeColor="text1"/>
+        </w:rPr>
+        <w:br/>
+        <w:t xml:space="preserve">    "storageAccountName": {</w:t>
+      </w:r>
+      <w:r>
+        <w:rPr>
+          <w:rFonts w:ascii="Georgia Pro" w:eastAsia="Georgia Pro" w:hAnsi="Georgia Pro" w:cs="Georgia Pro"/>
+          <w:color w:val="000000" w:themeColor="text1"/>
+        </w:rPr>
+        <w:br/>
+        <w:t xml:space="preserve">      "type":"string"</w:t>
+      </w:r>
+      <w:r>
+        <w:rPr>
+          <w:rFonts w:ascii="Georgia Pro" w:eastAsia="Georgia Pro" w:hAnsi="Georgia Pro" w:cs="Georgia Pro"/>
+          <w:color w:val="000000" w:themeColor="text1"/>
+        </w:rPr>
+        <w:br/>
+        <w:t xml:space="preserve">    },</w:t>
+      </w:r>
+      <w:r>
+        <w:rPr>
+          <w:rFonts w:ascii="Georgia Pro" w:eastAsia="Georgia Pro" w:hAnsi="Georgia Pro" w:cs="Georgia Pro"/>
+          <w:color w:val="000000" w:themeColor="text1"/>
+        </w:rPr>
+        <w:br/>
+      </w:r>
+      <w:r>
+        <w:rPr>
+          <w:rFonts w:ascii="Georgia Pro" w:eastAsia="Georgia Pro" w:hAnsi="Georgia Pro" w:cs="Georgia Pro"/>
+          <w:color w:val="000000" w:themeColor="text1"/>
+        </w:rPr>
+        <w:br/>
+        <w:t xml:space="preserve">    "sshPublicKey": {</w:t>
+      </w:r>
+      <w:r>
+        <w:rPr>
+          <w:rFonts w:ascii="Georgia Pro" w:eastAsia="Georgia Pro" w:hAnsi="Georgia Pro" w:cs="Georgia Pro"/>
+          <w:color w:val="000000" w:themeColor="text1"/>
+        </w:rPr>
+        <w:br/>
+        <w:t xml:space="preserve">      "type":"string"</w:t>
+      </w:r>
+      <w:r>
+        <w:rPr>
+          <w:rFonts w:ascii="Georgia Pro" w:eastAsia="Georgia Pro" w:hAnsi="Georgia Pro" w:cs="Georgia Pro"/>
+          <w:color w:val="000000" w:themeColor="text1"/>
+        </w:rPr>
+        <w:br/>
+        <w:t xml:space="preserve">    }</w:t>
+      </w:r>
+      <w:r>
+        <w:rPr>
+          <w:rFonts w:ascii="Georgia Pro" w:eastAsia="Georgia Pro" w:hAnsi="Georgia Pro" w:cs="Georgia Pro"/>
+          <w:color w:val="000000" w:themeColor="text1"/>
+        </w:rPr>
+        <w:br/>
+        <w:t xml:space="preserve">  },</w:t>
+      </w:r>
+      <w:r>
+        <w:rPr>
+          <w:rFonts w:ascii="Georgia Pro" w:eastAsia="Georgia Pro" w:hAnsi="Georgia Pro" w:cs="Georgia Pro"/>
+          <w:color w:val="000000" w:themeColor="text1"/>
+        </w:rPr>
+        <w:br/>
+      </w:r>
+      <w:r>
+        <w:rPr>
+          <w:rFonts w:ascii="Georgia Pro" w:eastAsia="Georgia Pro" w:hAnsi="Georgia Pro" w:cs="Georgia Pro"/>
+          <w:color w:val="000000" w:themeColor="text1"/>
+        </w:rPr>
+        <w:br/>
+        <w:t xml:space="preserve">  "variables": {</w:t>
+      </w:r>
+      <w:r>
+        <w:rPr>
+          <w:rFonts w:ascii="Georgia Pro" w:eastAsia="Georgia Pro" w:hAnsi="Georgia Pro" w:cs="Georgia Pro"/>
+          <w:color w:val="000000" w:themeColor="text1"/>
+        </w:rPr>
+        <w:br/>
+      </w:r>
+      <w:r>
+        <w:rPr>
+          <w:rFonts w:ascii="Georgia Pro" w:eastAsia="Georgia Pro" w:hAnsi="Georgia Pro" w:cs="Georgia Pro"/>
+          <w:color w:val="000000" w:themeColor="text1"/>
+        </w:rPr>
+        <w:br/>
+        <w:t xml:space="preserve">    "vnetName":"RandEnt-VNet",</w:t>
+      </w:r>
+      <w:r>
+        <w:rPr>
+          <w:rFonts w:ascii="Georgia Pro" w:eastAsia="Georgia Pro" w:hAnsi="Georgia Pro" w:cs="Georgia Pro"/>
+          <w:color w:val="000000" w:themeColor="text1"/>
+        </w:rPr>
+        <w:br/>
+        <w:t xml:space="preserve">    "appSubnet":"AppSubnet",</w:t>
+      </w:r>
+      <w:r>
+        <w:rPr>
+          <w:rFonts w:ascii="Georgia Pro" w:eastAsia="Georgia Pro" w:hAnsi="Georgia Pro" w:cs="Georgia Pro"/>
+          <w:color w:val="000000" w:themeColor="text1"/>
+        </w:rPr>
+        <w:br/>
+        <w:t xml:space="preserve">    "privateSubnet":"PrivateEndpointSubnet",</w:t>
+      </w:r>
+      <w:r>
+        <w:rPr>
+          <w:rFonts w:ascii="Georgia Pro" w:eastAsia="Georgia Pro" w:hAnsi="Georgia Pro" w:cs="Georgia Pro"/>
+          <w:color w:val="000000" w:themeColor="text1"/>
+        </w:rPr>
+        <w:br/>
+        <w:t xml:space="preserve">    "nicName":"randNic"</w:t>
+      </w:r>
+      <w:r>
+        <w:rPr>
+          <w:rFonts w:ascii="Georgia Pro" w:eastAsia="Georgia Pro" w:hAnsi="Georgia Pro" w:cs="Georgia Pro"/>
+          <w:color w:val="000000" w:themeColor="text1"/>
+        </w:rPr>
+        <w:br/>
+        <w:t xml:space="preserve">  },</w:t>
       </w:r>
       <w:r>
         <w:rPr>
@@ -1349,6 +1450,265 @@
           <w:color w:val="000000" w:themeColor="text1"/>
         </w:rPr>
         <w:lastRenderedPageBreak/>
+        <w:br/>
+        <w:t xml:space="preserve">  "resources":[</w:t>
+      </w:r>
+      <w:r>
+        <w:rPr>
+          <w:rFonts w:ascii="Georgia Pro" w:eastAsia="Georgia Pro" w:hAnsi="Georgia Pro" w:cs="Georgia Pro"/>
+          <w:color w:val="000000" w:themeColor="text1"/>
+        </w:rPr>
+        <w:br/>
+      </w:r>
+      <w:r>
+        <w:rPr>
+          <w:rFonts w:ascii="Georgia Pro" w:eastAsia="Georgia Pro" w:hAnsi="Georgia Pro" w:cs="Georgia Pro"/>
+          <w:color w:val="000000" w:themeColor="text1"/>
+        </w:rPr>
+        <w:br/>
+        <w:t xml:space="preserve">    {</w:t>
+      </w:r>
+      <w:r>
+        <w:rPr>
+          <w:rFonts w:ascii="Georgia Pro" w:eastAsia="Georgia Pro" w:hAnsi="Georgia Pro" w:cs="Georgia Pro"/>
+          <w:color w:val="000000" w:themeColor="text1"/>
+        </w:rPr>
+        <w:br/>
+        <w:t xml:space="preserve">      "type":"Microsoft.Network/virtualNetworks",</w:t>
+      </w:r>
+      <w:r>
+        <w:rPr>
+          <w:rFonts w:ascii="Georgia Pro" w:eastAsia="Georgia Pro" w:hAnsi="Georgia Pro" w:cs="Georgia Pro"/>
+          <w:color w:val="000000" w:themeColor="text1"/>
+        </w:rPr>
+        <w:br/>
+        <w:t xml:space="preserve">      "apiVersion":"2023-02-01",</w:t>
+      </w:r>
+      <w:r>
+        <w:rPr>
+          <w:rFonts w:ascii="Georgia Pro" w:eastAsia="Georgia Pro" w:hAnsi="Georgia Pro" w:cs="Georgia Pro"/>
+          <w:color w:val="000000" w:themeColor="text1"/>
+        </w:rPr>
+        <w:br/>
+        <w:t xml:space="preserve">      "name":"[variables('vnetName')]",</w:t>
+      </w:r>
+      <w:r>
+        <w:rPr>
+          <w:rFonts w:ascii="Georgia Pro" w:eastAsia="Georgia Pro" w:hAnsi="Georgia Pro" w:cs="Georgia Pro"/>
+          <w:color w:val="000000" w:themeColor="text1"/>
+        </w:rPr>
+        <w:br/>
+        <w:t xml:space="preserve">      "location":"[parameters('location')]",</w:t>
+      </w:r>
+      <w:r>
+        <w:rPr>
+          <w:rFonts w:ascii="Georgia Pro" w:eastAsia="Georgia Pro" w:hAnsi="Georgia Pro" w:cs="Georgia Pro"/>
+          <w:color w:val="000000" w:themeColor="text1"/>
+        </w:rPr>
+        <w:br/>
+      </w:r>
+      <w:r>
+        <w:rPr>
+          <w:rFonts w:ascii="Georgia Pro" w:eastAsia="Georgia Pro" w:hAnsi="Georgia Pro" w:cs="Georgia Pro"/>
+          <w:color w:val="000000" w:themeColor="text1"/>
+        </w:rPr>
+        <w:br/>
+        <w:t xml:space="preserve">      "properties":{</w:t>
+      </w:r>
+      <w:r>
+        <w:rPr>
+          <w:rFonts w:ascii="Georgia Pro" w:eastAsia="Georgia Pro" w:hAnsi="Georgia Pro" w:cs="Georgia Pro"/>
+          <w:color w:val="000000" w:themeColor="text1"/>
+        </w:rPr>
+        <w:br/>
+      </w:r>
+      <w:r>
+        <w:rPr>
+          <w:rFonts w:ascii="Georgia Pro" w:eastAsia="Georgia Pro" w:hAnsi="Georgia Pro" w:cs="Georgia Pro"/>
+          <w:color w:val="000000" w:themeColor="text1"/>
+        </w:rPr>
+        <w:br/>
+        <w:t xml:space="preserve">        "addressSpace":{</w:t>
+      </w:r>
+      <w:r>
+        <w:rPr>
+          <w:rFonts w:ascii="Georgia Pro" w:eastAsia="Georgia Pro" w:hAnsi="Georgia Pro" w:cs="Georgia Pro"/>
+          <w:color w:val="000000" w:themeColor="text1"/>
+        </w:rPr>
+        <w:br/>
+        <w:t xml:space="preserve">          "addressPrefixes":[</w:t>
+      </w:r>
+      <w:r>
+        <w:rPr>
+          <w:rFonts w:ascii="Georgia Pro" w:eastAsia="Georgia Pro" w:hAnsi="Georgia Pro" w:cs="Georgia Pro"/>
+          <w:color w:val="000000" w:themeColor="text1"/>
+        </w:rPr>
+        <w:br/>
+        <w:t xml:space="preserve">            "10.0.0.0/16"</w:t>
+      </w:r>
+      <w:r>
+        <w:rPr>
+          <w:rFonts w:ascii="Georgia Pro" w:eastAsia="Georgia Pro" w:hAnsi="Georgia Pro" w:cs="Georgia Pro"/>
+          <w:color w:val="000000" w:themeColor="text1"/>
+        </w:rPr>
+        <w:br/>
+        <w:t xml:space="preserve">          ]</w:t>
+      </w:r>
+      <w:r>
+        <w:rPr>
+          <w:rFonts w:ascii="Georgia Pro" w:eastAsia="Georgia Pro" w:hAnsi="Georgia Pro" w:cs="Georgia Pro"/>
+          <w:color w:val="000000" w:themeColor="text1"/>
+        </w:rPr>
+        <w:br/>
+        <w:t xml:space="preserve">        },</w:t>
+      </w:r>
+      <w:r>
+        <w:rPr>
+          <w:rFonts w:ascii="Georgia Pro" w:eastAsia="Georgia Pro" w:hAnsi="Georgia Pro" w:cs="Georgia Pro"/>
+          <w:color w:val="000000" w:themeColor="text1"/>
+        </w:rPr>
+        <w:br/>
+      </w:r>
+      <w:r>
+        <w:rPr>
+          <w:rFonts w:ascii="Georgia Pro" w:eastAsia="Georgia Pro" w:hAnsi="Georgia Pro" w:cs="Georgia Pro"/>
+          <w:color w:val="000000" w:themeColor="text1"/>
+        </w:rPr>
+        <w:br/>
+        <w:t xml:space="preserve">        "subnets":[</w:t>
+      </w:r>
+      <w:r>
+        <w:rPr>
+          <w:rFonts w:ascii="Georgia Pro" w:eastAsia="Georgia Pro" w:hAnsi="Georgia Pro" w:cs="Georgia Pro"/>
+          <w:color w:val="000000" w:themeColor="text1"/>
+        </w:rPr>
+        <w:br/>
+        <w:t xml:space="preserve">          {</w:t>
+      </w:r>
+      <w:r>
+        <w:rPr>
+          <w:rFonts w:ascii="Georgia Pro" w:eastAsia="Georgia Pro" w:hAnsi="Georgia Pro" w:cs="Georgia Pro"/>
+          <w:color w:val="000000" w:themeColor="text1"/>
+        </w:rPr>
+        <w:br/>
+        <w:t xml:space="preserve">            "name":"[variables('appSubnet')]",</w:t>
+      </w:r>
+      <w:r>
+        <w:rPr>
+          <w:rFonts w:ascii="Georgia Pro" w:eastAsia="Georgia Pro" w:hAnsi="Georgia Pro" w:cs="Georgia Pro"/>
+          <w:color w:val="000000" w:themeColor="text1"/>
+        </w:rPr>
+        <w:br/>
+        <w:t xml:space="preserve">            "properties":{</w:t>
+      </w:r>
+      <w:r>
+        <w:rPr>
+          <w:rFonts w:ascii="Georgia Pro" w:eastAsia="Georgia Pro" w:hAnsi="Georgia Pro" w:cs="Georgia Pro"/>
+          <w:color w:val="000000" w:themeColor="text1"/>
+        </w:rPr>
+        <w:br/>
+        <w:t xml:space="preserve">              "addressPrefix":"10.0.1.0/24"</w:t>
+      </w:r>
+      <w:r>
+        <w:rPr>
+          <w:rFonts w:ascii="Georgia Pro" w:eastAsia="Georgia Pro" w:hAnsi="Georgia Pro" w:cs="Georgia Pro"/>
+          <w:color w:val="000000" w:themeColor="text1"/>
+        </w:rPr>
+        <w:br/>
+        <w:t xml:space="preserve">            }</w:t>
+      </w:r>
+      <w:r>
+        <w:rPr>
+          <w:rFonts w:ascii="Georgia Pro" w:eastAsia="Georgia Pro" w:hAnsi="Georgia Pro" w:cs="Georgia Pro"/>
+          <w:color w:val="000000" w:themeColor="text1"/>
+        </w:rPr>
+        <w:br/>
+        <w:t xml:space="preserve">          },</w:t>
+      </w:r>
+      <w:r>
+        <w:rPr>
+          <w:rFonts w:ascii="Georgia Pro" w:eastAsia="Georgia Pro" w:hAnsi="Georgia Pro" w:cs="Georgia Pro"/>
+          <w:color w:val="000000" w:themeColor="text1"/>
+        </w:rPr>
+        <w:br/>
+      </w:r>
+      <w:r>
+        <w:rPr>
+          <w:rFonts w:ascii="Georgia Pro" w:eastAsia="Georgia Pro" w:hAnsi="Georgia Pro" w:cs="Georgia Pro"/>
+          <w:color w:val="000000" w:themeColor="text1"/>
+        </w:rPr>
+        <w:br/>
+        <w:t xml:space="preserve">          {</w:t>
+      </w:r>
+      <w:r>
+        <w:rPr>
+          <w:rFonts w:ascii="Georgia Pro" w:eastAsia="Georgia Pro" w:hAnsi="Georgia Pro" w:cs="Georgia Pro"/>
+          <w:color w:val="000000" w:themeColor="text1"/>
+        </w:rPr>
+        <w:br/>
+        <w:t xml:space="preserve">            "name":"[variables('privateSubnet')]",</w:t>
+      </w:r>
+      <w:r>
+        <w:rPr>
+          <w:rFonts w:ascii="Georgia Pro" w:eastAsia="Georgia Pro" w:hAnsi="Georgia Pro" w:cs="Georgia Pro"/>
+          <w:color w:val="000000" w:themeColor="text1"/>
+        </w:rPr>
+        <w:br/>
+        <w:t xml:space="preserve">            "properties":{</w:t>
+      </w:r>
+      <w:r>
+        <w:rPr>
+          <w:rFonts w:ascii="Georgia Pro" w:eastAsia="Georgia Pro" w:hAnsi="Georgia Pro" w:cs="Georgia Pro"/>
+          <w:color w:val="000000" w:themeColor="text1"/>
+        </w:rPr>
+        <w:br/>
+      </w:r>
+      <w:r>
+        <w:rPr>
+          <w:rFonts w:ascii="Georgia Pro" w:eastAsia="Georgia Pro" w:hAnsi="Georgia Pro" w:cs="Georgia Pro"/>
+          <w:color w:val="000000" w:themeColor="text1"/>
+        </w:rPr>
+        <w:lastRenderedPageBreak/>
+        <w:t xml:space="preserve">              "addressPrefix":"10.0.2.0/24"</w:t>
+      </w:r>
+      <w:r>
+        <w:rPr>
+          <w:rFonts w:ascii="Georgia Pro" w:eastAsia="Georgia Pro" w:hAnsi="Georgia Pro" w:cs="Georgia Pro"/>
+          <w:color w:val="000000" w:themeColor="text1"/>
+        </w:rPr>
+        <w:br/>
+        <w:t xml:space="preserve">            }</w:t>
+      </w:r>
+      <w:r>
+        <w:rPr>
+          <w:rFonts w:ascii="Georgia Pro" w:eastAsia="Georgia Pro" w:hAnsi="Georgia Pro" w:cs="Georgia Pro"/>
+          <w:color w:val="000000" w:themeColor="text1"/>
+        </w:rPr>
+        <w:br/>
+        <w:t xml:space="preserve">          }</w:t>
+      </w:r>
+      <w:r>
+        <w:rPr>
+          <w:rFonts w:ascii="Georgia Pro" w:eastAsia="Georgia Pro" w:hAnsi="Georgia Pro" w:cs="Georgia Pro"/>
+          <w:color w:val="000000" w:themeColor="text1"/>
+        </w:rPr>
+        <w:br/>
+        <w:t xml:space="preserve">        ]</w:t>
+      </w:r>
+      <w:r>
+        <w:rPr>
+          <w:rFonts w:ascii="Georgia Pro" w:eastAsia="Georgia Pro" w:hAnsi="Georgia Pro" w:cs="Georgia Pro"/>
+          <w:color w:val="000000" w:themeColor="text1"/>
+        </w:rPr>
+        <w:br/>
+        <w:t xml:space="preserve">      }</w:t>
+      </w:r>
+      <w:r>
+        <w:rPr>
+          <w:rFonts w:ascii="Georgia Pro" w:eastAsia="Georgia Pro" w:hAnsi="Georgia Pro" w:cs="Georgia Pro"/>
+          <w:color w:val="000000" w:themeColor="text1"/>
+        </w:rPr>
+        <w:br/>
         <w:t xml:space="preserve">    },</w:t>
       </w:r>
       <w:r>
@@ -1364,47 +1724,124 @@
           <w:color w:val="000000" w:themeColor="text1"/>
         </w:rPr>
         <w:br/>
-        <w:t xml:space="preserve">    "</w:t>
-      </w:r>
-      <w:proofErr w:type="spellStart"/>
-      <w:r>
-        <w:rPr>
-          <w:rFonts w:ascii="Georgia Pro" w:eastAsia="Georgia Pro" w:hAnsi="Georgia Pro" w:cs="Georgia Pro"/>
-          <w:color w:val="000000" w:themeColor="text1"/>
-        </w:rPr>
-        <w:t>storageAccountName</w:t>
-      </w:r>
-      <w:proofErr w:type="spellEnd"/>
-      <w:r>
-        <w:rPr>
-          <w:rFonts w:ascii="Georgia Pro" w:eastAsia="Georgia Pro" w:hAnsi="Georgia Pro" w:cs="Georgia Pro"/>
-          <w:color w:val="000000" w:themeColor="text1"/>
-        </w:rPr>
-        <w:t>": {</w:t>
-      </w:r>
-      <w:r>
-        <w:rPr>
-          <w:rFonts w:ascii="Georgia Pro" w:eastAsia="Georgia Pro" w:hAnsi="Georgia Pro" w:cs="Georgia Pro"/>
-          <w:color w:val="000000" w:themeColor="text1"/>
-        </w:rPr>
-        <w:br/>
-        <w:t xml:space="preserve">      "</w:t>
-      </w:r>
-      <w:proofErr w:type="spellStart"/>
-      <w:r>
-        <w:rPr>
-          <w:rFonts w:ascii="Georgia Pro" w:eastAsia="Georgia Pro" w:hAnsi="Georgia Pro" w:cs="Georgia Pro"/>
-          <w:color w:val="000000" w:themeColor="text1"/>
-        </w:rPr>
-        <w:t>type":"string</w:t>
-      </w:r>
-      <w:proofErr w:type="spellEnd"/>
-      <w:r>
-        <w:rPr>
-          <w:rFonts w:ascii="Georgia Pro" w:eastAsia="Georgia Pro" w:hAnsi="Georgia Pro" w:cs="Georgia Pro"/>
-          <w:color w:val="000000" w:themeColor="text1"/>
-        </w:rPr>
-        <w:t>"</w:t>
+        <w:t xml:space="preserve">    {</w:t>
+      </w:r>
+      <w:r>
+        <w:rPr>
+          <w:rFonts w:ascii="Georgia Pro" w:eastAsia="Georgia Pro" w:hAnsi="Georgia Pro" w:cs="Georgia Pro"/>
+          <w:color w:val="000000" w:themeColor="text1"/>
+        </w:rPr>
+        <w:br/>
+        <w:t xml:space="preserve">      "type":"Microsoft.Storage/storageAccounts",</w:t>
+      </w:r>
+      <w:r>
+        <w:rPr>
+          <w:rFonts w:ascii="Georgia Pro" w:eastAsia="Georgia Pro" w:hAnsi="Georgia Pro" w:cs="Georgia Pro"/>
+          <w:color w:val="000000" w:themeColor="text1"/>
+        </w:rPr>
+        <w:br/>
+        <w:t xml:space="preserve">      "apiVersion":"2023-01-01",</w:t>
+      </w:r>
+      <w:r>
+        <w:rPr>
+          <w:rFonts w:ascii="Georgia Pro" w:eastAsia="Georgia Pro" w:hAnsi="Georgia Pro" w:cs="Georgia Pro"/>
+          <w:color w:val="000000" w:themeColor="text1"/>
+        </w:rPr>
+        <w:br/>
+        <w:t xml:space="preserve">      "name":"[parameters('storageAccountName')]",</w:t>
+      </w:r>
+      <w:r>
+        <w:rPr>
+          <w:rFonts w:ascii="Georgia Pro" w:eastAsia="Georgia Pro" w:hAnsi="Georgia Pro" w:cs="Georgia Pro"/>
+          <w:color w:val="000000" w:themeColor="text1"/>
+        </w:rPr>
+        <w:br/>
+        <w:t xml:space="preserve">      "location":"[parameters('location')]",</w:t>
+      </w:r>
+      <w:r>
+        <w:rPr>
+          <w:rFonts w:ascii="Georgia Pro" w:eastAsia="Georgia Pro" w:hAnsi="Georgia Pro" w:cs="Georgia Pro"/>
+          <w:color w:val="000000" w:themeColor="text1"/>
+        </w:rPr>
+        <w:br/>
+      </w:r>
+      <w:r>
+        <w:rPr>
+          <w:rFonts w:ascii="Georgia Pro" w:eastAsia="Georgia Pro" w:hAnsi="Georgia Pro" w:cs="Georgia Pro"/>
+          <w:color w:val="000000" w:themeColor="text1"/>
+        </w:rPr>
+        <w:br/>
+        <w:t xml:space="preserve">      "sku":{</w:t>
+      </w:r>
+      <w:r>
+        <w:rPr>
+          <w:rFonts w:ascii="Georgia Pro" w:eastAsia="Georgia Pro" w:hAnsi="Georgia Pro" w:cs="Georgia Pro"/>
+          <w:color w:val="000000" w:themeColor="text1"/>
+        </w:rPr>
+        <w:br/>
+        <w:t xml:space="preserve">        "name":"Standard_LRS"</w:t>
+      </w:r>
+      <w:r>
+        <w:rPr>
+          <w:rFonts w:ascii="Georgia Pro" w:eastAsia="Georgia Pro" w:hAnsi="Georgia Pro" w:cs="Georgia Pro"/>
+          <w:color w:val="000000" w:themeColor="text1"/>
+        </w:rPr>
+        <w:br/>
+        <w:t xml:space="preserve">      },</w:t>
+      </w:r>
+      <w:r>
+        <w:rPr>
+          <w:rFonts w:ascii="Georgia Pro" w:eastAsia="Georgia Pro" w:hAnsi="Georgia Pro" w:cs="Georgia Pro"/>
+          <w:color w:val="000000" w:themeColor="text1"/>
+        </w:rPr>
+        <w:br/>
+      </w:r>
+      <w:r>
+        <w:rPr>
+          <w:rFonts w:ascii="Georgia Pro" w:eastAsia="Georgia Pro" w:hAnsi="Georgia Pro" w:cs="Georgia Pro"/>
+          <w:color w:val="000000" w:themeColor="text1"/>
+        </w:rPr>
+        <w:br/>
+        <w:t xml:space="preserve">      "kind":"StorageV2",</w:t>
+      </w:r>
+      <w:r>
+        <w:rPr>
+          <w:rFonts w:ascii="Georgia Pro" w:eastAsia="Georgia Pro" w:hAnsi="Georgia Pro" w:cs="Georgia Pro"/>
+          <w:color w:val="000000" w:themeColor="text1"/>
+        </w:rPr>
+        <w:br/>
+      </w:r>
+      <w:r>
+        <w:rPr>
+          <w:rFonts w:ascii="Georgia Pro" w:eastAsia="Georgia Pro" w:hAnsi="Georgia Pro" w:cs="Georgia Pro"/>
+          <w:color w:val="000000" w:themeColor="text1"/>
+        </w:rPr>
+        <w:br/>
+        <w:t xml:space="preserve">      "properties":{</w:t>
+      </w:r>
+      <w:r>
+        <w:rPr>
+          <w:rFonts w:ascii="Georgia Pro" w:eastAsia="Georgia Pro" w:hAnsi="Georgia Pro" w:cs="Georgia Pro"/>
+          <w:color w:val="000000" w:themeColor="text1"/>
+        </w:rPr>
+        <w:br/>
+        <w:t xml:space="preserve">        "publicNetworkAccess":"Disabled",</w:t>
+      </w:r>
+      <w:r>
+        <w:rPr>
+          <w:rFonts w:ascii="Georgia Pro" w:eastAsia="Georgia Pro" w:hAnsi="Georgia Pro" w:cs="Georgia Pro"/>
+          <w:color w:val="000000" w:themeColor="text1"/>
+        </w:rPr>
+        <w:br/>
+        <w:t xml:space="preserve">        "allowBlobPublicAccess":false</w:t>
+      </w:r>
+      <w:r>
+        <w:rPr>
+          <w:rFonts w:ascii="Georgia Pro" w:eastAsia="Georgia Pro" w:hAnsi="Georgia Pro" w:cs="Georgia Pro"/>
+          <w:color w:val="000000" w:themeColor="text1"/>
+        </w:rPr>
+        <w:br/>
+        <w:t xml:space="preserve">      }</w:t>
       </w:r>
       <w:r>
         <w:rPr>
@@ -1427,47 +1864,1141 @@
           <w:color w:val="000000" w:themeColor="text1"/>
         </w:rPr>
         <w:br/>
-        <w:t xml:space="preserve">    "</w:t>
-      </w:r>
-      <w:proofErr w:type="spellStart"/>
-      <w:r>
-        <w:rPr>
-          <w:rFonts w:ascii="Georgia Pro" w:eastAsia="Georgia Pro" w:hAnsi="Georgia Pro" w:cs="Georgia Pro"/>
-          <w:color w:val="000000" w:themeColor="text1"/>
-        </w:rPr>
-        <w:t>sshPublicKey</w:t>
-      </w:r>
-      <w:proofErr w:type="spellEnd"/>
-      <w:r>
-        <w:rPr>
-          <w:rFonts w:ascii="Georgia Pro" w:eastAsia="Georgia Pro" w:hAnsi="Georgia Pro" w:cs="Georgia Pro"/>
-          <w:color w:val="000000" w:themeColor="text1"/>
-        </w:rPr>
-        <w:t>": {</w:t>
-      </w:r>
-      <w:r>
-        <w:rPr>
-          <w:rFonts w:ascii="Georgia Pro" w:eastAsia="Georgia Pro" w:hAnsi="Georgia Pro" w:cs="Georgia Pro"/>
-          <w:color w:val="000000" w:themeColor="text1"/>
-        </w:rPr>
-        <w:br/>
-        <w:t xml:space="preserve">      "</w:t>
-      </w:r>
-      <w:proofErr w:type="spellStart"/>
-      <w:r>
-        <w:rPr>
-          <w:rFonts w:ascii="Georgia Pro" w:eastAsia="Georgia Pro" w:hAnsi="Georgia Pro" w:cs="Georgia Pro"/>
-          <w:color w:val="000000" w:themeColor="text1"/>
-        </w:rPr>
-        <w:t>type":"string</w:t>
-      </w:r>
-      <w:proofErr w:type="spellEnd"/>
-      <w:r>
-        <w:rPr>
-          <w:rFonts w:ascii="Georgia Pro" w:eastAsia="Georgia Pro" w:hAnsi="Georgia Pro" w:cs="Georgia Pro"/>
-          <w:color w:val="000000" w:themeColor="text1"/>
-        </w:rPr>
-        <w:t>"</w:t>
+        <w:t xml:space="preserve">    {</w:t>
+      </w:r>
+      <w:r>
+        <w:rPr>
+          <w:rFonts w:ascii="Georgia Pro" w:eastAsia="Georgia Pro" w:hAnsi="Georgia Pro" w:cs="Georgia Pro"/>
+          <w:color w:val="000000" w:themeColor="text1"/>
+        </w:rPr>
+        <w:br/>
+        <w:t xml:space="preserve">      "type":"Microsoft.Network/publicIPAddresses",</w:t>
+      </w:r>
+      <w:r>
+        <w:rPr>
+          <w:rFonts w:ascii="Georgia Pro" w:eastAsia="Georgia Pro" w:hAnsi="Georgia Pro" w:cs="Georgia Pro"/>
+          <w:color w:val="000000" w:themeColor="text1"/>
+        </w:rPr>
+        <w:br/>
+        <w:t xml:space="preserve">      "apiVersion":"2023-02-01",</w:t>
+      </w:r>
+      <w:r>
+        <w:rPr>
+          <w:rFonts w:ascii="Georgia Pro" w:eastAsia="Georgia Pro" w:hAnsi="Georgia Pro" w:cs="Georgia Pro"/>
+          <w:color w:val="000000" w:themeColor="text1"/>
+        </w:rPr>
+        <w:br/>
+      </w:r>
+      <w:r>
+        <w:rPr>
+          <w:rFonts w:ascii="Georgia Pro" w:eastAsia="Georgia Pro" w:hAnsi="Georgia Pro" w:cs="Georgia Pro"/>
+          <w:color w:val="000000" w:themeColor="text1"/>
+        </w:rPr>
+        <w:lastRenderedPageBreak/>
+        <w:t xml:space="preserve">      "name":"randPublicIP",</w:t>
+      </w:r>
+      <w:r>
+        <w:rPr>
+          <w:rFonts w:ascii="Georgia Pro" w:eastAsia="Georgia Pro" w:hAnsi="Georgia Pro" w:cs="Georgia Pro"/>
+          <w:color w:val="000000" w:themeColor="text1"/>
+        </w:rPr>
+        <w:br/>
+        <w:t xml:space="preserve">      "location":"[parameters('location')]",</w:t>
+      </w:r>
+      <w:r>
+        <w:rPr>
+          <w:rFonts w:ascii="Georgia Pro" w:eastAsia="Georgia Pro" w:hAnsi="Georgia Pro" w:cs="Georgia Pro"/>
+          <w:color w:val="000000" w:themeColor="text1"/>
+        </w:rPr>
+        <w:br/>
+      </w:r>
+      <w:r>
+        <w:rPr>
+          <w:rFonts w:ascii="Georgia Pro" w:eastAsia="Georgia Pro" w:hAnsi="Georgia Pro" w:cs="Georgia Pro"/>
+          <w:color w:val="000000" w:themeColor="text1"/>
+        </w:rPr>
+        <w:br/>
+        <w:t xml:space="preserve">      "sku":{</w:t>
+      </w:r>
+      <w:r>
+        <w:rPr>
+          <w:rFonts w:ascii="Georgia Pro" w:eastAsia="Georgia Pro" w:hAnsi="Georgia Pro" w:cs="Georgia Pro"/>
+          <w:color w:val="000000" w:themeColor="text1"/>
+        </w:rPr>
+        <w:br/>
+        <w:t xml:space="preserve">        "name":"Standard"</w:t>
+      </w:r>
+      <w:r>
+        <w:rPr>
+          <w:rFonts w:ascii="Georgia Pro" w:eastAsia="Georgia Pro" w:hAnsi="Georgia Pro" w:cs="Georgia Pro"/>
+          <w:color w:val="000000" w:themeColor="text1"/>
+        </w:rPr>
+        <w:br/>
+        <w:t xml:space="preserve">      },</w:t>
+      </w:r>
+      <w:r>
+        <w:rPr>
+          <w:rFonts w:ascii="Georgia Pro" w:eastAsia="Georgia Pro" w:hAnsi="Georgia Pro" w:cs="Georgia Pro"/>
+          <w:color w:val="000000" w:themeColor="text1"/>
+        </w:rPr>
+        <w:br/>
+      </w:r>
+      <w:r>
+        <w:rPr>
+          <w:rFonts w:ascii="Georgia Pro" w:eastAsia="Georgia Pro" w:hAnsi="Georgia Pro" w:cs="Georgia Pro"/>
+          <w:color w:val="000000" w:themeColor="text1"/>
+        </w:rPr>
+        <w:br/>
+        <w:t xml:space="preserve">      "properties":{</w:t>
+      </w:r>
+      <w:r>
+        <w:rPr>
+          <w:rFonts w:ascii="Georgia Pro" w:eastAsia="Georgia Pro" w:hAnsi="Georgia Pro" w:cs="Georgia Pro"/>
+          <w:color w:val="000000" w:themeColor="text1"/>
+        </w:rPr>
+        <w:br/>
+        <w:t xml:space="preserve">        "publicIPAllocationMethod":"Static"</w:t>
+      </w:r>
+      <w:r>
+        <w:rPr>
+          <w:rFonts w:ascii="Georgia Pro" w:eastAsia="Georgia Pro" w:hAnsi="Georgia Pro" w:cs="Georgia Pro"/>
+          <w:color w:val="000000" w:themeColor="text1"/>
+        </w:rPr>
+        <w:br/>
+        <w:t xml:space="preserve">      }</w:t>
+      </w:r>
+      <w:r>
+        <w:rPr>
+          <w:rFonts w:ascii="Georgia Pro" w:eastAsia="Georgia Pro" w:hAnsi="Georgia Pro" w:cs="Georgia Pro"/>
+          <w:color w:val="000000" w:themeColor="text1"/>
+        </w:rPr>
+        <w:br/>
+        <w:t xml:space="preserve">    },</w:t>
+      </w:r>
+      <w:r>
+        <w:rPr>
+          <w:rFonts w:ascii="Georgia Pro" w:eastAsia="Georgia Pro" w:hAnsi="Georgia Pro" w:cs="Georgia Pro"/>
+          <w:color w:val="000000" w:themeColor="text1"/>
+        </w:rPr>
+        <w:br/>
+      </w:r>
+      <w:r>
+        <w:rPr>
+          <w:rFonts w:ascii="Georgia Pro" w:eastAsia="Georgia Pro" w:hAnsi="Georgia Pro" w:cs="Georgia Pro"/>
+          <w:color w:val="000000" w:themeColor="text1"/>
+        </w:rPr>
+        <w:br/>
+        <w:t xml:space="preserve">    {</w:t>
+      </w:r>
+      <w:r>
+        <w:rPr>
+          <w:rFonts w:ascii="Georgia Pro" w:eastAsia="Georgia Pro" w:hAnsi="Georgia Pro" w:cs="Georgia Pro"/>
+          <w:color w:val="000000" w:themeColor="text1"/>
+        </w:rPr>
+        <w:br/>
+        <w:t xml:space="preserve">      "type":"Microsoft.Network/networkInterfaces",</w:t>
+      </w:r>
+      <w:r>
+        <w:rPr>
+          <w:rFonts w:ascii="Georgia Pro" w:eastAsia="Georgia Pro" w:hAnsi="Georgia Pro" w:cs="Georgia Pro"/>
+          <w:color w:val="000000" w:themeColor="text1"/>
+        </w:rPr>
+        <w:br/>
+        <w:t xml:space="preserve">      "apiVersion":"2023-02-01",</w:t>
+      </w:r>
+      <w:r>
+        <w:rPr>
+          <w:rFonts w:ascii="Georgia Pro" w:eastAsia="Georgia Pro" w:hAnsi="Georgia Pro" w:cs="Georgia Pro"/>
+          <w:color w:val="000000" w:themeColor="text1"/>
+        </w:rPr>
+        <w:br/>
+        <w:t xml:space="preserve">      "name":"[variables('nicName')]",</w:t>
+      </w:r>
+      <w:r>
+        <w:rPr>
+          <w:rFonts w:ascii="Georgia Pro" w:eastAsia="Georgia Pro" w:hAnsi="Georgia Pro" w:cs="Georgia Pro"/>
+          <w:color w:val="000000" w:themeColor="text1"/>
+        </w:rPr>
+        <w:br/>
+        <w:t xml:space="preserve">      "location":"[parameters('location')]",</w:t>
+      </w:r>
+      <w:r>
+        <w:rPr>
+          <w:rFonts w:ascii="Georgia Pro" w:eastAsia="Georgia Pro" w:hAnsi="Georgia Pro" w:cs="Georgia Pro"/>
+          <w:color w:val="000000" w:themeColor="text1"/>
+        </w:rPr>
+        <w:br/>
+      </w:r>
+      <w:r>
+        <w:rPr>
+          <w:rFonts w:ascii="Georgia Pro" w:eastAsia="Georgia Pro" w:hAnsi="Georgia Pro" w:cs="Georgia Pro"/>
+          <w:color w:val="000000" w:themeColor="text1"/>
+        </w:rPr>
+        <w:br/>
+        <w:t xml:space="preserve">      "dependsOn":[</w:t>
+      </w:r>
+      <w:r>
+        <w:rPr>
+          <w:rFonts w:ascii="Georgia Pro" w:eastAsia="Georgia Pro" w:hAnsi="Georgia Pro" w:cs="Georgia Pro"/>
+          <w:color w:val="000000" w:themeColor="text1"/>
+        </w:rPr>
+        <w:br/>
+        <w:t xml:space="preserve">        "[resourceId('Microsoft.Network/virtualNetworks', variables('vnetName'))]",</w:t>
+      </w:r>
+      <w:r>
+        <w:rPr>
+          <w:rFonts w:ascii="Georgia Pro" w:eastAsia="Georgia Pro" w:hAnsi="Georgia Pro" w:cs="Georgia Pro"/>
+          <w:color w:val="000000" w:themeColor="text1"/>
+        </w:rPr>
+        <w:br/>
+        <w:t xml:space="preserve">        "[resourceId('Microsoft.Network/publicIPAddresses','randPublicIP')]"</w:t>
+      </w:r>
+      <w:r>
+        <w:rPr>
+          <w:rFonts w:ascii="Georgia Pro" w:eastAsia="Georgia Pro" w:hAnsi="Georgia Pro" w:cs="Georgia Pro"/>
+          <w:color w:val="000000" w:themeColor="text1"/>
+        </w:rPr>
+        <w:br/>
+        <w:t xml:space="preserve">      ],</w:t>
+      </w:r>
+      <w:r>
+        <w:rPr>
+          <w:rFonts w:ascii="Georgia Pro" w:eastAsia="Georgia Pro" w:hAnsi="Georgia Pro" w:cs="Georgia Pro"/>
+          <w:color w:val="000000" w:themeColor="text1"/>
+        </w:rPr>
+        <w:br/>
+      </w:r>
+      <w:r>
+        <w:rPr>
+          <w:rFonts w:ascii="Georgia Pro" w:eastAsia="Georgia Pro" w:hAnsi="Georgia Pro" w:cs="Georgia Pro"/>
+          <w:color w:val="000000" w:themeColor="text1"/>
+        </w:rPr>
+        <w:br/>
+        <w:t xml:space="preserve">      "properties":{</w:t>
+      </w:r>
+      <w:r>
+        <w:rPr>
+          <w:rFonts w:ascii="Georgia Pro" w:eastAsia="Georgia Pro" w:hAnsi="Georgia Pro" w:cs="Georgia Pro"/>
+          <w:color w:val="000000" w:themeColor="text1"/>
+        </w:rPr>
+        <w:br/>
+        <w:t xml:space="preserve">        "ipConfigurations":[</w:t>
+      </w:r>
+      <w:r>
+        <w:rPr>
+          <w:rFonts w:ascii="Georgia Pro" w:eastAsia="Georgia Pro" w:hAnsi="Georgia Pro" w:cs="Georgia Pro"/>
+          <w:color w:val="000000" w:themeColor="text1"/>
+        </w:rPr>
+        <w:br/>
+        <w:t xml:space="preserve">          {</w:t>
+      </w:r>
+      <w:r>
+        <w:rPr>
+          <w:rFonts w:ascii="Georgia Pro" w:eastAsia="Georgia Pro" w:hAnsi="Georgia Pro" w:cs="Georgia Pro"/>
+          <w:color w:val="000000" w:themeColor="text1"/>
+        </w:rPr>
+        <w:br/>
+        <w:t xml:space="preserve">            "name":"ipconfig1",</w:t>
+      </w:r>
+      <w:r>
+        <w:rPr>
+          <w:rFonts w:ascii="Georgia Pro" w:eastAsia="Georgia Pro" w:hAnsi="Georgia Pro" w:cs="Georgia Pro"/>
+          <w:color w:val="000000" w:themeColor="text1"/>
+        </w:rPr>
+        <w:br/>
+      </w:r>
+      <w:r>
+        <w:rPr>
+          <w:rFonts w:ascii="Georgia Pro" w:eastAsia="Georgia Pro" w:hAnsi="Georgia Pro" w:cs="Georgia Pro"/>
+          <w:color w:val="000000" w:themeColor="text1"/>
+        </w:rPr>
+        <w:br/>
+      </w:r>
+      <w:r>
+        <w:rPr>
+          <w:rFonts w:ascii="Georgia Pro" w:eastAsia="Georgia Pro" w:hAnsi="Georgia Pro" w:cs="Georgia Pro"/>
+          <w:color w:val="000000" w:themeColor="text1"/>
+        </w:rPr>
+        <w:lastRenderedPageBreak/>
+        <w:t xml:space="preserve">            "properties":{</w:t>
+      </w:r>
+      <w:r>
+        <w:rPr>
+          <w:rFonts w:ascii="Georgia Pro" w:eastAsia="Georgia Pro" w:hAnsi="Georgia Pro" w:cs="Georgia Pro"/>
+          <w:color w:val="000000" w:themeColor="text1"/>
+        </w:rPr>
+        <w:br/>
+      </w:r>
+      <w:r>
+        <w:rPr>
+          <w:rFonts w:ascii="Georgia Pro" w:eastAsia="Georgia Pro" w:hAnsi="Georgia Pro" w:cs="Georgia Pro"/>
+          <w:color w:val="000000" w:themeColor="text1"/>
+        </w:rPr>
+        <w:br/>
+        <w:t xml:space="preserve">              "subnet":{</w:t>
+      </w:r>
+      <w:r>
+        <w:rPr>
+          <w:rFonts w:ascii="Georgia Pro" w:eastAsia="Georgia Pro" w:hAnsi="Georgia Pro" w:cs="Georgia Pro"/>
+          <w:color w:val="000000" w:themeColor="text1"/>
+        </w:rPr>
+        <w:br/>
+        <w:t xml:space="preserve">                "id":"[resourceId('Microsoft.Network/virtualNetworks/subnets', variables('vnetName'), variables('appSubnet'))]"</w:t>
+      </w:r>
+      <w:r>
+        <w:rPr>
+          <w:rFonts w:ascii="Georgia Pro" w:eastAsia="Georgia Pro" w:hAnsi="Georgia Pro" w:cs="Georgia Pro"/>
+          <w:color w:val="000000" w:themeColor="text1"/>
+        </w:rPr>
+        <w:br/>
+        <w:t xml:space="preserve">              },</w:t>
+      </w:r>
+      <w:r>
+        <w:rPr>
+          <w:rFonts w:ascii="Georgia Pro" w:eastAsia="Georgia Pro" w:hAnsi="Georgia Pro" w:cs="Georgia Pro"/>
+          <w:color w:val="000000" w:themeColor="text1"/>
+        </w:rPr>
+        <w:br/>
+      </w:r>
+      <w:r>
+        <w:rPr>
+          <w:rFonts w:ascii="Georgia Pro" w:eastAsia="Georgia Pro" w:hAnsi="Georgia Pro" w:cs="Georgia Pro"/>
+          <w:color w:val="000000" w:themeColor="text1"/>
+        </w:rPr>
+        <w:br/>
+        <w:t xml:space="preserve">              "privateIPAllocationMethod":"Dynamic",</w:t>
+      </w:r>
+      <w:r>
+        <w:rPr>
+          <w:rFonts w:ascii="Georgia Pro" w:eastAsia="Georgia Pro" w:hAnsi="Georgia Pro" w:cs="Georgia Pro"/>
+          <w:color w:val="000000" w:themeColor="text1"/>
+        </w:rPr>
+        <w:br/>
+      </w:r>
+      <w:r>
+        <w:rPr>
+          <w:rFonts w:ascii="Georgia Pro" w:eastAsia="Georgia Pro" w:hAnsi="Georgia Pro" w:cs="Georgia Pro"/>
+          <w:color w:val="000000" w:themeColor="text1"/>
+        </w:rPr>
+        <w:br/>
+        <w:t xml:space="preserve">              "publicIPAddress":{</w:t>
+      </w:r>
+      <w:r>
+        <w:rPr>
+          <w:rFonts w:ascii="Georgia Pro" w:eastAsia="Georgia Pro" w:hAnsi="Georgia Pro" w:cs="Georgia Pro"/>
+          <w:color w:val="000000" w:themeColor="text1"/>
+        </w:rPr>
+        <w:br/>
+        <w:t xml:space="preserve">                "id":"[resourceId('Microsoft.Network/publicIPAddresses','randPublicIP')]"</w:t>
+      </w:r>
+      <w:r>
+        <w:rPr>
+          <w:rFonts w:ascii="Georgia Pro" w:eastAsia="Georgia Pro" w:hAnsi="Georgia Pro" w:cs="Georgia Pro"/>
+          <w:color w:val="000000" w:themeColor="text1"/>
+        </w:rPr>
+        <w:br/>
+        <w:t xml:space="preserve">              }</w:t>
+      </w:r>
+      <w:r>
+        <w:rPr>
+          <w:rFonts w:ascii="Georgia Pro" w:eastAsia="Georgia Pro" w:hAnsi="Georgia Pro" w:cs="Georgia Pro"/>
+          <w:color w:val="000000" w:themeColor="text1"/>
+        </w:rPr>
+        <w:br/>
+        <w:t xml:space="preserve">            }</w:t>
+      </w:r>
+      <w:r>
+        <w:rPr>
+          <w:rFonts w:ascii="Georgia Pro" w:eastAsia="Georgia Pro" w:hAnsi="Georgia Pro" w:cs="Georgia Pro"/>
+          <w:color w:val="000000" w:themeColor="text1"/>
+        </w:rPr>
+        <w:br/>
+        <w:t xml:space="preserve">          }</w:t>
+      </w:r>
+      <w:r>
+        <w:rPr>
+          <w:rFonts w:ascii="Georgia Pro" w:eastAsia="Georgia Pro" w:hAnsi="Georgia Pro" w:cs="Georgia Pro"/>
+          <w:color w:val="000000" w:themeColor="text1"/>
+        </w:rPr>
+        <w:br/>
+        <w:t xml:space="preserve">        ]</w:t>
+      </w:r>
+      <w:r>
+        <w:rPr>
+          <w:rFonts w:ascii="Georgia Pro" w:eastAsia="Georgia Pro" w:hAnsi="Georgia Pro" w:cs="Georgia Pro"/>
+          <w:color w:val="000000" w:themeColor="text1"/>
+        </w:rPr>
+        <w:br/>
+        <w:t xml:space="preserve">      }</w:t>
+      </w:r>
+      <w:r>
+        <w:rPr>
+          <w:rFonts w:ascii="Georgia Pro" w:eastAsia="Georgia Pro" w:hAnsi="Georgia Pro" w:cs="Georgia Pro"/>
+          <w:color w:val="000000" w:themeColor="text1"/>
+        </w:rPr>
+        <w:br/>
+        <w:t xml:space="preserve">    },</w:t>
+      </w:r>
+      <w:r>
+        <w:rPr>
+          <w:rFonts w:ascii="Georgia Pro" w:eastAsia="Georgia Pro" w:hAnsi="Georgia Pro" w:cs="Georgia Pro"/>
+          <w:color w:val="000000" w:themeColor="text1"/>
+        </w:rPr>
+        <w:br/>
+      </w:r>
+      <w:r>
+        <w:rPr>
+          <w:rFonts w:ascii="Georgia Pro" w:eastAsia="Georgia Pro" w:hAnsi="Georgia Pro" w:cs="Georgia Pro"/>
+          <w:color w:val="000000" w:themeColor="text1"/>
+        </w:rPr>
+        <w:br/>
+        <w:t xml:space="preserve">    {</w:t>
+      </w:r>
+      <w:r>
+        <w:rPr>
+          <w:rFonts w:ascii="Georgia Pro" w:eastAsia="Georgia Pro" w:hAnsi="Georgia Pro" w:cs="Georgia Pro"/>
+          <w:color w:val="000000" w:themeColor="text1"/>
+        </w:rPr>
+        <w:br/>
+        <w:t xml:space="preserve">      "type":"Microsoft.Compute/virtualMachines",</w:t>
+      </w:r>
+      <w:r>
+        <w:rPr>
+          <w:rFonts w:ascii="Georgia Pro" w:eastAsia="Georgia Pro" w:hAnsi="Georgia Pro" w:cs="Georgia Pro"/>
+          <w:color w:val="000000" w:themeColor="text1"/>
+        </w:rPr>
+        <w:br/>
+        <w:t xml:space="preserve">      "apiVersion":"2023-03-01",</w:t>
+      </w:r>
+      <w:r>
+        <w:rPr>
+          <w:rFonts w:ascii="Georgia Pro" w:eastAsia="Georgia Pro" w:hAnsi="Georgia Pro" w:cs="Georgia Pro"/>
+          <w:color w:val="000000" w:themeColor="text1"/>
+        </w:rPr>
+        <w:br/>
+        <w:t xml:space="preserve">      "name":"vm-monitor",</w:t>
+      </w:r>
+      <w:r>
+        <w:rPr>
+          <w:rFonts w:ascii="Georgia Pro" w:eastAsia="Georgia Pro" w:hAnsi="Georgia Pro" w:cs="Georgia Pro"/>
+          <w:color w:val="000000" w:themeColor="text1"/>
+        </w:rPr>
+        <w:br/>
+        <w:t xml:space="preserve">      "location":"[parameters('location')]",</w:t>
+      </w:r>
+      <w:r>
+        <w:rPr>
+          <w:rFonts w:ascii="Georgia Pro" w:eastAsia="Georgia Pro" w:hAnsi="Georgia Pro" w:cs="Georgia Pro"/>
+          <w:color w:val="000000" w:themeColor="text1"/>
+        </w:rPr>
+        <w:br/>
+      </w:r>
+      <w:r>
+        <w:rPr>
+          <w:rFonts w:ascii="Georgia Pro" w:eastAsia="Georgia Pro" w:hAnsi="Georgia Pro" w:cs="Georgia Pro"/>
+          <w:color w:val="000000" w:themeColor="text1"/>
+        </w:rPr>
+        <w:br/>
+        <w:t xml:space="preserve">      "dependsOn":[</w:t>
+      </w:r>
+      <w:r>
+        <w:rPr>
+          <w:rFonts w:ascii="Georgia Pro" w:eastAsia="Georgia Pro" w:hAnsi="Georgia Pro" w:cs="Georgia Pro"/>
+          <w:color w:val="000000" w:themeColor="text1"/>
+        </w:rPr>
+        <w:br/>
+        <w:t xml:space="preserve">        "[resourceId('Microsoft.Network/networkInterfaces', variables('nicName'))]"</w:t>
+      </w:r>
+      <w:r>
+        <w:rPr>
+          <w:rFonts w:ascii="Georgia Pro" w:eastAsia="Georgia Pro" w:hAnsi="Georgia Pro" w:cs="Georgia Pro"/>
+          <w:color w:val="000000" w:themeColor="text1"/>
+        </w:rPr>
+        <w:br/>
+        <w:t xml:space="preserve">      ],</w:t>
+      </w:r>
+      <w:r>
+        <w:rPr>
+          <w:rFonts w:ascii="Georgia Pro" w:eastAsia="Georgia Pro" w:hAnsi="Georgia Pro" w:cs="Georgia Pro"/>
+          <w:color w:val="000000" w:themeColor="text1"/>
+        </w:rPr>
+        <w:br/>
+      </w:r>
+      <w:r>
+        <w:rPr>
+          <w:rFonts w:ascii="Georgia Pro" w:eastAsia="Georgia Pro" w:hAnsi="Georgia Pro" w:cs="Georgia Pro"/>
+          <w:color w:val="000000" w:themeColor="text1"/>
+        </w:rPr>
+        <w:br/>
+      </w:r>
+      <w:r>
+        <w:rPr>
+          <w:rFonts w:ascii="Georgia Pro" w:eastAsia="Georgia Pro" w:hAnsi="Georgia Pro" w:cs="Georgia Pro"/>
+          <w:color w:val="000000" w:themeColor="text1"/>
+        </w:rPr>
+        <w:lastRenderedPageBreak/>
+        <w:t xml:space="preserve">      "properties":{</w:t>
+      </w:r>
+      <w:r>
+        <w:rPr>
+          <w:rFonts w:ascii="Georgia Pro" w:eastAsia="Georgia Pro" w:hAnsi="Georgia Pro" w:cs="Georgia Pro"/>
+          <w:color w:val="000000" w:themeColor="text1"/>
+        </w:rPr>
+        <w:br/>
+      </w:r>
+      <w:r>
+        <w:rPr>
+          <w:rFonts w:ascii="Georgia Pro" w:eastAsia="Georgia Pro" w:hAnsi="Georgia Pro" w:cs="Georgia Pro"/>
+          <w:color w:val="000000" w:themeColor="text1"/>
+        </w:rPr>
+        <w:br/>
+        <w:t xml:space="preserve">        "hardwareProfile":{</w:t>
+      </w:r>
+      <w:r>
+        <w:rPr>
+          <w:rFonts w:ascii="Georgia Pro" w:eastAsia="Georgia Pro" w:hAnsi="Georgia Pro" w:cs="Georgia Pro"/>
+          <w:color w:val="000000" w:themeColor="text1"/>
+        </w:rPr>
+        <w:br/>
+        <w:t xml:space="preserve">          "vmSize":"Standard_B1s"</w:t>
+      </w:r>
+      <w:r>
+        <w:rPr>
+          <w:rFonts w:ascii="Georgia Pro" w:eastAsia="Georgia Pro" w:hAnsi="Georgia Pro" w:cs="Georgia Pro"/>
+          <w:color w:val="000000" w:themeColor="text1"/>
+        </w:rPr>
+        <w:br/>
+        <w:t xml:space="preserve">        },</w:t>
+      </w:r>
+      <w:r>
+        <w:rPr>
+          <w:rFonts w:ascii="Georgia Pro" w:eastAsia="Georgia Pro" w:hAnsi="Georgia Pro" w:cs="Georgia Pro"/>
+          <w:color w:val="000000" w:themeColor="text1"/>
+        </w:rPr>
+        <w:br/>
+      </w:r>
+      <w:r>
+        <w:rPr>
+          <w:rFonts w:ascii="Georgia Pro" w:eastAsia="Georgia Pro" w:hAnsi="Georgia Pro" w:cs="Georgia Pro"/>
+          <w:color w:val="000000" w:themeColor="text1"/>
+        </w:rPr>
+        <w:br/>
+        <w:t xml:space="preserve">        "storageProfile":{</w:t>
+      </w:r>
+      <w:r>
+        <w:rPr>
+          <w:rFonts w:ascii="Georgia Pro" w:eastAsia="Georgia Pro" w:hAnsi="Georgia Pro" w:cs="Georgia Pro"/>
+          <w:color w:val="000000" w:themeColor="text1"/>
+        </w:rPr>
+        <w:br/>
+      </w:r>
+      <w:r>
+        <w:rPr>
+          <w:rFonts w:ascii="Georgia Pro" w:eastAsia="Georgia Pro" w:hAnsi="Georgia Pro" w:cs="Georgia Pro"/>
+          <w:color w:val="000000" w:themeColor="text1"/>
+        </w:rPr>
+        <w:br/>
+        <w:t xml:space="preserve">          "imageReference":{</w:t>
+      </w:r>
+      <w:r>
+        <w:rPr>
+          <w:rFonts w:ascii="Georgia Pro" w:eastAsia="Georgia Pro" w:hAnsi="Georgia Pro" w:cs="Georgia Pro"/>
+          <w:color w:val="000000" w:themeColor="text1"/>
+        </w:rPr>
+        <w:br/>
+        <w:t xml:space="preserve">            "publisher":"Canonical",</w:t>
+      </w:r>
+      <w:r>
+        <w:rPr>
+          <w:rFonts w:ascii="Georgia Pro" w:eastAsia="Georgia Pro" w:hAnsi="Georgia Pro" w:cs="Georgia Pro"/>
+          <w:color w:val="000000" w:themeColor="text1"/>
+        </w:rPr>
+        <w:br/>
+        <w:t xml:space="preserve">            "offer":"0001-com-ubuntu-server-focal",</w:t>
+      </w:r>
+      <w:r>
+        <w:rPr>
+          <w:rFonts w:ascii="Georgia Pro" w:eastAsia="Georgia Pro" w:hAnsi="Georgia Pro" w:cs="Georgia Pro"/>
+          <w:color w:val="000000" w:themeColor="text1"/>
+        </w:rPr>
+        <w:br/>
+        <w:t xml:space="preserve">            "sku":"20_04-lts-gen2",</w:t>
+      </w:r>
+      <w:r>
+        <w:rPr>
+          <w:rFonts w:ascii="Georgia Pro" w:eastAsia="Georgia Pro" w:hAnsi="Georgia Pro" w:cs="Georgia Pro"/>
+          <w:color w:val="000000" w:themeColor="text1"/>
+        </w:rPr>
+        <w:br/>
+        <w:t xml:space="preserve">            "version":"latest"</w:t>
+      </w:r>
+      <w:r>
+        <w:rPr>
+          <w:rFonts w:ascii="Georgia Pro" w:eastAsia="Georgia Pro" w:hAnsi="Georgia Pro" w:cs="Georgia Pro"/>
+          <w:color w:val="000000" w:themeColor="text1"/>
+        </w:rPr>
+        <w:br/>
+        <w:t xml:space="preserve">          },</w:t>
+      </w:r>
+      <w:r>
+        <w:rPr>
+          <w:rFonts w:ascii="Georgia Pro" w:eastAsia="Georgia Pro" w:hAnsi="Georgia Pro" w:cs="Georgia Pro"/>
+          <w:color w:val="000000" w:themeColor="text1"/>
+        </w:rPr>
+        <w:br/>
+      </w:r>
+      <w:r>
+        <w:rPr>
+          <w:rFonts w:ascii="Georgia Pro" w:eastAsia="Georgia Pro" w:hAnsi="Georgia Pro" w:cs="Georgia Pro"/>
+          <w:color w:val="000000" w:themeColor="text1"/>
+        </w:rPr>
+        <w:br/>
+        <w:t xml:space="preserve">          "osDisk":{</w:t>
+      </w:r>
+      <w:r>
+        <w:rPr>
+          <w:rFonts w:ascii="Georgia Pro" w:eastAsia="Georgia Pro" w:hAnsi="Georgia Pro" w:cs="Georgia Pro"/>
+          <w:color w:val="000000" w:themeColor="text1"/>
+        </w:rPr>
+        <w:br/>
+        <w:t xml:space="preserve">            "createOption":"FromImage",</w:t>
+      </w:r>
+      <w:r>
+        <w:rPr>
+          <w:rFonts w:ascii="Georgia Pro" w:eastAsia="Georgia Pro" w:hAnsi="Georgia Pro" w:cs="Georgia Pro"/>
+          <w:color w:val="000000" w:themeColor="text1"/>
+        </w:rPr>
+        <w:br/>
+      </w:r>
+      <w:r>
+        <w:rPr>
+          <w:rFonts w:ascii="Georgia Pro" w:eastAsia="Georgia Pro" w:hAnsi="Georgia Pro" w:cs="Georgia Pro"/>
+          <w:color w:val="000000" w:themeColor="text1"/>
+        </w:rPr>
+        <w:br/>
+        <w:t xml:space="preserve">            "managedDisk":{</w:t>
+      </w:r>
+      <w:r>
+        <w:rPr>
+          <w:rFonts w:ascii="Georgia Pro" w:eastAsia="Georgia Pro" w:hAnsi="Georgia Pro" w:cs="Georgia Pro"/>
+          <w:color w:val="000000" w:themeColor="text1"/>
+        </w:rPr>
+        <w:br/>
+        <w:t xml:space="preserve">              "storageAccountType":"Standard_LRS"</w:t>
+      </w:r>
+      <w:r>
+        <w:rPr>
+          <w:rFonts w:ascii="Georgia Pro" w:eastAsia="Georgia Pro" w:hAnsi="Georgia Pro" w:cs="Georgia Pro"/>
+          <w:color w:val="000000" w:themeColor="text1"/>
+        </w:rPr>
+        <w:br/>
+        <w:t xml:space="preserve">            }</w:t>
+      </w:r>
+      <w:r>
+        <w:rPr>
+          <w:rFonts w:ascii="Georgia Pro" w:eastAsia="Georgia Pro" w:hAnsi="Georgia Pro" w:cs="Georgia Pro"/>
+          <w:color w:val="000000" w:themeColor="text1"/>
+        </w:rPr>
+        <w:br/>
+        <w:t xml:space="preserve">          }</w:t>
+      </w:r>
+      <w:r>
+        <w:rPr>
+          <w:rFonts w:ascii="Georgia Pro" w:eastAsia="Georgia Pro" w:hAnsi="Georgia Pro" w:cs="Georgia Pro"/>
+          <w:color w:val="000000" w:themeColor="text1"/>
+        </w:rPr>
+        <w:br/>
+        <w:t xml:space="preserve">        },</w:t>
+      </w:r>
+      <w:r>
+        <w:rPr>
+          <w:rFonts w:ascii="Georgia Pro" w:eastAsia="Georgia Pro" w:hAnsi="Georgia Pro" w:cs="Georgia Pro"/>
+          <w:color w:val="000000" w:themeColor="text1"/>
+        </w:rPr>
+        <w:br/>
+      </w:r>
+      <w:r>
+        <w:rPr>
+          <w:rFonts w:ascii="Georgia Pro" w:eastAsia="Georgia Pro" w:hAnsi="Georgia Pro" w:cs="Georgia Pro"/>
+          <w:color w:val="000000" w:themeColor="text1"/>
+        </w:rPr>
+        <w:br/>
+        <w:t xml:space="preserve">        "osProfile":{</w:t>
+      </w:r>
+      <w:r>
+        <w:rPr>
+          <w:rFonts w:ascii="Georgia Pro" w:eastAsia="Georgia Pro" w:hAnsi="Georgia Pro" w:cs="Georgia Pro"/>
+          <w:color w:val="000000" w:themeColor="text1"/>
+        </w:rPr>
+        <w:br/>
+      </w:r>
+      <w:r>
+        <w:rPr>
+          <w:rFonts w:ascii="Georgia Pro" w:eastAsia="Georgia Pro" w:hAnsi="Georgia Pro" w:cs="Georgia Pro"/>
+          <w:color w:val="000000" w:themeColor="text1"/>
+        </w:rPr>
+        <w:br/>
+        <w:t xml:space="preserve">          "computerName":"vm-monitor",</w:t>
+      </w:r>
+      <w:r>
+        <w:rPr>
+          <w:rFonts w:ascii="Georgia Pro" w:eastAsia="Georgia Pro" w:hAnsi="Georgia Pro" w:cs="Georgia Pro"/>
+          <w:color w:val="000000" w:themeColor="text1"/>
+        </w:rPr>
+        <w:br/>
+        <w:t xml:space="preserve">          "adminUsername":"azureuser",</w:t>
+      </w:r>
+      <w:r>
+        <w:rPr>
+          <w:rFonts w:ascii="Georgia Pro" w:eastAsia="Georgia Pro" w:hAnsi="Georgia Pro" w:cs="Georgia Pro"/>
+          <w:color w:val="000000" w:themeColor="text1"/>
+        </w:rPr>
+        <w:br/>
+      </w:r>
+      <w:r>
+        <w:rPr>
+          <w:rFonts w:ascii="Georgia Pro" w:eastAsia="Georgia Pro" w:hAnsi="Georgia Pro" w:cs="Georgia Pro"/>
+          <w:color w:val="000000" w:themeColor="text1"/>
+        </w:rPr>
+        <w:lastRenderedPageBreak/>
+        <w:br/>
+        <w:t xml:space="preserve">          "linuxConfiguration":{</w:t>
+      </w:r>
+      <w:r>
+        <w:rPr>
+          <w:rFonts w:ascii="Georgia Pro" w:eastAsia="Georgia Pro" w:hAnsi="Georgia Pro" w:cs="Georgia Pro"/>
+          <w:color w:val="000000" w:themeColor="text1"/>
+        </w:rPr>
+        <w:br/>
+      </w:r>
+      <w:r>
+        <w:rPr>
+          <w:rFonts w:ascii="Georgia Pro" w:eastAsia="Georgia Pro" w:hAnsi="Georgia Pro" w:cs="Georgia Pro"/>
+          <w:color w:val="000000" w:themeColor="text1"/>
+        </w:rPr>
+        <w:br/>
+        <w:t xml:space="preserve">            "disablePasswordAuthentication":true,</w:t>
+      </w:r>
+      <w:r>
+        <w:rPr>
+          <w:rFonts w:ascii="Georgia Pro" w:eastAsia="Georgia Pro" w:hAnsi="Georgia Pro" w:cs="Georgia Pro"/>
+          <w:color w:val="000000" w:themeColor="text1"/>
+        </w:rPr>
+        <w:br/>
+      </w:r>
+      <w:r>
+        <w:rPr>
+          <w:rFonts w:ascii="Georgia Pro" w:eastAsia="Georgia Pro" w:hAnsi="Georgia Pro" w:cs="Georgia Pro"/>
+          <w:color w:val="000000" w:themeColor="text1"/>
+        </w:rPr>
+        <w:br/>
+        <w:t xml:space="preserve">            "ssh":{</w:t>
+      </w:r>
+      <w:r>
+        <w:rPr>
+          <w:rFonts w:ascii="Georgia Pro" w:eastAsia="Georgia Pro" w:hAnsi="Georgia Pro" w:cs="Georgia Pro"/>
+          <w:color w:val="000000" w:themeColor="text1"/>
+        </w:rPr>
+        <w:br/>
+        <w:t xml:space="preserve">              "publicKeys":[</w:t>
+      </w:r>
+      <w:r>
+        <w:rPr>
+          <w:rFonts w:ascii="Georgia Pro" w:eastAsia="Georgia Pro" w:hAnsi="Georgia Pro" w:cs="Georgia Pro"/>
+          <w:color w:val="000000" w:themeColor="text1"/>
+        </w:rPr>
+        <w:br/>
+        <w:t xml:space="preserve">                {</w:t>
+      </w:r>
+      <w:r>
+        <w:rPr>
+          <w:rFonts w:ascii="Georgia Pro" w:eastAsia="Georgia Pro" w:hAnsi="Georgia Pro" w:cs="Georgia Pro"/>
+          <w:color w:val="000000" w:themeColor="text1"/>
+        </w:rPr>
+        <w:br/>
+        <w:t xml:space="preserve">                  "path":"/home/azureuser/.ssh/authorized_keys",</w:t>
+      </w:r>
+      <w:r>
+        <w:rPr>
+          <w:rFonts w:ascii="Georgia Pro" w:eastAsia="Georgia Pro" w:hAnsi="Georgia Pro" w:cs="Georgia Pro"/>
+          <w:color w:val="000000" w:themeColor="text1"/>
+        </w:rPr>
+        <w:br/>
+        <w:t xml:space="preserve">                  "keyData":"[parameters('sshPublicKey')]"</w:t>
+      </w:r>
+      <w:r>
+        <w:rPr>
+          <w:rFonts w:ascii="Georgia Pro" w:eastAsia="Georgia Pro" w:hAnsi="Georgia Pro" w:cs="Georgia Pro"/>
+          <w:color w:val="000000" w:themeColor="text1"/>
+        </w:rPr>
+        <w:br/>
+        <w:t xml:space="preserve">                }</w:t>
+      </w:r>
+      <w:r>
+        <w:rPr>
+          <w:rFonts w:ascii="Georgia Pro" w:eastAsia="Georgia Pro" w:hAnsi="Georgia Pro" w:cs="Georgia Pro"/>
+          <w:color w:val="000000" w:themeColor="text1"/>
+        </w:rPr>
+        <w:br/>
+        <w:t xml:space="preserve">              ]</w:t>
+      </w:r>
+      <w:r>
+        <w:rPr>
+          <w:rFonts w:ascii="Georgia Pro" w:eastAsia="Georgia Pro" w:hAnsi="Georgia Pro" w:cs="Georgia Pro"/>
+          <w:color w:val="000000" w:themeColor="text1"/>
+        </w:rPr>
+        <w:br/>
+        <w:t xml:space="preserve">            }</w:t>
+      </w:r>
+      <w:r>
+        <w:rPr>
+          <w:rFonts w:ascii="Georgia Pro" w:eastAsia="Georgia Pro" w:hAnsi="Georgia Pro" w:cs="Georgia Pro"/>
+          <w:color w:val="000000" w:themeColor="text1"/>
+        </w:rPr>
+        <w:br/>
+        <w:t xml:space="preserve">          }</w:t>
+      </w:r>
+      <w:r>
+        <w:rPr>
+          <w:rFonts w:ascii="Georgia Pro" w:eastAsia="Georgia Pro" w:hAnsi="Georgia Pro" w:cs="Georgia Pro"/>
+          <w:color w:val="000000" w:themeColor="text1"/>
+        </w:rPr>
+        <w:br/>
+        <w:t xml:space="preserve">        },</w:t>
+      </w:r>
+      <w:r>
+        <w:rPr>
+          <w:rFonts w:ascii="Georgia Pro" w:eastAsia="Georgia Pro" w:hAnsi="Georgia Pro" w:cs="Georgia Pro"/>
+          <w:color w:val="000000" w:themeColor="text1"/>
+        </w:rPr>
+        <w:br/>
+      </w:r>
+      <w:r>
+        <w:rPr>
+          <w:rFonts w:ascii="Georgia Pro" w:eastAsia="Georgia Pro" w:hAnsi="Georgia Pro" w:cs="Georgia Pro"/>
+          <w:color w:val="000000" w:themeColor="text1"/>
+        </w:rPr>
+        <w:br/>
+        <w:t xml:space="preserve">        "networkProfile":{</w:t>
+      </w:r>
+      <w:r>
+        <w:rPr>
+          <w:rFonts w:ascii="Georgia Pro" w:eastAsia="Georgia Pro" w:hAnsi="Georgia Pro" w:cs="Georgia Pro"/>
+          <w:color w:val="000000" w:themeColor="text1"/>
+        </w:rPr>
+        <w:br/>
+        <w:t xml:space="preserve">          "networkInterfaces":[</w:t>
+      </w:r>
+      <w:r>
+        <w:rPr>
+          <w:rFonts w:ascii="Georgia Pro" w:eastAsia="Georgia Pro" w:hAnsi="Georgia Pro" w:cs="Georgia Pro"/>
+          <w:color w:val="000000" w:themeColor="text1"/>
+        </w:rPr>
+        <w:br/>
+        <w:t xml:space="preserve">            {</w:t>
+      </w:r>
+      <w:r>
+        <w:rPr>
+          <w:rFonts w:ascii="Georgia Pro" w:eastAsia="Georgia Pro" w:hAnsi="Georgia Pro" w:cs="Georgia Pro"/>
+          <w:color w:val="000000" w:themeColor="text1"/>
+        </w:rPr>
+        <w:br/>
+        <w:t xml:space="preserve">              "id":"[resourceId('Microsoft.Network/networkInterfaces', variables('nicName'))]"</w:t>
+      </w:r>
+      <w:r>
+        <w:rPr>
+          <w:rFonts w:ascii="Georgia Pro" w:eastAsia="Georgia Pro" w:hAnsi="Georgia Pro" w:cs="Georgia Pro"/>
+          <w:color w:val="000000" w:themeColor="text1"/>
+        </w:rPr>
+        <w:br/>
+        <w:t xml:space="preserve">            }</w:t>
+      </w:r>
+      <w:r>
+        <w:rPr>
+          <w:rFonts w:ascii="Georgia Pro" w:eastAsia="Georgia Pro" w:hAnsi="Georgia Pro" w:cs="Georgia Pro"/>
+          <w:color w:val="000000" w:themeColor="text1"/>
+        </w:rPr>
+        <w:br/>
+        <w:t xml:space="preserve">          ]</w:t>
+      </w:r>
+      <w:r>
+        <w:rPr>
+          <w:rFonts w:ascii="Georgia Pro" w:eastAsia="Georgia Pro" w:hAnsi="Georgia Pro" w:cs="Georgia Pro"/>
+          <w:color w:val="000000" w:themeColor="text1"/>
+        </w:rPr>
+        <w:br/>
+        <w:t xml:space="preserve">        }</w:t>
+      </w:r>
+      <w:r>
+        <w:rPr>
+          <w:rFonts w:ascii="Georgia Pro" w:eastAsia="Georgia Pro" w:hAnsi="Georgia Pro" w:cs="Georgia Pro"/>
+          <w:color w:val="000000" w:themeColor="text1"/>
+        </w:rPr>
+        <w:br/>
+        <w:t xml:space="preserve">      }</w:t>
+      </w:r>
+      <w:r>
+        <w:rPr>
+          <w:rFonts w:ascii="Georgia Pro" w:eastAsia="Georgia Pro" w:hAnsi="Georgia Pro" w:cs="Georgia Pro"/>
+          <w:color w:val="000000" w:themeColor="text1"/>
+        </w:rPr>
+        <w:br/>
+        <w:t xml:space="preserve">    },</w:t>
+      </w:r>
+      <w:r>
+        <w:rPr>
+          <w:rFonts w:ascii="Georgia Pro" w:eastAsia="Georgia Pro" w:hAnsi="Georgia Pro" w:cs="Georgia Pro"/>
+          <w:color w:val="000000" w:themeColor="text1"/>
+        </w:rPr>
+        <w:br/>
+        <w:t xml:space="preserve">    {</w:t>
+      </w:r>
+      <w:r>
+        <w:rPr>
+          <w:rFonts w:ascii="Georgia Pro" w:eastAsia="Georgia Pro" w:hAnsi="Georgia Pro" w:cs="Georgia Pro"/>
+          <w:color w:val="000000" w:themeColor="text1"/>
+        </w:rPr>
+        <w:br/>
+        <w:t xml:space="preserve">      "type":"Microsoft.Network/privateEndpoints",</w:t>
+      </w:r>
+      <w:r>
+        <w:rPr>
+          <w:rFonts w:ascii="Georgia Pro" w:eastAsia="Georgia Pro" w:hAnsi="Georgia Pro" w:cs="Georgia Pro"/>
+          <w:color w:val="000000" w:themeColor="text1"/>
+        </w:rPr>
+        <w:br/>
+      </w:r>
+      <w:r>
+        <w:rPr>
+          <w:rFonts w:ascii="Georgia Pro" w:eastAsia="Georgia Pro" w:hAnsi="Georgia Pro" w:cs="Georgia Pro"/>
+          <w:color w:val="000000" w:themeColor="text1"/>
+        </w:rPr>
+        <w:lastRenderedPageBreak/>
+        <w:t xml:space="preserve">      "apiVersion":"2023-02-01",</w:t>
+      </w:r>
+      <w:r>
+        <w:rPr>
+          <w:rFonts w:ascii="Georgia Pro" w:eastAsia="Georgia Pro" w:hAnsi="Georgia Pro" w:cs="Georgia Pro"/>
+          <w:color w:val="000000" w:themeColor="text1"/>
+        </w:rPr>
+        <w:br/>
+        <w:t xml:space="preserve">      "name":"storagePrivateEndpoint",</w:t>
+      </w:r>
+      <w:r>
+        <w:rPr>
+          <w:rFonts w:ascii="Georgia Pro" w:eastAsia="Georgia Pro" w:hAnsi="Georgia Pro" w:cs="Georgia Pro"/>
+          <w:color w:val="000000" w:themeColor="text1"/>
+        </w:rPr>
+        <w:br/>
+        <w:t xml:space="preserve">      "location":"[parameters('location')]",</w:t>
+      </w:r>
+      <w:r>
+        <w:rPr>
+          <w:rFonts w:ascii="Georgia Pro" w:eastAsia="Georgia Pro" w:hAnsi="Georgia Pro" w:cs="Georgia Pro"/>
+          <w:color w:val="000000" w:themeColor="text1"/>
+        </w:rPr>
+        <w:br/>
+      </w:r>
+      <w:r>
+        <w:rPr>
+          <w:rFonts w:ascii="Georgia Pro" w:eastAsia="Georgia Pro" w:hAnsi="Georgia Pro" w:cs="Georgia Pro"/>
+          <w:color w:val="000000" w:themeColor="text1"/>
+        </w:rPr>
+        <w:br/>
+        <w:t xml:space="preserve">      "dependsOn":[</w:t>
+      </w:r>
+      <w:r>
+        <w:rPr>
+          <w:rFonts w:ascii="Georgia Pro" w:eastAsia="Georgia Pro" w:hAnsi="Georgia Pro" w:cs="Georgia Pro"/>
+          <w:color w:val="000000" w:themeColor="text1"/>
+        </w:rPr>
+        <w:br/>
+        <w:t xml:space="preserve">        "[resourceId('Microsoft.Storage/storageAccounts', parameters('storageAccountName'))]"</w:t>
+      </w:r>
+      <w:r>
+        <w:rPr>
+          <w:rFonts w:ascii="Georgia Pro" w:eastAsia="Georgia Pro" w:hAnsi="Georgia Pro" w:cs="Georgia Pro"/>
+          <w:color w:val="000000" w:themeColor="text1"/>
+        </w:rPr>
+        <w:br/>
+        <w:t xml:space="preserve">      ],</w:t>
+      </w:r>
+      <w:r>
+        <w:rPr>
+          <w:rFonts w:ascii="Georgia Pro" w:eastAsia="Georgia Pro" w:hAnsi="Georgia Pro" w:cs="Georgia Pro"/>
+          <w:color w:val="000000" w:themeColor="text1"/>
+        </w:rPr>
+        <w:br/>
+      </w:r>
+      <w:r>
+        <w:rPr>
+          <w:rFonts w:ascii="Georgia Pro" w:eastAsia="Georgia Pro" w:hAnsi="Georgia Pro" w:cs="Georgia Pro"/>
+          <w:color w:val="000000" w:themeColor="text1"/>
+        </w:rPr>
+        <w:br/>
+        <w:t xml:space="preserve">      "properties":{</w:t>
+      </w:r>
+      <w:r>
+        <w:rPr>
+          <w:rFonts w:ascii="Georgia Pro" w:eastAsia="Georgia Pro" w:hAnsi="Georgia Pro" w:cs="Georgia Pro"/>
+          <w:color w:val="000000" w:themeColor="text1"/>
+        </w:rPr>
+        <w:br/>
+      </w:r>
+      <w:r>
+        <w:rPr>
+          <w:rFonts w:ascii="Georgia Pro" w:eastAsia="Georgia Pro" w:hAnsi="Georgia Pro" w:cs="Georgia Pro"/>
+          <w:color w:val="000000" w:themeColor="text1"/>
+        </w:rPr>
+        <w:br/>
+        <w:t xml:space="preserve">        "subnet":{</w:t>
+      </w:r>
+      <w:r>
+        <w:rPr>
+          <w:rFonts w:ascii="Georgia Pro" w:eastAsia="Georgia Pro" w:hAnsi="Georgia Pro" w:cs="Georgia Pro"/>
+          <w:color w:val="000000" w:themeColor="text1"/>
+        </w:rPr>
+        <w:br/>
+        <w:t xml:space="preserve">          "id":"[resourceId('Microsoft.Network/virtualNetworks/subnets', variables('vnetName'), variables('privateSubnet'))]"</w:t>
+      </w:r>
+      <w:r>
+        <w:rPr>
+          <w:rFonts w:ascii="Georgia Pro" w:eastAsia="Georgia Pro" w:hAnsi="Georgia Pro" w:cs="Georgia Pro"/>
+          <w:color w:val="000000" w:themeColor="text1"/>
+        </w:rPr>
+        <w:br/>
+        <w:t xml:space="preserve">        },</w:t>
+      </w:r>
+      <w:r>
+        <w:rPr>
+          <w:rFonts w:ascii="Georgia Pro" w:eastAsia="Georgia Pro" w:hAnsi="Georgia Pro" w:cs="Georgia Pro"/>
+          <w:color w:val="000000" w:themeColor="text1"/>
+        </w:rPr>
+        <w:br/>
+      </w:r>
+      <w:r>
+        <w:rPr>
+          <w:rFonts w:ascii="Georgia Pro" w:eastAsia="Georgia Pro" w:hAnsi="Georgia Pro" w:cs="Georgia Pro"/>
+          <w:color w:val="000000" w:themeColor="text1"/>
+        </w:rPr>
+        <w:br/>
+        <w:t xml:space="preserve">        "privateLinkServiceConnections":[</w:t>
+      </w:r>
+      <w:r>
+        <w:rPr>
+          <w:rFonts w:ascii="Georgia Pro" w:eastAsia="Georgia Pro" w:hAnsi="Georgia Pro" w:cs="Georgia Pro"/>
+          <w:color w:val="000000" w:themeColor="text1"/>
+        </w:rPr>
+        <w:br/>
+        <w:t xml:space="preserve">          {</w:t>
+      </w:r>
+      <w:r>
+        <w:rPr>
+          <w:rFonts w:ascii="Georgia Pro" w:eastAsia="Georgia Pro" w:hAnsi="Georgia Pro" w:cs="Georgia Pro"/>
+          <w:color w:val="000000" w:themeColor="text1"/>
+        </w:rPr>
+        <w:br/>
+        <w:t xml:space="preserve">            "name":"storageConnection",</w:t>
+      </w:r>
+      <w:r>
+        <w:rPr>
+          <w:rFonts w:ascii="Georgia Pro" w:eastAsia="Georgia Pro" w:hAnsi="Georgia Pro" w:cs="Georgia Pro"/>
+          <w:color w:val="000000" w:themeColor="text1"/>
+        </w:rPr>
+        <w:br/>
+      </w:r>
+      <w:r>
+        <w:rPr>
+          <w:rFonts w:ascii="Georgia Pro" w:eastAsia="Georgia Pro" w:hAnsi="Georgia Pro" w:cs="Georgia Pro"/>
+          <w:color w:val="000000" w:themeColor="text1"/>
+        </w:rPr>
+        <w:br/>
+        <w:t xml:space="preserve">            "properties":{</w:t>
+      </w:r>
+      <w:r>
+        <w:rPr>
+          <w:rFonts w:ascii="Georgia Pro" w:eastAsia="Georgia Pro" w:hAnsi="Georgia Pro" w:cs="Georgia Pro"/>
+          <w:color w:val="000000" w:themeColor="text1"/>
+        </w:rPr>
+        <w:br/>
+      </w:r>
+      <w:r>
+        <w:rPr>
+          <w:rFonts w:ascii="Georgia Pro" w:eastAsia="Georgia Pro" w:hAnsi="Georgia Pro" w:cs="Georgia Pro"/>
+          <w:color w:val="000000" w:themeColor="text1"/>
+        </w:rPr>
+        <w:br/>
+        <w:t xml:space="preserve">              "privateLinkServiceId":"[resourceId('Microsoft.Storage/storageAccounts', parameters('storageAccountName'))]",</w:t>
+      </w:r>
+      <w:r>
+        <w:rPr>
+          <w:rFonts w:ascii="Georgia Pro" w:eastAsia="Georgia Pro" w:hAnsi="Georgia Pro" w:cs="Georgia Pro"/>
+          <w:color w:val="000000" w:themeColor="text1"/>
+        </w:rPr>
+        <w:br/>
+      </w:r>
+      <w:r>
+        <w:rPr>
+          <w:rFonts w:ascii="Georgia Pro" w:eastAsia="Georgia Pro" w:hAnsi="Georgia Pro" w:cs="Georgia Pro"/>
+          <w:color w:val="000000" w:themeColor="text1"/>
+        </w:rPr>
+        <w:br/>
+        <w:t xml:space="preserve">              "groupIds":[</w:t>
+      </w:r>
+      <w:r>
+        <w:rPr>
+          <w:rFonts w:ascii="Georgia Pro" w:eastAsia="Georgia Pro" w:hAnsi="Georgia Pro" w:cs="Georgia Pro"/>
+          <w:color w:val="000000" w:themeColor="text1"/>
+        </w:rPr>
+        <w:br/>
+        <w:t xml:space="preserve">                "blob"</w:t>
+      </w:r>
+      <w:r>
+        <w:rPr>
+          <w:rFonts w:ascii="Georgia Pro" w:eastAsia="Georgia Pro" w:hAnsi="Georgia Pro" w:cs="Georgia Pro"/>
+          <w:color w:val="000000" w:themeColor="text1"/>
+        </w:rPr>
+        <w:br/>
+        <w:t xml:space="preserve">              ]</w:t>
+      </w:r>
+      <w:r>
+        <w:rPr>
+          <w:rFonts w:ascii="Georgia Pro" w:eastAsia="Georgia Pro" w:hAnsi="Georgia Pro" w:cs="Georgia Pro"/>
+          <w:color w:val="000000" w:themeColor="text1"/>
+        </w:rPr>
+        <w:br/>
+      </w:r>
+      <w:r>
+        <w:rPr>
+          <w:rFonts w:ascii="Georgia Pro" w:eastAsia="Georgia Pro" w:hAnsi="Georgia Pro" w:cs="Georgia Pro"/>
+          <w:color w:val="000000" w:themeColor="text1"/>
+        </w:rPr>
+        <w:lastRenderedPageBreak/>
+        <w:t xml:space="preserve">            }</w:t>
+      </w:r>
+      <w:r>
+        <w:rPr>
+          <w:rFonts w:ascii="Georgia Pro" w:eastAsia="Georgia Pro" w:hAnsi="Georgia Pro" w:cs="Georgia Pro"/>
+          <w:color w:val="000000" w:themeColor="text1"/>
+        </w:rPr>
+        <w:br/>
+        <w:t xml:space="preserve">          }</w:t>
+      </w:r>
+      <w:r>
+        <w:rPr>
+          <w:rFonts w:ascii="Georgia Pro" w:eastAsia="Georgia Pro" w:hAnsi="Georgia Pro" w:cs="Georgia Pro"/>
+          <w:color w:val="000000" w:themeColor="text1"/>
+        </w:rPr>
+        <w:br/>
+        <w:t xml:space="preserve">        ]</w:t>
+      </w:r>
+      <w:r>
+        <w:rPr>
+          <w:rFonts w:ascii="Georgia Pro" w:eastAsia="Georgia Pro" w:hAnsi="Georgia Pro" w:cs="Georgia Pro"/>
+          <w:color w:val="000000" w:themeColor="text1"/>
+        </w:rPr>
+        <w:br/>
+        <w:t xml:space="preserve">      }</w:t>
       </w:r>
       <w:r>
         <w:rPr>
@@ -1483,3208 +3014,6 @@
           <w:color w:val="000000" w:themeColor="text1"/>
         </w:rPr>
         <w:br/>
-        <w:t xml:space="preserve">  },</w:t>
-      </w:r>
-      <w:r>
-        <w:rPr>
-          <w:rFonts w:ascii="Georgia Pro" w:eastAsia="Georgia Pro" w:hAnsi="Georgia Pro" w:cs="Georgia Pro"/>
-          <w:color w:val="000000" w:themeColor="text1"/>
-        </w:rPr>
-        <w:br/>
-      </w:r>
-      <w:r>
-        <w:rPr>
-          <w:rFonts w:ascii="Georgia Pro" w:eastAsia="Georgia Pro" w:hAnsi="Georgia Pro" w:cs="Georgia Pro"/>
-          <w:color w:val="000000" w:themeColor="text1"/>
-        </w:rPr>
-        <w:br/>
-        <w:t xml:space="preserve">  "variables": {</w:t>
-      </w:r>
-      <w:r>
-        <w:rPr>
-          <w:rFonts w:ascii="Georgia Pro" w:eastAsia="Georgia Pro" w:hAnsi="Georgia Pro" w:cs="Georgia Pro"/>
-          <w:color w:val="000000" w:themeColor="text1"/>
-        </w:rPr>
-        <w:br/>
-      </w:r>
-      <w:r>
-        <w:rPr>
-          <w:rFonts w:ascii="Georgia Pro" w:eastAsia="Georgia Pro" w:hAnsi="Georgia Pro" w:cs="Georgia Pro"/>
-          <w:color w:val="000000" w:themeColor="text1"/>
-        </w:rPr>
-        <w:br/>
-        <w:t xml:space="preserve">    "</w:t>
-      </w:r>
-      <w:proofErr w:type="spellStart"/>
-      <w:r>
-        <w:rPr>
-          <w:rFonts w:ascii="Georgia Pro" w:eastAsia="Georgia Pro" w:hAnsi="Georgia Pro" w:cs="Georgia Pro"/>
-          <w:color w:val="000000" w:themeColor="text1"/>
-        </w:rPr>
-        <w:t>vnetName</w:t>
-      </w:r>
-      <w:proofErr w:type="spellEnd"/>
-      <w:r>
-        <w:rPr>
-          <w:rFonts w:ascii="Georgia Pro" w:eastAsia="Georgia Pro" w:hAnsi="Georgia Pro" w:cs="Georgia Pro"/>
-          <w:color w:val="000000" w:themeColor="text1"/>
-        </w:rPr>
-        <w:t>":"</w:t>
-      </w:r>
-      <w:proofErr w:type="spellStart"/>
-      <w:r>
-        <w:rPr>
-          <w:rFonts w:ascii="Georgia Pro" w:eastAsia="Georgia Pro" w:hAnsi="Georgia Pro" w:cs="Georgia Pro"/>
-          <w:color w:val="000000" w:themeColor="text1"/>
-        </w:rPr>
-        <w:t>RandEnt-VNet</w:t>
-      </w:r>
-      <w:proofErr w:type="spellEnd"/>
-      <w:r>
-        <w:rPr>
-          <w:rFonts w:ascii="Georgia Pro" w:eastAsia="Georgia Pro" w:hAnsi="Georgia Pro" w:cs="Georgia Pro"/>
-          <w:color w:val="000000" w:themeColor="text1"/>
-        </w:rPr>
-        <w:t>",</w:t>
-      </w:r>
-      <w:r>
-        <w:rPr>
-          <w:rFonts w:ascii="Georgia Pro" w:eastAsia="Georgia Pro" w:hAnsi="Georgia Pro" w:cs="Georgia Pro"/>
-          <w:color w:val="000000" w:themeColor="text1"/>
-        </w:rPr>
-        <w:br/>
-        <w:t xml:space="preserve">    "</w:t>
-      </w:r>
-      <w:proofErr w:type="spellStart"/>
-      <w:r>
-        <w:rPr>
-          <w:rFonts w:ascii="Georgia Pro" w:eastAsia="Georgia Pro" w:hAnsi="Georgia Pro" w:cs="Georgia Pro"/>
-          <w:color w:val="000000" w:themeColor="text1"/>
-        </w:rPr>
-        <w:t>appSubnet</w:t>
-      </w:r>
-      <w:proofErr w:type="spellEnd"/>
-      <w:r>
-        <w:rPr>
-          <w:rFonts w:ascii="Georgia Pro" w:eastAsia="Georgia Pro" w:hAnsi="Georgia Pro" w:cs="Georgia Pro"/>
-          <w:color w:val="000000" w:themeColor="text1"/>
-        </w:rPr>
-        <w:t>":"</w:t>
-      </w:r>
-      <w:proofErr w:type="spellStart"/>
-      <w:r>
-        <w:rPr>
-          <w:rFonts w:ascii="Georgia Pro" w:eastAsia="Georgia Pro" w:hAnsi="Georgia Pro" w:cs="Georgia Pro"/>
-          <w:color w:val="000000" w:themeColor="text1"/>
-        </w:rPr>
-        <w:t>AppSubnet</w:t>
-      </w:r>
-      <w:proofErr w:type="spellEnd"/>
-      <w:r>
-        <w:rPr>
-          <w:rFonts w:ascii="Georgia Pro" w:eastAsia="Georgia Pro" w:hAnsi="Georgia Pro" w:cs="Georgia Pro"/>
-          <w:color w:val="000000" w:themeColor="text1"/>
-        </w:rPr>
-        <w:t>",</w:t>
-      </w:r>
-      <w:r>
-        <w:rPr>
-          <w:rFonts w:ascii="Georgia Pro" w:eastAsia="Georgia Pro" w:hAnsi="Georgia Pro" w:cs="Georgia Pro"/>
-          <w:color w:val="000000" w:themeColor="text1"/>
-        </w:rPr>
-        <w:br/>
-        <w:t xml:space="preserve">    "</w:t>
-      </w:r>
-      <w:proofErr w:type="spellStart"/>
-      <w:r>
-        <w:rPr>
-          <w:rFonts w:ascii="Georgia Pro" w:eastAsia="Georgia Pro" w:hAnsi="Georgia Pro" w:cs="Georgia Pro"/>
-          <w:color w:val="000000" w:themeColor="text1"/>
-        </w:rPr>
-        <w:t>privateSubnet</w:t>
-      </w:r>
-      <w:proofErr w:type="spellEnd"/>
-      <w:r>
-        <w:rPr>
-          <w:rFonts w:ascii="Georgia Pro" w:eastAsia="Georgia Pro" w:hAnsi="Georgia Pro" w:cs="Georgia Pro"/>
-          <w:color w:val="000000" w:themeColor="text1"/>
-        </w:rPr>
-        <w:t>":"</w:t>
-      </w:r>
-      <w:proofErr w:type="spellStart"/>
-      <w:r>
-        <w:rPr>
-          <w:rFonts w:ascii="Georgia Pro" w:eastAsia="Georgia Pro" w:hAnsi="Georgia Pro" w:cs="Georgia Pro"/>
-          <w:color w:val="000000" w:themeColor="text1"/>
-        </w:rPr>
-        <w:t>PrivateEndpointSubnet</w:t>
-      </w:r>
-      <w:proofErr w:type="spellEnd"/>
-      <w:r>
-        <w:rPr>
-          <w:rFonts w:ascii="Georgia Pro" w:eastAsia="Georgia Pro" w:hAnsi="Georgia Pro" w:cs="Georgia Pro"/>
-          <w:color w:val="000000" w:themeColor="text1"/>
-        </w:rPr>
-        <w:t>",</w:t>
-      </w:r>
-      <w:r>
-        <w:rPr>
-          <w:rFonts w:ascii="Georgia Pro" w:eastAsia="Georgia Pro" w:hAnsi="Georgia Pro" w:cs="Georgia Pro"/>
-          <w:color w:val="000000" w:themeColor="text1"/>
-        </w:rPr>
-        <w:br/>
-        <w:t xml:space="preserve">    "</w:t>
-      </w:r>
-      <w:proofErr w:type="spellStart"/>
-      <w:r>
-        <w:rPr>
-          <w:rFonts w:ascii="Georgia Pro" w:eastAsia="Georgia Pro" w:hAnsi="Georgia Pro" w:cs="Georgia Pro"/>
-          <w:color w:val="000000" w:themeColor="text1"/>
-        </w:rPr>
-        <w:t>nicName</w:t>
-      </w:r>
-      <w:proofErr w:type="spellEnd"/>
-      <w:r>
-        <w:rPr>
-          <w:rFonts w:ascii="Georgia Pro" w:eastAsia="Georgia Pro" w:hAnsi="Georgia Pro" w:cs="Georgia Pro"/>
-          <w:color w:val="000000" w:themeColor="text1"/>
-        </w:rPr>
-        <w:t>":"</w:t>
-      </w:r>
-      <w:proofErr w:type="spellStart"/>
-      <w:r>
-        <w:rPr>
-          <w:rFonts w:ascii="Georgia Pro" w:eastAsia="Georgia Pro" w:hAnsi="Georgia Pro" w:cs="Georgia Pro"/>
-          <w:color w:val="000000" w:themeColor="text1"/>
-        </w:rPr>
-        <w:t>randNic</w:t>
-      </w:r>
-      <w:proofErr w:type="spellEnd"/>
-      <w:r>
-        <w:rPr>
-          <w:rFonts w:ascii="Georgia Pro" w:eastAsia="Georgia Pro" w:hAnsi="Georgia Pro" w:cs="Georgia Pro"/>
-          <w:color w:val="000000" w:themeColor="text1"/>
-        </w:rPr>
-        <w:t>"</w:t>
-      </w:r>
-      <w:r>
-        <w:rPr>
-          <w:rFonts w:ascii="Georgia Pro" w:eastAsia="Georgia Pro" w:hAnsi="Georgia Pro" w:cs="Georgia Pro"/>
-          <w:color w:val="000000" w:themeColor="text1"/>
-        </w:rPr>
-        <w:br/>
-        <w:t xml:space="preserve">  },</w:t>
-      </w:r>
-      <w:r>
-        <w:rPr>
-          <w:rFonts w:ascii="Georgia Pro" w:eastAsia="Georgia Pro" w:hAnsi="Georgia Pro" w:cs="Georgia Pro"/>
-          <w:color w:val="000000" w:themeColor="text1"/>
-        </w:rPr>
-        <w:br/>
-      </w:r>
-      <w:r>
-        <w:rPr>
-          <w:rFonts w:ascii="Georgia Pro" w:eastAsia="Georgia Pro" w:hAnsi="Georgia Pro" w:cs="Georgia Pro"/>
-          <w:color w:val="000000" w:themeColor="text1"/>
-        </w:rPr>
-        <w:br/>
-        <w:t xml:space="preserve">  "resources":[</w:t>
-      </w:r>
-      <w:r>
-        <w:rPr>
-          <w:rFonts w:ascii="Georgia Pro" w:eastAsia="Georgia Pro" w:hAnsi="Georgia Pro" w:cs="Georgia Pro"/>
-          <w:color w:val="000000" w:themeColor="text1"/>
-        </w:rPr>
-        <w:br/>
-      </w:r>
-      <w:r>
-        <w:rPr>
-          <w:rFonts w:ascii="Georgia Pro" w:eastAsia="Georgia Pro" w:hAnsi="Georgia Pro" w:cs="Georgia Pro"/>
-          <w:color w:val="000000" w:themeColor="text1"/>
-        </w:rPr>
-        <w:br/>
-        <w:t xml:space="preserve">    {</w:t>
-      </w:r>
-      <w:r>
-        <w:rPr>
-          <w:rFonts w:ascii="Georgia Pro" w:eastAsia="Georgia Pro" w:hAnsi="Georgia Pro" w:cs="Georgia Pro"/>
-          <w:color w:val="000000" w:themeColor="text1"/>
-        </w:rPr>
-        <w:br/>
-        <w:t xml:space="preserve">      "type":"</w:t>
-      </w:r>
-      <w:proofErr w:type="spellStart"/>
-      <w:r>
-        <w:rPr>
-          <w:rFonts w:ascii="Georgia Pro" w:eastAsia="Georgia Pro" w:hAnsi="Georgia Pro" w:cs="Georgia Pro"/>
-          <w:color w:val="000000" w:themeColor="text1"/>
-        </w:rPr>
-        <w:t>Microsoft.Network</w:t>
-      </w:r>
-      <w:proofErr w:type="spellEnd"/>
-      <w:r>
-        <w:rPr>
-          <w:rFonts w:ascii="Georgia Pro" w:eastAsia="Georgia Pro" w:hAnsi="Georgia Pro" w:cs="Georgia Pro"/>
-          <w:color w:val="000000" w:themeColor="text1"/>
-        </w:rPr>
-        <w:t>/</w:t>
-      </w:r>
-      <w:proofErr w:type="spellStart"/>
-      <w:r>
-        <w:rPr>
-          <w:rFonts w:ascii="Georgia Pro" w:eastAsia="Georgia Pro" w:hAnsi="Georgia Pro" w:cs="Georgia Pro"/>
-          <w:color w:val="000000" w:themeColor="text1"/>
-        </w:rPr>
-        <w:t>virtualNetworks</w:t>
-      </w:r>
-      <w:proofErr w:type="spellEnd"/>
-      <w:r>
-        <w:rPr>
-          <w:rFonts w:ascii="Georgia Pro" w:eastAsia="Georgia Pro" w:hAnsi="Georgia Pro" w:cs="Georgia Pro"/>
-          <w:color w:val="000000" w:themeColor="text1"/>
-        </w:rPr>
-        <w:t>",</w:t>
-      </w:r>
-      <w:r>
-        <w:rPr>
-          <w:rFonts w:ascii="Georgia Pro" w:eastAsia="Georgia Pro" w:hAnsi="Georgia Pro" w:cs="Georgia Pro"/>
-          <w:color w:val="000000" w:themeColor="text1"/>
-        </w:rPr>
-        <w:br/>
-        <w:t xml:space="preserve">      "apiVersion":"2023-02-01",</w:t>
-      </w:r>
-      <w:r>
-        <w:rPr>
-          <w:rFonts w:ascii="Georgia Pro" w:eastAsia="Georgia Pro" w:hAnsi="Georgia Pro" w:cs="Georgia Pro"/>
-          <w:color w:val="000000" w:themeColor="text1"/>
-        </w:rPr>
-        <w:br/>
-        <w:t xml:space="preserve">      "name":"[variables('</w:t>
-      </w:r>
-      <w:proofErr w:type="spellStart"/>
-      <w:r>
-        <w:rPr>
-          <w:rFonts w:ascii="Georgia Pro" w:eastAsia="Georgia Pro" w:hAnsi="Georgia Pro" w:cs="Georgia Pro"/>
-          <w:color w:val="000000" w:themeColor="text1"/>
-        </w:rPr>
-        <w:t>vnetName</w:t>
-      </w:r>
-      <w:proofErr w:type="spellEnd"/>
-      <w:r>
-        <w:rPr>
-          <w:rFonts w:ascii="Georgia Pro" w:eastAsia="Georgia Pro" w:hAnsi="Georgia Pro" w:cs="Georgia Pro"/>
-          <w:color w:val="000000" w:themeColor="text1"/>
-        </w:rPr>
-        <w:t>')]",</w:t>
-      </w:r>
-      <w:r>
-        <w:rPr>
-          <w:rFonts w:ascii="Georgia Pro" w:eastAsia="Georgia Pro" w:hAnsi="Georgia Pro" w:cs="Georgia Pro"/>
-          <w:color w:val="000000" w:themeColor="text1"/>
-        </w:rPr>
-        <w:br/>
-        <w:t xml:space="preserve">      "location":"[parameters('location')]",</w:t>
-      </w:r>
-      <w:r>
-        <w:rPr>
-          <w:rFonts w:ascii="Georgia Pro" w:eastAsia="Georgia Pro" w:hAnsi="Georgia Pro" w:cs="Georgia Pro"/>
-          <w:color w:val="000000" w:themeColor="text1"/>
-        </w:rPr>
-        <w:br/>
-      </w:r>
-      <w:r>
-        <w:rPr>
-          <w:rFonts w:ascii="Georgia Pro" w:eastAsia="Georgia Pro" w:hAnsi="Georgia Pro" w:cs="Georgia Pro"/>
-          <w:color w:val="000000" w:themeColor="text1"/>
-        </w:rPr>
-        <w:br/>
-        <w:t xml:space="preserve">      "properties":{</w:t>
-      </w:r>
-      <w:r>
-        <w:rPr>
-          <w:rFonts w:ascii="Georgia Pro" w:eastAsia="Georgia Pro" w:hAnsi="Georgia Pro" w:cs="Georgia Pro"/>
-          <w:color w:val="000000" w:themeColor="text1"/>
-        </w:rPr>
-        <w:br/>
-      </w:r>
-      <w:r>
-        <w:rPr>
-          <w:rFonts w:ascii="Georgia Pro" w:eastAsia="Georgia Pro" w:hAnsi="Georgia Pro" w:cs="Georgia Pro"/>
-          <w:color w:val="000000" w:themeColor="text1"/>
-        </w:rPr>
-        <w:lastRenderedPageBreak/>
-        <w:br/>
-        <w:t xml:space="preserve">        "</w:t>
-      </w:r>
-      <w:proofErr w:type="spellStart"/>
-      <w:r>
-        <w:rPr>
-          <w:rFonts w:ascii="Georgia Pro" w:eastAsia="Georgia Pro" w:hAnsi="Georgia Pro" w:cs="Georgia Pro"/>
-          <w:color w:val="000000" w:themeColor="text1"/>
-        </w:rPr>
-        <w:t>addressSpace</w:t>
-      </w:r>
-      <w:proofErr w:type="spellEnd"/>
-      <w:r>
-        <w:rPr>
-          <w:rFonts w:ascii="Georgia Pro" w:eastAsia="Georgia Pro" w:hAnsi="Georgia Pro" w:cs="Georgia Pro"/>
-          <w:color w:val="000000" w:themeColor="text1"/>
-        </w:rPr>
-        <w:t>":{</w:t>
-      </w:r>
-      <w:r>
-        <w:rPr>
-          <w:rFonts w:ascii="Georgia Pro" w:eastAsia="Georgia Pro" w:hAnsi="Georgia Pro" w:cs="Georgia Pro"/>
-          <w:color w:val="000000" w:themeColor="text1"/>
-        </w:rPr>
-        <w:br/>
-        <w:t xml:space="preserve">          "</w:t>
-      </w:r>
-      <w:proofErr w:type="spellStart"/>
-      <w:r>
-        <w:rPr>
-          <w:rFonts w:ascii="Georgia Pro" w:eastAsia="Georgia Pro" w:hAnsi="Georgia Pro" w:cs="Georgia Pro"/>
-          <w:color w:val="000000" w:themeColor="text1"/>
-        </w:rPr>
-        <w:t>addressPrefixes</w:t>
-      </w:r>
-      <w:proofErr w:type="spellEnd"/>
-      <w:r>
-        <w:rPr>
-          <w:rFonts w:ascii="Georgia Pro" w:eastAsia="Georgia Pro" w:hAnsi="Georgia Pro" w:cs="Georgia Pro"/>
-          <w:color w:val="000000" w:themeColor="text1"/>
-        </w:rPr>
-        <w:t>":[</w:t>
-      </w:r>
-      <w:r>
-        <w:rPr>
-          <w:rFonts w:ascii="Georgia Pro" w:eastAsia="Georgia Pro" w:hAnsi="Georgia Pro" w:cs="Georgia Pro"/>
-          <w:color w:val="000000" w:themeColor="text1"/>
-        </w:rPr>
-        <w:br/>
-        <w:t xml:space="preserve">            "10.0.0.0/16"</w:t>
-      </w:r>
-      <w:r>
-        <w:rPr>
-          <w:rFonts w:ascii="Georgia Pro" w:eastAsia="Georgia Pro" w:hAnsi="Georgia Pro" w:cs="Georgia Pro"/>
-          <w:color w:val="000000" w:themeColor="text1"/>
-        </w:rPr>
-        <w:br/>
-        <w:t xml:space="preserve">          ]</w:t>
-      </w:r>
-      <w:r>
-        <w:rPr>
-          <w:rFonts w:ascii="Georgia Pro" w:eastAsia="Georgia Pro" w:hAnsi="Georgia Pro" w:cs="Georgia Pro"/>
-          <w:color w:val="000000" w:themeColor="text1"/>
-        </w:rPr>
-        <w:br/>
-        <w:t xml:space="preserve">        },</w:t>
-      </w:r>
-      <w:r>
-        <w:rPr>
-          <w:rFonts w:ascii="Georgia Pro" w:eastAsia="Georgia Pro" w:hAnsi="Georgia Pro" w:cs="Georgia Pro"/>
-          <w:color w:val="000000" w:themeColor="text1"/>
-        </w:rPr>
-        <w:br/>
-      </w:r>
-      <w:r>
-        <w:rPr>
-          <w:rFonts w:ascii="Georgia Pro" w:eastAsia="Georgia Pro" w:hAnsi="Georgia Pro" w:cs="Georgia Pro"/>
-          <w:color w:val="000000" w:themeColor="text1"/>
-        </w:rPr>
-        <w:br/>
-        <w:t xml:space="preserve">        "subnets":[</w:t>
-      </w:r>
-      <w:r>
-        <w:rPr>
-          <w:rFonts w:ascii="Georgia Pro" w:eastAsia="Georgia Pro" w:hAnsi="Georgia Pro" w:cs="Georgia Pro"/>
-          <w:color w:val="000000" w:themeColor="text1"/>
-        </w:rPr>
-        <w:br/>
-        <w:t xml:space="preserve">          {</w:t>
-      </w:r>
-      <w:r>
-        <w:rPr>
-          <w:rFonts w:ascii="Georgia Pro" w:eastAsia="Georgia Pro" w:hAnsi="Georgia Pro" w:cs="Georgia Pro"/>
-          <w:color w:val="000000" w:themeColor="text1"/>
-        </w:rPr>
-        <w:br/>
-        <w:t xml:space="preserve">            "name":"[variables('</w:t>
-      </w:r>
-      <w:proofErr w:type="spellStart"/>
-      <w:r>
-        <w:rPr>
-          <w:rFonts w:ascii="Georgia Pro" w:eastAsia="Georgia Pro" w:hAnsi="Georgia Pro" w:cs="Georgia Pro"/>
-          <w:color w:val="000000" w:themeColor="text1"/>
-        </w:rPr>
-        <w:t>appSubnet</w:t>
-      </w:r>
-      <w:proofErr w:type="spellEnd"/>
-      <w:r>
-        <w:rPr>
-          <w:rFonts w:ascii="Georgia Pro" w:eastAsia="Georgia Pro" w:hAnsi="Georgia Pro" w:cs="Georgia Pro"/>
-          <w:color w:val="000000" w:themeColor="text1"/>
-        </w:rPr>
-        <w:t>')]",</w:t>
-      </w:r>
-      <w:r>
-        <w:rPr>
-          <w:rFonts w:ascii="Georgia Pro" w:eastAsia="Georgia Pro" w:hAnsi="Georgia Pro" w:cs="Georgia Pro"/>
-          <w:color w:val="000000" w:themeColor="text1"/>
-        </w:rPr>
-        <w:br/>
-        <w:t xml:space="preserve">            "properties":{</w:t>
-      </w:r>
-      <w:r>
-        <w:rPr>
-          <w:rFonts w:ascii="Georgia Pro" w:eastAsia="Georgia Pro" w:hAnsi="Georgia Pro" w:cs="Georgia Pro"/>
-          <w:color w:val="000000" w:themeColor="text1"/>
-        </w:rPr>
-        <w:br/>
-        <w:t xml:space="preserve">              "addressPrefix":"10.0.1.0/24"</w:t>
-      </w:r>
-      <w:r>
-        <w:rPr>
-          <w:rFonts w:ascii="Georgia Pro" w:eastAsia="Georgia Pro" w:hAnsi="Georgia Pro" w:cs="Georgia Pro"/>
-          <w:color w:val="000000" w:themeColor="text1"/>
-        </w:rPr>
-        <w:br/>
-        <w:t xml:space="preserve">            }</w:t>
-      </w:r>
-      <w:r>
-        <w:rPr>
-          <w:rFonts w:ascii="Georgia Pro" w:eastAsia="Georgia Pro" w:hAnsi="Georgia Pro" w:cs="Georgia Pro"/>
-          <w:color w:val="000000" w:themeColor="text1"/>
-        </w:rPr>
-        <w:br/>
-        <w:t xml:space="preserve">          },</w:t>
-      </w:r>
-      <w:r>
-        <w:rPr>
-          <w:rFonts w:ascii="Georgia Pro" w:eastAsia="Georgia Pro" w:hAnsi="Georgia Pro" w:cs="Georgia Pro"/>
-          <w:color w:val="000000" w:themeColor="text1"/>
-        </w:rPr>
-        <w:br/>
-      </w:r>
-      <w:r>
-        <w:rPr>
-          <w:rFonts w:ascii="Georgia Pro" w:eastAsia="Georgia Pro" w:hAnsi="Georgia Pro" w:cs="Georgia Pro"/>
-          <w:color w:val="000000" w:themeColor="text1"/>
-        </w:rPr>
-        <w:br/>
-        <w:t xml:space="preserve">          {</w:t>
-      </w:r>
-      <w:r>
-        <w:rPr>
-          <w:rFonts w:ascii="Georgia Pro" w:eastAsia="Georgia Pro" w:hAnsi="Georgia Pro" w:cs="Georgia Pro"/>
-          <w:color w:val="000000" w:themeColor="text1"/>
-        </w:rPr>
-        <w:br/>
-        <w:t xml:space="preserve">            "name":"[variables('</w:t>
-      </w:r>
-      <w:proofErr w:type="spellStart"/>
-      <w:r>
-        <w:rPr>
-          <w:rFonts w:ascii="Georgia Pro" w:eastAsia="Georgia Pro" w:hAnsi="Georgia Pro" w:cs="Georgia Pro"/>
-          <w:color w:val="000000" w:themeColor="text1"/>
-        </w:rPr>
-        <w:t>privateSubnet</w:t>
-      </w:r>
-      <w:proofErr w:type="spellEnd"/>
-      <w:r>
-        <w:rPr>
-          <w:rFonts w:ascii="Georgia Pro" w:eastAsia="Georgia Pro" w:hAnsi="Georgia Pro" w:cs="Georgia Pro"/>
-          <w:color w:val="000000" w:themeColor="text1"/>
-        </w:rPr>
-        <w:t>')]",</w:t>
-      </w:r>
-      <w:r>
-        <w:rPr>
-          <w:rFonts w:ascii="Georgia Pro" w:eastAsia="Georgia Pro" w:hAnsi="Georgia Pro" w:cs="Georgia Pro"/>
-          <w:color w:val="000000" w:themeColor="text1"/>
-        </w:rPr>
-        <w:br/>
-        <w:t xml:space="preserve">            "properties":{</w:t>
-      </w:r>
-      <w:r>
-        <w:rPr>
-          <w:rFonts w:ascii="Georgia Pro" w:eastAsia="Georgia Pro" w:hAnsi="Georgia Pro" w:cs="Georgia Pro"/>
-          <w:color w:val="000000" w:themeColor="text1"/>
-        </w:rPr>
-        <w:br/>
-        <w:t xml:space="preserve">              "addressPrefix":"10.0.2.0/24"</w:t>
-      </w:r>
-      <w:r>
-        <w:rPr>
-          <w:rFonts w:ascii="Georgia Pro" w:eastAsia="Georgia Pro" w:hAnsi="Georgia Pro" w:cs="Georgia Pro"/>
-          <w:color w:val="000000" w:themeColor="text1"/>
-        </w:rPr>
-        <w:br/>
-        <w:t xml:space="preserve">            }</w:t>
-      </w:r>
-      <w:r>
-        <w:rPr>
-          <w:rFonts w:ascii="Georgia Pro" w:eastAsia="Georgia Pro" w:hAnsi="Georgia Pro" w:cs="Georgia Pro"/>
-          <w:color w:val="000000" w:themeColor="text1"/>
-        </w:rPr>
-        <w:br/>
-        <w:t xml:space="preserve">          }</w:t>
-      </w:r>
-      <w:r>
-        <w:rPr>
-          <w:rFonts w:ascii="Georgia Pro" w:eastAsia="Georgia Pro" w:hAnsi="Georgia Pro" w:cs="Georgia Pro"/>
-          <w:color w:val="000000" w:themeColor="text1"/>
-        </w:rPr>
-        <w:br/>
-        <w:t xml:space="preserve">        ]</w:t>
-      </w:r>
-      <w:r>
-        <w:rPr>
-          <w:rFonts w:ascii="Georgia Pro" w:eastAsia="Georgia Pro" w:hAnsi="Georgia Pro" w:cs="Georgia Pro"/>
-          <w:color w:val="000000" w:themeColor="text1"/>
-        </w:rPr>
-        <w:br/>
-        <w:t xml:space="preserve">      }</w:t>
-      </w:r>
-      <w:r>
-        <w:rPr>
-          <w:rFonts w:ascii="Georgia Pro" w:eastAsia="Georgia Pro" w:hAnsi="Georgia Pro" w:cs="Georgia Pro"/>
-          <w:color w:val="000000" w:themeColor="text1"/>
-        </w:rPr>
-        <w:br/>
-        <w:t xml:space="preserve">    },</w:t>
-      </w:r>
-      <w:r>
-        <w:rPr>
-          <w:rFonts w:ascii="Georgia Pro" w:eastAsia="Georgia Pro" w:hAnsi="Georgia Pro" w:cs="Georgia Pro"/>
-          <w:color w:val="000000" w:themeColor="text1"/>
-        </w:rPr>
-        <w:br/>
-      </w:r>
-      <w:r>
-        <w:rPr>
-          <w:rFonts w:ascii="Georgia Pro" w:eastAsia="Georgia Pro" w:hAnsi="Georgia Pro" w:cs="Georgia Pro"/>
-          <w:color w:val="000000" w:themeColor="text1"/>
-        </w:rPr>
-        <w:br/>
-        <w:t xml:space="preserve">    {</w:t>
-      </w:r>
-      <w:r>
-        <w:rPr>
-          <w:rFonts w:ascii="Georgia Pro" w:eastAsia="Georgia Pro" w:hAnsi="Georgia Pro" w:cs="Georgia Pro"/>
-          <w:color w:val="000000" w:themeColor="text1"/>
-        </w:rPr>
-        <w:br/>
-        <w:t xml:space="preserve">      "type":"</w:t>
-      </w:r>
-      <w:proofErr w:type="spellStart"/>
-      <w:r>
-        <w:rPr>
-          <w:rFonts w:ascii="Georgia Pro" w:eastAsia="Georgia Pro" w:hAnsi="Georgia Pro" w:cs="Georgia Pro"/>
-          <w:color w:val="000000" w:themeColor="text1"/>
-        </w:rPr>
-        <w:t>Microsoft.Storage</w:t>
-      </w:r>
-      <w:proofErr w:type="spellEnd"/>
-      <w:r>
-        <w:rPr>
-          <w:rFonts w:ascii="Georgia Pro" w:eastAsia="Georgia Pro" w:hAnsi="Georgia Pro" w:cs="Georgia Pro"/>
-          <w:color w:val="000000" w:themeColor="text1"/>
-        </w:rPr>
-        <w:t>/</w:t>
-      </w:r>
-      <w:proofErr w:type="spellStart"/>
-      <w:r>
-        <w:rPr>
-          <w:rFonts w:ascii="Georgia Pro" w:eastAsia="Georgia Pro" w:hAnsi="Georgia Pro" w:cs="Georgia Pro"/>
-          <w:color w:val="000000" w:themeColor="text1"/>
-        </w:rPr>
-        <w:t>storageAccounts</w:t>
-      </w:r>
-      <w:proofErr w:type="spellEnd"/>
-      <w:r>
-        <w:rPr>
-          <w:rFonts w:ascii="Georgia Pro" w:eastAsia="Georgia Pro" w:hAnsi="Georgia Pro" w:cs="Georgia Pro"/>
-          <w:color w:val="000000" w:themeColor="text1"/>
-        </w:rPr>
-        <w:t>",</w:t>
-      </w:r>
-      <w:r>
-        <w:rPr>
-          <w:rFonts w:ascii="Georgia Pro" w:eastAsia="Georgia Pro" w:hAnsi="Georgia Pro" w:cs="Georgia Pro"/>
-          <w:color w:val="000000" w:themeColor="text1"/>
-        </w:rPr>
-        <w:br/>
-        <w:t xml:space="preserve">      "apiVersion":"2023-01-01",</w:t>
-      </w:r>
-      <w:r>
-        <w:rPr>
-          <w:rFonts w:ascii="Georgia Pro" w:eastAsia="Georgia Pro" w:hAnsi="Georgia Pro" w:cs="Georgia Pro"/>
-          <w:color w:val="000000" w:themeColor="text1"/>
-        </w:rPr>
-        <w:br/>
-      </w:r>
-      <w:r>
-        <w:rPr>
-          <w:rFonts w:ascii="Georgia Pro" w:eastAsia="Georgia Pro" w:hAnsi="Georgia Pro" w:cs="Georgia Pro"/>
-          <w:color w:val="000000" w:themeColor="text1"/>
-        </w:rPr>
-        <w:lastRenderedPageBreak/>
-        <w:t xml:space="preserve">      "name":"[parameters('</w:t>
-      </w:r>
-      <w:proofErr w:type="spellStart"/>
-      <w:r>
-        <w:rPr>
-          <w:rFonts w:ascii="Georgia Pro" w:eastAsia="Georgia Pro" w:hAnsi="Georgia Pro" w:cs="Georgia Pro"/>
-          <w:color w:val="000000" w:themeColor="text1"/>
-        </w:rPr>
-        <w:t>storageAccountName</w:t>
-      </w:r>
-      <w:proofErr w:type="spellEnd"/>
-      <w:r>
-        <w:rPr>
-          <w:rFonts w:ascii="Georgia Pro" w:eastAsia="Georgia Pro" w:hAnsi="Georgia Pro" w:cs="Georgia Pro"/>
-          <w:color w:val="000000" w:themeColor="text1"/>
-        </w:rPr>
-        <w:t>')]",</w:t>
-      </w:r>
-      <w:r>
-        <w:rPr>
-          <w:rFonts w:ascii="Georgia Pro" w:eastAsia="Georgia Pro" w:hAnsi="Georgia Pro" w:cs="Georgia Pro"/>
-          <w:color w:val="000000" w:themeColor="text1"/>
-        </w:rPr>
-        <w:br/>
-        <w:t xml:space="preserve">      "location":"[parameters('location')]",</w:t>
-      </w:r>
-      <w:r>
-        <w:rPr>
-          <w:rFonts w:ascii="Georgia Pro" w:eastAsia="Georgia Pro" w:hAnsi="Georgia Pro" w:cs="Georgia Pro"/>
-          <w:color w:val="000000" w:themeColor="text1"/>
-        </w:rPr>
-        <w:br/>
-      </w:r>
-      <w:r>
-        <w:rPr>
-          <w:rFonts w:ascii="Georgia Pro" w:eastAsia="Georgia Pro" w:hAnsi="Georgia Pro" w:cs="Georgia Pro"/>
-          <w:color w:val="000000" w:themeColor="text1"/>
-        </w:rPr>
-        <w:br/>
-        <w:t xml:space="preserve">      "</w:t>
-      </w:r>
-      <w:proofErr w:type="spellStart"/>
-      <w:r>
-        <w:rPr>
-          <w:rFonts w:ascii="Georgia Pro" w:eastAsia="Georgia Pro" w:hAnsi="Georgia Pro" w:cs="Georgia Pro"/>
-          <w:color w:val="000000" w:themeColor="text1"/>
-        </w:rPr>
-        <w:t>sku</w:t>
-      </w:r>
-      <w:proofErr w:type="spellEnd"/>
-      <w:r>
-        <w:rPr>
-          <w:rFonts w:ascii="Georgia Pro" w:eastAsia="Georgia Pro" w:hAnsi="Georgia Pro" w:cs="Georgia Pro"/>
-          <w:color w:val="000000" w:themeColor="text1"/>
-        </w:rPr>
-        <w:t>":{</w:t>
-      </w:r>
-      <w:r>
-        <w:rPr>
-          <w:rFonts w:ascii="Georgia Pro" w:eastAsia="Georgia Pro" w:hAnsi="Georgia Pro" w:cs="Georgia Pro"/>
-          <w:color w:val="000000" w:themeColor="text1"/>
-        </w:rPr>
-        <w:br/>
-        <w:t xml:space="preserve">        "name":"</w:t>
-      </w:r>
-      <w:proofErr w:type="spellStart"/>
-      <w:r>
-        <w:rPr>
-          <w:rFonts w:ascii="Georgia Pro" w:eastAsia="Georgia Pro" w:hAnsi="Georgia Pro" w:cs="Georgia Pro"/>
-          <w:color w:val="000000" w:themeColor="text1"/>
-        </w:rPr>
-        <w:t>Standard_LRS</w:t>
-      </w:r>
-      <w:proofErr w:type="spellEnd"/>
-      <w:r>
-        <w:rPr>
-          <w:rFonts w:ascii="Georgia Pro" w:eastAsia="Georgia Pro" w:hAnsi="Georgia Pro" w:cs="Georgia Pro"/>
-          <w:color w:val="000000" w:themeColor="text1"/>
-        </w:rPr>
-        <w:t>"</w:t>
-      </w:r>
-      <w:r>
-        <w:rPr>
-          <w:rFonts w:ascii="Georgia Pro" w:eastAsia="Georgia Pro" w:hAnsi="Georgia Pro" w:cs="Georgia Pro"/>
-          <w:color w:val="000000" w:themeColor="text1"/>
-        </w:rPr>
-        <w:br/>
-        <w:t xml:space="preserve">      },</w:t>
-      </w:r>
-      <w:r>
-        <w:rPr>
-          <w:rFonts w:ascii="Georgia Pro" w:eastAsia="Georgia Pro" w:hAnsi="Georgia Pro" w:cs="Georgia Pro"/>
-          <w:color w:val="000000" w:themeColor="text1"/>
-        </w:rPr>
-        <w:br/>
-      </w:r>
-      <w:r>
-        <w:rPr>
-          <w:rFonts w:ascii="Georgia Pro" w:eastAsia="Georgia Pro" w:hAnsi="Georgia Pro" w:cs="Georgia Pro"/>
-          <w:color w:val="000000" w:themeColor="text1"/>
-        </w:rPr>
-        <w:br/>
-        <w:t xml:space="preserve">      "kind":"StorageV2",</w:t>
-      </w:r>
-      <w:r>
-        <w:rPr>
-          <w:rFonts w:ascii="Georgia Pro" w:eastAsia="Georgia Pro" w:hAnsi="Georgia Pro" w:cs="Georgia Pro"/>
-          <w:color w:val="000000" w:themeColor="text1"/>
-        </w:rPr>
-        <w:br/>
-      </w:r>
-      <w:r>
-        <w:rPr>
-          <w:rFonts w:ascii="Georgia Pro" w:eastAsia="Georgia Pro" w:hAnsi="Georgia Pro" w:cs="Georgia Pro"/>
-          <w:color w:val="000000" w:themeColor="text1"/>
-        </w:rPr>
-        <w:br/>
-        <w:t xml:space="preserve">      "properties":{</w:t>
-      </w:r>
-      <w:r>
-        <w:rPr>
-          <w:rFonts w:ascii="Georgia Pro" w:eastAsia="Georgia Pro" w:hAnsi="Georgia Pro" w:cs="Georgia Pro"/>
-          <w:color w:val="000000" w:themeColor="text1"/>
-        </w:rPr>
-        <w:br/>
-        <w:t xml:space="preserve">        "</w:t>
-      </w:r>
-      <w:proofErr w:type="spellStart"/>
-      <w:r>
-        <w:rPr>
-          <w:rFonts w:ascii="Georgia Pro" w:eastAsia="Georgia Pro" w:hAnsi="Georgia Pro" w:cs="Georgia Pro"/>
-          <w:color w:val="000000" w:themeColor="text1"/>
-        </w:rPr>
-        <w:t>publicNetworkAccess</w:t>
-      </w:r>
-      <w:proofErr w:type="spellEnd"/>
-      <w:r>
-        <w:rPr>
-          <w:rFonts w:ascii="Georgia Pro" w:eastAsia="Georgia Pro" w:hAnsi="Georgia Pro" w:cs="Georgia Pro"/>
-          <w:color w:val="000000" w:themeColor="text1"/>
-        </w:rPr>
-        <w:t>":"Disabled",</w:t>
-      </w:r>
-      <w:r>
-        <w:rPr>
-          <w:rFonts w:ascii="Georgia Pro" w:eastAsia="Georgia Pro" w:hAnsi="Georgia Pro" w:cs="Georgia Pro"/>
-          <w:color w:val="000000" w:themeColor="text1"/>
-        </w:rPr>
-        <w:br/>
-        <w:t xml:space="preserve">        "</w:t>
-      </w:r>
-      <w:proofErr w:type="spellStart"/>
-      <w:r>
-        <w:rPr>
-          <w:rFonts w:ascii="Georgia Pro" w:eastAsia="Georgia Pro" w:hAnsi="Georgia Pro" w:cs="Georgia Pro"/>
-          <w:color w:val="000000" w:themeColor="text1"/>
-        </w:rPr>
-        <w:t>allowBlobPublicAccess</w:t>
-      </w:r>
-      <w:proofErr w:type="spellEnd"/>
-      <w:r>
-        <w:rPr>
-          <w:rFonts w:ascii="Georgia Pro" w:eastAsia="Georgia Pro" w:hAnsi="Georgia Pro" w:cs="Georgia Pro"/>
-          <w:color w:val="000000" w:themeColor="text1"/>
-        </w:rPr>
-        <w:t>":false</w:t>
-      </w:r>
-      <w:r>
-        <w:rPr>
-          <w:rFonts w:ascii="Georgia Pro" w:eastAsia="Georgia Pro" w:hAnsi="Georgia Pro" w:cs="Georgia Pro"/>
-          <w:color w:val="000000" w:themeColor="text1"/>
-        </w:rPr>
-        <w:br/>
-        <w:t xml:space="preserve">      }</w:t>
-      </w:r>
-      <w:r>
-        <w:rPr>
-          <w:rFonts w:ascii="Georgia Pro" w:eastAsia="Georgia Pro" w:hAnsi="Georgia Pro" w:cs="Georgia Pro"/>
-          <w:color w:val="000000" w:themeColor="text1"/>
-        </w:rPr>
-        <w:br/>
-        <w:t xml:space="preserve">    },</w:t>
-      </w:r>
-      <w:r>
-        <w:rPr>
-          <w:rFonts w:ascii="Georgia Pro" w:eastAsia="Georgia Pro" w:hAnsi="Georgia Pro" w:cs="Georgia Pro"/>
-          <w:color w:val="000000" w:themeColor="text1"/>
-        </w:rPr>
-        <w:br/>
-      </w:r>
-      <w:r>
-        <w:rPr>
-          <w:rFonts w:ascii="Georgia Pro" w:eastAsia="Georgia Pro" w:hAnsi="Georgia Pro" w:cs="Georgia Pro"/>
-          <w:color w:val="000000" w:themeColor="text1"/>
-        </w:rPr>
-        <w:br/>
-        <w:t xml:space="preserve">    {</w:t>
-      </w:r>
-      <w:r>
-        <w:rPr>
-          <w:rFonts w:ascii="Georgia Pro" w:eastAsia="Georgia Pro" w:hAnsi="Georgia Pro" w:cs="Georgia Pro"/>
-          <w:color w:val="000000" w:themeColor="text1"/>
-        </w:rPr>
-        <w:br/>
-        <w:t xml:space="preserve">      "type":"</w:t>
-      </w:r>
-      <w:proofErr w:type="spellStart"/>
-      <w:r>
-        <w:rPr>
-          <w:rFonts w:ascii="Georgia Pro" w:eastAsia="Georgia Pro" w:hAnsi="Georgia Pro" w:cs="Georgia Pro"/>
-          <w:color w:val="000000" w:themeColor="text1"/>
-        </w:rPr>
-        <w:t>Microsoft.Network</w:t>
-      </w:r>
-      <w:proofErr w:type="spellEnd"/>
-      <w:r>
-        <w:rPr>
-          <w:rFonts w:ascii="Georgia Pro" w:eastAsia="Georgia Pro" w:hAnsi="Georgia Pro" w:cs="Georgia Pro"/>
-          <w:color w:val="000000" w:themeColor="text1"/>
-        </w:rPr>
-        <w:t>/</w:t>
-      </w:r>
-      <w:proofErr w:type="spellStart"/>
-      <w:r>
-        <w:rPr>
-          <w:rFonts w:ascii="Georgia Pro" w:eastAsia="Georgia Pro" w:hAnsi="Georgia Pro" w:cs="Georgia Pro"/>
-          <w:color w:val="000000" w:themeColor="text1"/>
-        </w:rPr>
-        <w:t>publicIPAddresses</w:t>
-      </w:r>
-      <w:proofErr w:type="spellEnd"/>
-      <w:r>
-        <w:rPr>
-          <w:rFonts w:ascii="Georgia Pro" w:eastAsia="Georgia Pro" w:hAnsi="Georgia Pro" w:cs="Georgia Pro"/>
-          <w:color w:val="000000" w:themeColor="text1"/>
-        </w:rPr>
-        <w:t>",</w:t>
-      </w:r>
-      <w:r>
-        <w:rPr>
-          <w:rFonts w:ascii="Georgia Pro" w:eastAsia="Georgia Pro" w:hAnsi="Georgia Pro" w:cs="Georgia Pro"/>
-          <w:color w:val="000000" w:themeColor="text1"/>
-        </w:rPr>
-        <w:br/>
-        <w:t xml:space="preserve">      "apiVersion":"2023-02-01",</w:t>
-      </w:r>
-      <w:r>
-        <w:rPr>
-          <w:rFonts w:ascii="Georgia Pro" w:eastAsia="Georgia Pro" w:hAnsi="Georgia Pro" w:cs="Georgia Pro"/>
-          <w:color w:val="000000" w:themeColor="text1"/>
-        </w:rPr>
-        <w:br/>
-        <w:t xml:space="preserve">      "name":"</w:t>
-      </w:r>
-      <w:proofErr w:type="spellStart"/>
-      <w:r>
-        <w:rPr>
-          <w:rFonts w:ascii="Georgia Pro" w:eastAsia="Georgia Pro" w:hAnsi="Georgia Pro" w:cs="Georgia Pro"/>
-          <w:color w:val="000000" w:themeColor="text1"/>
-        </w:rPr>
-        <w:t>randPublicIP</w:t>
-      </w:r>
-      <w:proofErr w:type="spellEnd"/>
-      <w:r>
-        <w:rPr>
-          <w:rFonts w:ascii="Georgia Pro" w:eastAsia="Georgia Pro" w:hAnsi="Georgia Pro" w:cs="Georgia Pro"/>
-          <w:color w:val="000000" w:themeColor="text1"/>
-        </w:rPr>
-        <w:t>",</w:t>
-      </w:r>
-      <w:r>
-        <w:rPr>
-          <w:rFonts w:ascii="Georgia Pro" w:eastAsia="Georgia Pro" w:hAnsi="Georgia Pro" w:cs="Georgia Pro"/>
-          <w:color w:val="000000" w:themeColor="text1"/>
-        </w:rPr>
-        <w:br/>
-        <w:t xml:space="preserve">      "location":"[parameters('location')]",</w:t>
-      </w:r>
-      <w:r>
-        <w:rPr>
-          <w:rFonts w:ascii="Georgia Pro" w:eastAsia="Georgia Pro" w:hAnsi="Georgia Pro" w:cs="Georgia Pro"/>
-          <w:color w:val="000000" w:themeColor="text1"/>
-        </w:rPr>
-        <w:br/>
-      </w:r>
-      <w:r>
-        <w:rPr>
-          <w:rFonts w:ascii="Georgia Pro" w:eastAsia="Georgia Pro" w:hAnsi="Georgia Pro" w:cs="Georgia Pro"/>
-          <w:color w:val="000000" w:themeColor="text1"/>
-        </w:rPr>
-        <w:br/>
-        <w:t xml:space="preserve">      "</w:t>
-      </w:r>
-      <w:proofErr w:type="spellStart"/>
-      <w:r>
-        <w:rPr>
-          <w:rFonts w:ascii="Georgia Pro" w:eastAsia="Georgia Pro" w:hAnsi="Georgia Pro" w:cs="Georgia Pro"/>
-          <w:color w:val="000000" w:themeColor="text1"/>
-        </w:rPr>
-        <w:t>sku</w:t>
-      </w:r>
-      <w:proofErr w:type="spellEnd"/>
-      <w:r>
-        <w:rPr>
-          <w:rFonts w:ascii="Georgia Pro" w:eastAsia="Georgia Pro" w:hAnsi="Georgia Pro" w:cs="Georgia Pro"/>
-          <w:color w:val="000000" w:themeColor="text1"/>
-        </w:rPr>
-        <w:t>":{</w:t>
-      </w:r>
-      <w:r>
-        <w:rPr>
-          <w:rFonts w:ascii="Georgia Pro" w:eastAsia="Georgia Pro" w:hAnsi="Georgia Pro" w:cs="Georgia Pro"/>
-          <w:color w:val="000000" w:themeColor="text1"/>
-        </w:rPr>
-        <w:br/>
-        <w:t xml:space="preserve">        "</w:t>
-      </w:r>
-      <w:proofErr w:type="spellStart"/>
-      <w:r>
-        <w:rPr>
-          <w:rFonts w:ascii="Georgia Pro" w:eastAsia="Georgia Pro" w:hAnsi="Georgia Pro" w:cs="Georgia Pro"/>
-          <w:color w:val="000000" w:themeColor="text1"/>
-        </w:rPr>
-        <w:t>name":"Standard</w:t>
-      </w:r>
-      <w:proofErr w:type="spellEnd"/>
-      <w:r>
-        <w:rPr>
-          <w:rFonts w:ascii="Georgia Pro" w:eastAsia="Georgia Pro" w:hAnsi="Georgia Pro" w:cs="Georgia Pro"/>
-          <w:color w:val="000000" w:themeColor="text1"/>
-        </w:rPr>
-        <w:t>"</w:t>
-      </w:r>
-      <w:r>
-        <w:rPr>
-          <w:rFonts w:ascii="Georgia Pro" w:eastAsia="Georgia Pro" w:hAnsi="Georgia Pro" w:cs="Georgia Pro"/>
-          <w:color w:val="000000" w:themeColor="text1"/>
-        </w:rPr>
-        <w:br/>
-        <w:t xml:space="preserve">      },</w:t>
-      </w:r>
-      <w:r>
-        <w:rPr>
-          <w:rFonts w:ascii="Georgia Pro" w:eastAsia="Georgia Pro" w:hAnsi="Georgia Pro" w:cs="Georgia Pro"/>
-          <w:color w:val="000000" w:themeColor="text1"/>
-        </w:rPr>
-        <w:br/>
-      </w:r>
-      <w:r>
-        <w:rPr>
-          <w:rFonts w:ascii="Georgia Pro" w:eastAsia="Georgia Pro" w:hAnsi="Georgia Pro" w:cs="Georgia Pro"/>
-          <w:color w:val="000000" w:themeColor="text1"/>
-        </w:rPr>
-        <w:br/>
-        <w:t xml:space="preserve">      "properties":{</w:t>
-      </w:r>
-      <w:r>
-        <w:rPr>
-          <w:rFonts w:ascii="Georgia Pro" w:eastAsia="Georgia Pro" w:hAnsi="Georgia Pro" w:cs="Georgia Pro"/>
-          <w:color w:val="000000" w:themeColor="text1"/>
-        </w:rPr>
-        <w:br/>
-        <w:t xml:space="preserve">        "</w:t>
-      </w:r>
-      <w:proofErr w:type="spellStart"/>
-      <w:r>
-        <w:rPr>
-          <w:rFonts w:ascii="Georgia Pro" w:eastAsia="Georgia Pro" w:hAnsi="Georgia Pro" w:cs="Georgia Pro"/>
-          <w:color w:val="000000" w:themeColor="text1"/>
-        </w:rPr>
-        <w:t>publicIPAllocationMethod</w:t>
-      </w:r>
-      <w:proofErr w:type="spellEnd"/>
-      <w:r>
-        <w:rPr>
-          <w:rFonts w:ascii="Georgia Pro" w:eastAsia="Georgia Pro" w:hAnsi="Georgia Pro" w:cs="Georgia Pro"/>
-          <w:color w:val="000000" w:themeColor="text1"/>
-        </w:rPr>
-        <w:t>":"Static"</w:t>
-      </w:r>
-      <w:r>
-        <w:rPr>
-          <w:rFonts w:ascii="Georgia Pro" w:eastAsia="Georgia Pro" w:hAnsi="Georgia Pro" w:cs="Georgia Pro"/>
-          <w:color w:val="000000" w:themeColor="text1"/>
-        </w:rPr>
-        <w:br/>
-        <w:t xml:space="preserve">      }</w:t>
-      </w:r>
-      <w:r>
-        <w:rPr>
-          <w:rFonts w:ascii="Georgia Pro" w:eastAsia="Georgia Pro" w:hAnsi="Georgia Pro" w:cs="Georgia Pro"/>
-          <w:color w:val="000000" w:themeColor="text1"/>
-        </w:rPr>
-        <w:br/>
-      </w:r>
-      <w:r>
-        <w:rPr>
-          <w:rFonts w:ascii="Georgia Pro" w:eastAsia="Georgia Pro" w:hAnsi="Georgia Pro" w:cs="Georgia Pro"/>
-          <w:color w:val="000000" w:themeColor="text1"/>
-        </w:rPr>
-        <w:lastRenderedPageBreak/>
-        <w:t xml:space="preserve">    },</w:t>
-      </w:r>
-      <w:r>
-        <w:rPr>
-          <w:rFonts w:ascii="Georgia Pro" w:eastAsia="Georgia Pro" w:hAnsi="Georgia Pro" w:cs="Georgia Pro"/>
-          <w:color w:val="000000" w:themeColor="text1"/>
-        </w:rPr>
-        <w:br/>
-      </w:r>
-      <w:r>
-        <w:rPr>
-          <w:rFonts w:ascii="Georgia Pro" w:eastAsia="Georgia Pro" w:hAnsi="Georgia Pro" w:cs="Georgia Pro"/>
-          <w:color w:val="000000" w:themeColor="text1"/>
-        </w:rPr>
-        <w:br/>
-        <w:t xml:space="preserve">    {</w:t>
-      </w:r>
-      <w:r>
-        <w:rPr>
-          <w:rFonts w:ascii="Georgia Pro" w:eastAsia="Georgia Pro" w:hAnsi="Georgia Pro" w:cs="Georgia Pro"/>
-          <w:color w:val="000000" w:themeColor="text1"/>
-        </w:rPr>
-        <w:br/>
-        <w:t xml:space="preserve">      "type":"</w:t>
-      </w:r>
-      <w:proofErr w:type="spellStart"/>
-      <w:r>
-        <w:rPr>
-          <w:rFonts w:ascii="Georgia Pro" w:eastAsia="Georgia Pro" w:hAnsi="Georgia Pro" w:cs="Georgia Pro"/>
-          <w:color w:val="000000" w:themeColor="text1"/>
-        </w:rPr>
-        <w:t>Microsoft.Network</w:t>
-      </w:r>
-      <w:proofErr w:type="spellEnd"/>
-      <w:r>
-        <w:rPr>
-          <w:rFonts w:ascii="Georgia Pro" w:eastAsia="Georgia Pro" w:hAnsi="Georgia Pro" w:cs="Georgia Pro"/>
-          <w:color w:val="000000" w:themeColor="text1"/>
-        </w:rPr>
-        <w:t>/</w:t>
-      </w:r>
-      <w:proofErr w:type="spellStart"/>
-      <w:r>
-        <w:rPr>
-          <w:rFonts w:ascii="Georgia Pro" w:eastAsia="Georgia Pro" w:hAnsi="Georgia Pro" w:cs="Georgia Pro"/>
-          <w:color w:val="000000" w:themeColor="text1"/>
-        </w:rPr>
-        <w:t>networkInterfaces</w:t>
-      </w:r>
-      <w:proofErr w:type="spellEnd"/>
-      <w:r>
-        <w:rPr>
-          <w:rFonts w:ascii="Georgia Pro" w:eastAsia="Georgia Pro" w:hAnsi="Georgia Pro" w:cs="Georgia Pro"/>
-          <w:color w:val="000000" w:themeColor="text1"/>
-        </w:rPr>
-        <w:t>",</w:t>
-      </w:r>
-      <w:r>
-        <w:rPr>
-          <w:rFonts w:ascii="Georgia Pro" w:eastAsia="Georgia Pro" w:hAnsi="Georgia Pro" w:cs="Georgia Pro"/>
-          <w:color w:val="000000" w:themeColor="text1"/>
-        </w:rPr>
-        <w:br/>
-        <w:t xml:space="preserve">      "apiVersion":"2023-02-01",</w:t>
-      </w:r>
-      <w:r>
-        <w:rPr>
-          <w:rFonts w:ascii="Georgia Pro" w:eastAsia="Georgia Pro" w:hAnsi="Georgia Pro" w:cs="Georgia Pro"/>
-          <w:color w:val="000000" w:themeColor="text1"/>
-        </w:rPr>
-        <w:br/>
-        <w:t xml:space="preserve">      "name":"[variables('</w:t>
-      </w:r>
-      <w:proofErr w:type="spellStart"/>
-      <w:r>
-        <w:rPr>
-          <w:rFonts w:ascii="Georgia Pro" w:eastAsia="Georgia Pro" w:hAnsi="Georgia Pro" w:cs="Georgia Pro"/>
-          <w:color w:val="000000" w:themeColor="text1"/>
-        </w:rPr>
-        <w:t>nicName</w:t>
-      </w:r>
-      <w:proofErr w:type="spellEnd"/>
-      <w:r>
-        <w:rPr>
-          <w:rFonts w:ascii="Georgia Pro" w:eastAsia="Georgia Pro" w:hAnsi="Georgia Pro" w:cs="Georgia Pro"/>
-          <w:color w:val="000000" w:themeColor="text1"/>
-        </w:rPr>
-        <w:t>')]",</w:t>
-      </w:r>
-      <w:r>
-        <w:rPr>
-          <w:rFonts w:ascii="Georgia Pro" w:eastAsia="Georgia Pro" w:hAnsi="Georgia Pro" w:cs="Georgia Pro"/>
-          <w:color w:val="000000" w:themeColor="text1"/>
-        </w:rPr>
-        <w:br/>
-        <w:t xml:space="preserve">      "location":"[parameters('location')]",</w:t>
-      </w:r>
-      <w:r>
-        <w:rPr>
-          <w:rFonts w:ascii="Georgia Pro" w:eastAsia="Georgia Pro" w:hAnsi="Georgia Pro" w:cs="Georgia Pro"/>
-          <w:color w:val="000000" w:themeColor="text1"/>
-        </w:rPr>
-        <w:br/>
-      </w:r>
-      <w:r>
-        <w:rPr>
-          <w:rFonts w:ascii="Georgia Pro" w:eastAsia="Georgia Pro" w:hAnsi="Georgia Pro" w:cs="Georgia Pro"/>
-          <w:color w:val="000000" w:themeColor="text1"/>
-        </w:rPr>
-        <w:br/>
-        <w:t xml:space="preserve">      "</w:t>
-      </w:r>
-      <w:proofErr w:type="spellStart"/>
-      <w:r>
-        <w:rPr>
-          <w:rFonts w:ascii="Georgia Pro" w:eastAsia="Georgia Pro" w:hAnsi="Georgia Pro" w:cs="Georgia Pro"/>
-          <w:color w:val="000000" w:themeColor="text1"/>
-        </w:rPr>
-        <w:t>dependsOn</w:t>
-      </w:r>
-      <w:proofErr w:type="spellEnd"/>
-      <w:r>
-        <w:rPr>
-          <w:rFonts w:ascii="Georgia Pro" w:eastAsia="Georgia Pro" w:hAnsi="Georgia Pro" w:cs="Georgia Pro"/>
-          <w:color w:val="000000" w:themeColor="text1"/>
-        </w:rPr>
-        <w:t>":[</w:t>
-      </w:r>
-      <w:r>
-        <w:rPr>
-          <w:rFonts w:ascii="Georgia Pro" w:eastAsia="Georgia Pro" w:hAnsi="Georgia Pro" w:cs="Georgia Pro"/>
-          <w:color w:val="000000" w:themeColor="text1"/>
-        </w:rPr>
-        <w:br/>
-        <w:t xml:space="preserve">        "[</w:t>
-      </w:r>
-      <w:proofErr w:type="spellStart"/>
-      <w:r>
-        <w:rPr>
-          <w:rFonts w:ascii="Georgia Pro" w:eastAsia="Georgia Pro" w:hAnsi="Georgia Pro" w:cs="Georgia Pro"/>
-          <w:color w:val="000000" w:themeColor="text1"/>
-        </w:rPr>
-        <w:t>resourceId</w:t>
-      </w:r>
-      <w:proofErr w:type="spellEnd"/>
-      <w:r>
-        <w:rPr>
-          <w:rFonts w:ascii="Georgia Pro" w:eastAsia="Georgia Pro" w:hAnsi="Georgia Pro" w:cs="Georgia Pro"/>
-          <w:color w:val="000000" w:themeColor="text1"/>
-        </w:rPr>
-        <w:t>('</w:t>
-      </w:r>
-      <w:proofErr w:type="spellStart"/>
-      <w:r>
-        <w:rPr>
-          <w:rFonts w:ascii="Georgia Pro" w:eastAsia="Georgia Pro" w:hAnsi="Georgia Pro" w:cs="Georgia Pro"/>
-          <w:color w:val="000000" w:themeColor="text1"/>
-        </w:rPr>
-        <w:t>Microsoft.Network</w:t>
-      </w:r>
-      <w:proofErr w:type="spellEnd"/>
-      <w:r>
-        <w:rPr>
-          <w:rFonts w:ascii="Georgia Pro" w:eastAsia="Georgia Pro" w:hAnsi="Georgia Pro" w:cs="Georgia Pro"/>
-          <w:color w:val="000000" w:themeColor="text1"/>
-        </w:rPr>
-        <w:t>/</w:t>
-      </w:r>
-      <w:proofErr w:type="spellStart"/>
-      <w:r>
-        <w:rPr>
-          <w:rFonts w:ascii="Georgia Pro" w:eastAsia="Georgia Pro" w:hAnsi="Georgia Pro" w:cs="Georgia Pro"/>
-          <w:color w:val="000000" w:themeColor="text1"/>
-        </w:rPr>
-        <w:t>virtualNetworks</w:t>
-      </w:r>
-      <w:proofErr w:type="spellEnd"/>
-      <w:r>
-        <w:rPr>
-          <w:rFonts w:ascii="Georgia Pro" w:eastAsia="Georgia Pro" w:hAnsi="Georgia Pro" w:cs="Georgia Pro"/>
-          <w:color w:val="000000" w:themeColor="text1"/>
-        </w:rPr>
-        <w:t>', variables('</w:t>
-      </w:r>
-      <w:proofErr w:type="spellStart"/>
-      <w:r>
-        <w:rPr>
-          <w:rFonts w:ascii="Georgia Pro" w:eastAsia="Georgia Pro" w:hAnsi="Georgia Pro" w:cs="Georgia Pro"/>
-          <w:color w:val="000000" w:themeColor="text1"/>
-        </w:rPr>
-        <w:t>vnetName</w:t>
-      </w:r>
-      <w:proofErr w:type="spellEnd"/>
-      <w:r>
-        <w:rPr>
-          <w:rFonts w:ascii="Georgia Pro" w:eastAsia="Georgia Pro" w:hAnsi="Georgia Pro" w:cs="Georgia Pro"/>
-          <w:color w:val="000000" w:themeColor="text1"/>
-        </w:rPr>
-        <w:t>'))]",</w:t>
-      </w:r>
-      <w:r>
-        <w:rPr>
-          <w:rFonts w:ascii="Georgia Pro" w:eastAsia="Georgia Pro" w:hAnsi="Georgia Pro" w:cs="Georgia Pro"/>
-          <w:color w:val="000000" w:themeColor="text1"/>
-        </w:rPr>
-        <w:br/>
-        <w:t xml:space="preserve">        "[resourceId('Microsoft.Network/publicIPAddresses','randPublicIP')]"</w:t>
-      </w:r>
-      <w:r>
-        <w:rPr>
-          <w:rFonts w:ascii="Georgia Pro" w:eastAsia="Georgia Pro" w:hAnsi="Georgia Pro" w:cs="Georgia Pro"/>
-          <w:color w:val="000000" w:themeColor="text1"/>
-        </w:rPr>
-        <w:br/>
-        <w:t xml:space="preserve">      ],</w:t>
-      </w:r>
-      <w:r>
-        <w:rPr>
-          <w:rFonts w:ascii="Georgia Pro" w:eastAsia="Georgia Pro" w:hAnsi="Georgia Pro" w:cs="Georgia Pro"/>
-          <w:color w:val="000000" w:themeColor="text1"/>
-        </w:rPr>
-        <w:br/>
-      </w:r>
-      <w:r>
-        <w:rPr>
-          <w:rFonts w:ascii="Georgia Pro" w:eastAsia="Georgia Pro" w:hAnsi="Georgia Pro" w:cs="Georgia Pro"/>
-          <w:color w:val="000000" w:themeColor="text1"/>
-        </w:rPr>
-        <w:br/>
-        <w:t xml:space="preserve">      "properties":{</w:t>
-      </w:r>
-      <w:r>
-        <w:rPr>
-          <w:rFonts w:ascii="Georgia Pro" w:eastAsia="Georgia Pro" w:hAnsi="Georgia Pro" w:cs="Georgia Pro"/>
-          <w:color w:val="000000" w:themeColor="text1"/>
-        </w:rPr>
-        <w:br/>
-        <w:t xml:space="preserve">        "</w:t>
-      </w:r>
-      <w:proofErr w:type="spellStart"/>
-      <w:r>
-        <w:rPr>
-          <w:rFonts w:ascii="Georgia Pro" w:eastAsia="Georgia Pro" w:hAnsi="Georgia Pro" w:cs="Georgia Pro"/>
-          <w:color w:val="000000" w:themeColor="text1"/>
-        </w:rPr>
-        <w:t>ipConfigurations</w:t>
-      </w:r>
-      <w:proofErr w:type="spellEnd"/>
-      <w:r>
-        <w:rPr>
-          <w:rFonts w:ascii="Georgia Pro" w:eastAsia="Georgia Pro" w:hAnsi="Georgia Pro" w:cs="Georgia Pro"/>
-          <w:color w:val="000000" w:themeColor="text1"/>
-        </w:rPr>
-        <w:t>":[</w:t>
-      </w:r>
-      <w:r>
-        <w:rPr>
-          <w:rFonts w:ascii="Georgia Pro" w:eastAsia="Georgia Pro" w:hAnsi="Georgia Pro" w:cs="Georgia Pro"/>
-          <w:color w:val="000000" w:themeColor="text1"/>
-        </w:rPr>
-        <w:br/>
-        <w:t xml:space="preserve">          {</w:t>
-      </w:r>
-      <w:r>
-        <w:rPr>
-          <w:rFonts w:ascii="Georgia Pro" w:eastAsia="Georgia Pro" w:hAnsi="Georgia Pro" w:cs="Georgia Pro"/>
-          <w:color w:val="000000" w:themeColor="text1"/>
-        </w:rPr>
-        <w:br/>
-        <w:t xml:space="preserve">            "name":"ipconfig1",</w:t>
-      </w:r>
-      <w:r>
-        <w:rPr>
-          <w:rFonts w:ascii="Georgia Pro" w:eastAsia="Georgia Pro" w:hAnsi="Georgia Pro" w:cs="Georgia Pro"/>
-          <w:color w:val="000000" w:themeColor="text1"/>
-        </w:rPr>
-        <w:br/>
-      </w:r>
-      <w:r>
-        <w:rPr>
-          <w:rFonts w:ascii="Georgia Pro" w:eastAsia="Georgia Pro" w:hAnsi="Georgia Pro" w:cs="Georgia Pro"/>
-          <w:color w:val="000000" w:themeColor="text1"/>
-        </w:rPr>
-        <w:br/>
-        <w:t xml:space="preserve">            "properties":{</w:t>
-      </w:r>
-      <w:r>
-        <w:rPr>
-          <w:rFonts w:ascii="Georgia Pro" w:eastAsia="Georgia Pro" w:hAnsi="Georgia Pro" w:cs="Georgia Pro"/>
-          <w:color w:val="000000" w:themeColor="text1"/>
-        </w:rPr>
-        <w:br/>
-      </w:r>
-      <w:r>
-        <w:rPr>
-          <w:rFonts w:ascii="Georgia Pro" w:eastAsia="Georgia Pro" w:hAnsi="Georgia Pro" w:cs="Georgia Pro"/>
-          <w:color w:val="000000" w:themeColor="text1"/>
-        </w:rPr>
-        <w:br/>
-        <w:t xml:space="preserve">              "subnet":{</w:t>
-      </w:r>
-      <w:r>
-        <w:rPr>
-          <w:rFonts w:ascii="Georgia Pro" w:eastAsia="Georgia Pro" w:hAnsi="Georgia Pro" w:cs="Georgia Pro"/>
-          <w:color w:val="000000" w:themeColor="text1"/>
-        </w:rPr>
-        <w:br/>
-        <w:t xml:space="preserve">                "id":"[</w:t>
-      </w:r>
-      <w:proofErr w:type="spellStart"/>
-      <w:r>
-        <w:rPr>
-          <w:rFonts w:ascii="Georgia Pro" w:eastAsia="Georgia Pro" w:hAnsi="Georgia Pro" w:cs="Georgia Pro"/>
-          <w:color w:val="000000" w:themeColor="text1"/>
-        </w:rPr>
-        <w:t>resourceId</w:t>
-      </w:r>
-      <w:proofErr w:type="spellEnd"/>
-      <w:r>
-        <w:rPr>
-          <w:rFonts w:ascii="Georgia Pro" w:eastAsia="Georgia Pro" w:hAnsi="Georgia Pro" w:cs="Georgia Pro"/>
-          <w:color w:val="000000" w:themeColor="text1"/>
-        </w:rPr>
-        <w:t>('</w:t>
-      </w:r>
-      <w:proofErr w:type="spellStart"/>
-      <w:r>
-        <w:rPr>
-          <w:rFonts w:ascii="Georgia Pro" w:eastAsia="Georgia Pro" w:hAnsi="Georgia Pro" w:cs="Georgia Pro"/>
-          <w:color w:val="000000" w:themeColor="text1"/>
-        </w:rPr>
-        <w:t>Microsoft.Network</w:t>
-      </w:r>
-      <w:proofErr w:type="spellEnd"/>
-      <w:r>
-        <w:rPr>
-          <w:rFonts w:ascii="Georgia Pro" w:eastAsia="Georgia Pro" w:hAnsi="Georgia Pro" w:cs="Georgia Pro"/>
-          <w:color w:val="000000" w:themeColor="text1"/>
-        </w:rPr>
-        <w:t>/</w:t>
-      </w:r>
-      <w:proofErr w:type="spellStart"/>
-      <w:r>
-        <w:rPr>
-          <w:rFonts w:ascii="Georgia Pro" w:eastAsia="Georgia Pro" w:hAnsi="Georgia Pro" w:cs="Georgia Pro"/>
-          <w:color w:val="000000" w:themeColor="text1"/>
-        </w:rPr>
-        <w:t>virtualNetworks</w:t>
-      </w:r>
-      <w:proofErr w:type="spellEnd"/>
-      <w:r>
-        <w:rPr>
-          <w:rFonts w:ascii="Georgia Pro" w:eastAsia="Georgia Pro" w:hAnsi="Georgia Pro" w:cs="Georgia Pro"/>
-          <w:color w:val="000000" w:themeColor="text1"/>
-        </w:rPr>
-        <w:t>/subnets', variables('</w:t>
-      </w:r>
-      <w:proofErr w:type="spellStart"/>
-      <w:r>
-        <w:rPr>
-          <w:rFonts w:ascii="Georgia Pro" w:eastAsia="Georgia Pro" w:hAnsi="Georgia Pro" w:cs="Georgia Pro"/>
-          <w:color w:val="000000" w:themeColor="text1"/>
-        </w:rPr>
-        <w:t>vnetName</w:t>
-      </w:r>
-      <w:proofErr w:type="spellEnd"/>
-      <w:r>
-        <w:rPr>
-          <w:rFonts w:ascii="Georgia Pro" w:eastAsia="Georgia Pro" w:hAnsi="Georgia Pro" w:cs="Georgia Pro"/>
-          <w:color w:val="000000" w:themeColor="text1"/>
-        </w:rPr>
-        <w:t>'), variables('</w:t>
-      </w:r>
-      <w:proofErr w:type="spellStart"/>
-      <w:r>
-        <w:rPr>
-          <w:rFonts w:ascii="Georgia Pro" w:eastAsia="Georgia Pro" w:hAnsi="Georgia Pro" w:cs="Georgia Pro"/>
-          <w:color w:val="000000" w:themeColor="text1"/>
-        </w:rPr>
-        <w:t>appSubnet</w:t>
-      </w:r>
-      <w:proofErr w:type="spellEnd"/>
-      <w:r>
-        <w:rPr>
-          <w:rFonts w:ascii="Georgia Pro" w:eastAsia="Georgia Pro" w:hAnsi="Georgia Pro" w:cs="Georgia Pro"/>
-          <w:color w:val="000000" w:themeColor="text1"/>
-        </w:rPr>
-        <w:t>'))]"</w:t>
-      </w:r>
-      <w:r>
-        <w:rPr>
-          <w:rFonts w:ascii="Georgia Pro" w:eastAsia="Georgia Pro" w:hAnsi="Georgia Pro" w:cs="Georgia Pro"/>
-          <w:color w:val="000000" w:themeColor="text1"/>
-        </w:rPr>
-        <w:br/>
-        <w:t xml:space="preserve">              },</w:t>
-      </w:r>
-      <w:r>
-        <w:rPr>
-          <w:rFonts w:ascii="Georgia Pro" w:eastAsia="Georgia Pro" w:hAnsi="Georgia Pro" w:cs="Georgia Pro"/>
-          <w:color w:val="000000" w:themeColor="text1"/>
-        </w:rPr>
-        <w:br/>
-      </w:r>
-      <w:r>
-        <w:rPr>
-          <w:rFonts w:ascii="Georgia Pro" w:eastAsia="Georgia Pro" w:hAnsi="Georgia Pro" w:cs="Georgia Pro"/>
-          <w:color w:val="000000" w:themeColor="text1"/>
-        </w:rPr>
-        <w:br/>
-        <w:t xml:space="preserve">              "</w:t>
-      </w:r>
-      <w:proofErr w:type="spellStart"/>
-      <w:r>
-        <w:rPr>
-          <w:rFonts w:ascii="Georgia Pro" w:eastAsia="Georgia Pro" w:hAnsi="Georgia Pro" w:cs="Georgia Pro"/>
-          <w:color w:val="000000" w:themeColor="text1"/>
-        </w:rPr>
-        <w:t>privateIPAllocationMethod</w:t>
-      </w:r>
-      <w:proofErr w:type="spellEnd"/>
-      <w:r>
-        <w:rPr>
-          <w:rFonts w:ascii="Georgia Pro" w:eastAsia="Georgia Pro" w:hAnsi="Georgia Pro" w:cs="Georgia Pro"/>
-          <w:color w:val="000000" w:themeColor="text1"/>
-        </w:rPr>
-        <w:t>":"Dynamic",</w:t>
-      </w:r>
-      <w:r>
-        <w:rPr>
-          <w:rFonts w:ascii="Georgia Pro" w:eastAsia="Georgia Pro" w:hAnsi="Georgia Pro" w:cs="Georgia Pro"/>
-          <w:color w:val="000000" w:themeColor="text1"/>
-        </w:rPr>
-        <w:br/>
-      </w:r>
-      <w:r>
-        <w:rPr>
-          <w:rFonts w:ascii="Georgia Pro" w:eastAsia="Georgia Pro" w:hAnsi="Georgia Pro" w:cs="Georgia Pro"/>
-          <w:color w:val="000000" w:themeColor="text1"/>
-        </w:rPr>
-        <w:br/>
-        <w:t xml:space="preserve">              "</w:t>
-      </w:r>
-      <w:proofErr w:type="spellStart"/>
-      <w:r>
-        <w:rPr>
-          <w:rFonts w:ascii="Georgia Pro" w:eastAsia="Georgia Pro" w:hAnsi="Georgia Pro" w:cs="Georgia Pro"/>
-          <w:color w:val="000000" w:themeColor="text1"/>
-        </w:rPr>
-        <w:t>publicIPAddress</w:t>
-      </w:r>
-      <w:proofErr w:type="spellEnd"/>
-      <w:r>
-        <w:rPr>
-          <w:rFonts w:ascii="Georgia Pro" w:eastAsia="Georgia Pro" w:hAnsi="Georgia Pro" w:cs="Georgia Pro"/>
-          <w:color w:val="000000" w:themeColor="text1"/>
-        </w:rPr>
-        <w:t>":{</w:t>
-      </w:r>
-      <w:r>
-        <w:rPr>
-          <w:rFonts w:ascii="Georgia Pro" w:eastAsia="Georgia Pro" w:hAnsi="Georgia Pro" w:cs="Georgia Pro"/>
-          <w:color w:val="000000" w:themeColor="text1"/>
-        </w:rPr>
-        <w:br/>
-      </w:r>
-      <w:r>
-        <w:rPr>
-          <w:rFonts w:ascii="Georgia Pro" w:eastAsia="Georgia Pro" w:hAnsi="Georgia Pro" w:cs="Georgia Pro"/>
-          <w:color w:val="000000" w:themeColor="text1"/>
-        </w:rPr>
-        <w:lastRenderedPageBreak/>
-        <w:t xml:space="preserve">                "id":"[resourceId('Microsoft.Network/publicIPAddresses','randPublicIP')]"</w:t>
-      </w:r>
-      <w:r>
-        <w:rPr>
-          <w:rFonts w:ascii="Georgia Pro" w:eastAsia="Georgia Pro" w:hAnsi="Georgia Pro" w:cs="Georgia Pro"/>
-          <w:color w:val="000000" w:themeColor="text1"/>
-        </w:rPr>
-        <w:br/>
-        <w:t xml:space="preserve">              }</w:t>
-      </w:r>
-      <w:r>
-        <w:rPr>
-          <w:rFonts w:ascii="Georgia Pro" w:eastAsia="Georgia Pro" w:hAnsi="Georgia Pro" w:cs="Georgia Pro"/>
-          <w:color w:val="000000" w:themeColor="text1"/>
-        </w:rPr>
-        <w:br/>
-        <w:t xml:space="preserve">            }</w:t>
-      </w:r>
-      <w:r>
-        <w:rPr>
-          <w:rFonts w:ascii="Georgia Pro" w:eastAsia="Georgia Pro" w:hAnsi="Georgia Pro" w:cs="Georgia Pro"/>
-          <w:color w:val="000000" w:themeColor="text1"/>
-        </w:rPr>
-        <w:br/>
-        <w:t xml:space="preserve">          }</w:t>
-      </w:r>
-      <w:r>
-        <w:rPr>
-          <w:rFonts w:ascii="Georgia Pro" w:eastAsia="Georgia Pro" w:hAnsi="Georgia Pro" w:cs="Georgia Pro"/>
-          <w:color w:val="000000" w:themeColor="text1"/>
-        </w:rPr>
-        <w:br/>
-        <w:t xml:space="preserve">        ]</w:t>
-      </w:r>
-      <w:r>
-        <w:rPr>
-          <w:rFonts w:ascii="Georgia Pro" w:eastAsia="Georgia Pro" w:hAnsi="Georgia Pro" w:cs="Georgia Pro"/>
-          <w:color w:val="000000" w:themeColor="text1"/>
-        </w:rPr>
-        <w:br/>
-        <w:t xml:space="preserve">      }</w:t>
-      </w:r>
-      <w:r>
-        <w:rPr>
-          <w:rFonts w:ascii="Georgia Pro" w:eastAsia="Georgia Pro" w:hAnsi="Georgia Pro" w:cs="Georgia Pro"/>
-          <w:color w:val="000000" w:themeColor="text1"/>
-        </w:rPr>
-        <w:br/>
-        <w:t xml:space="preserve">    },</w:t>
-      </w:r>
-      <w:r>
-        <w:rPr>
-          <w:rFonts w:ascii="Georgia Pro" w:eastAsia="Georgia Pro" w:hAnsi="Georgia Pro" w:cs="Georgia Pro"/>
-          <w:color w:val="000000" w:themeColor="text1"/>
-        </w:rPr>
-        <w:br/>
-      </w:r>
-      <w:r>
-        <w:rPr>
-          <w:rFonts w:ascii="Georgia Pro" w:eastAsia="Georgia Pro" w:hAnsi="Georgia Pro" w:cs="Georgia Pro"/>
-          <w:color w:val="000000" w:themeColor="text1"/>
-        </w:rPr>
-        <w:br/>
-        <w:t xml:space="preserve">    {</w:t>
-      </w:r>
-      <w:r>
-        <w:rPr>
-          <w:rFonts w:ascii="Georgia Pro" w:eastAsia="Georgia Pro" w:hAnsi="Georgia Pro" w:cs="Georgia Pro"/>
-          <w:color w:val="000000" w:themeColor="text1"/>
-        </w:rPr>
-        <w:br/>
-        <w:t xml:space="preserve">      "type":"</w:t>
-      </w:r>
-      <w:proofErr w:type="spellStart"/>
-      <w:r>
-        <w:rPr>
-          <w:rFonts w:ascii="Georgia Pro" w:eastAsia="Georgia Pro" w:hAnsi="Georgia Pro" w:cs="Georgia Pro"/>
-          <w:color w:val="000000" w:themeColor="text1"/>
-        </w:rPr>
-        <w:t>Microsoft.Compute</w:t>
-      </w:r>
-      <w:proofErr w:type="spellEnd"/>
-      <w:r>
-        <w:rPr>
-          <w:rFonts w:ascii="Georgia Pro" w:eastAsia="Georgia Pro" w:hAnsi="Georgia Pro" w:cs="Georgia Pro"/>
-          <w:color w:val="000000" w:themeColor="text1"/>
-        </w:rPr>
-        <w:t>/</w:t>
-      </w:r>
-      <w:proofErr w:type="spellStart"/>
-      <w:r>
-        <w:rPr>
-          <w:rFonts w:ascii="Georgia Pro" w:eastAsia="Georgia Pro" w:hAnsi="Georgia Pro" w:cs="Georgia Pro"/>
-          <w:color w:val="000000" w:themeColor="text1"/>
-        </w:rPr>
-        <w:t>virtualMachines</w:t>
-      </w:r>
-      <w:proofErr w:type="spellEnd"/>
-      <w:r>
-        <w:rPr>
-          <w:rFonts w:ascii="Georgia Pro" w:eastAsia="Georgia Pro" w:hAnsi="Georgia Pro" w:cs="Georgia Pro"/>
-          <w:color w:val="000000" w:themeColor="text1"/>
-        </w:rPr>
-        <w:t>",</w:t>
-      </w:r>
-      <w:r>
-        <w:rPr>
-          <w:rFonts w:ascii="Georgia Pro" w:eastAsia="Georgia Pro" w:hAnsi="Georgia Pro" w:cs="Georgia Pro"/>
-          <w:color w:val="000000" w:themeColor="text1"/>
-        </w:rPr>
-        <w:br/>
-        <w:t xml:space="preserve">      "apiVersion":"2023-03-01",</w:t>
-      </w:r>
-      <w:r>
-        <w:rPr>
-          <w:rFonts w:ascii="Georgia Pro" w:eastAsia="Georgia Pro" w:hAnsi="Georgia Pro" w:cs="Georgia Pro"/>
-          <w:color w:val="000000" w:themeColor="text1"/>
-        </w:rPr>
-        <w:br/>
-        <w:t xml:space="preserve">      "name":"</w:t>
-      </w:r>
-      <w:proofErr w:type="spellStart"/>
-      <w:r>
-        <w:rPr>
-          <w:rFonts w:ascii="Georgia Pro" w:eastAsia="Georgia Pro" w:hAnsi="Georgia Pro" w:cs="Georgia Pro"/>
-          <w:color w:val="000000" w:themeColor="text1"/>
-        </w:rPr>
-        <w:t>vm</w:t>
-      </w:r>
-      <w:proofErr w:type="spellEnd"/>
-      <w:r>
-        <w:rPr>
-          <w:rFonts w:ascii="Georgia Pro" w:eastAsia="Georgia Pro" w:hAnsi="Georgia Pro" w:cs="Georgia Pro"/>
-          <w:color w:val="000000" w:themeColor="text1"/>
-        </w:rPr>
-        <w:t>-monitor",</w:t>
-      </w:r>
-      <w:r>
-        <w:rPr>
-          <w:rFonts w:ascii="Georgia Pro" w:eastAsia="Georgia Pro" w:hAnsi="Georgia Pro" w:cs="Georgia Pro"/>
-          <w:color w:val="000000" w:themeColor="text1"/>
-        </w:rPr>
-        <w:br/>
-        <w:t xml:space="preserve">      "location":"[parameters('location')]",</w:t>
-      </w:r>
-      <w:r>
-        <w:rPr>
-          <w:rFonts w:ascii="Georgia Pro" w:eastAsia="Georgia Pro" w:hAnsi="Georgia Pro" w:cs="Georgia Pro"/>
-          <w:color w:val="000000" w:themeColor="text1"/>
-        </w:rPr>
-        <w:br/>
-      </w:r>
-      <w:r>
-        <w:rPr>
-          <w:rFonts w:ascii="Georgia Pro" w:eastAsia="Georgia Pro" w:hAnsi="Georgia Pro" w:cs="Georgia Pro"/>
-          <w:color w:val="000000" w:themeColor="text1"/>
-        </w:rPr>
-        <w:br/>
-        <w:t xml:space="preserve">      "</w:t>
-      </w:r>
-      <w:proofErr w:type="spellStart"/>
-      <w:r>
-        <w:rPr>
-          <w:rFonts w:ascii="Georgia Pro" w:eastAsia="Georgia Pro" w:hAnsi="Georgia Pro" w:cs="Georgia Pro"/>
-          <w:color w:val="000000" w:themeColor="text1"/>
-        </w:rPr>
-        <w:t>dependsOn</w:t>
-      </w:r>
-      <w:proofErr w:type="spellEnd"/>
-      <w:r>
-        <w:rPr>
-          <w:rFonts w:ascii="Georgia Pro" w:eastAsia="Georgia Pro" w:hAnsi="Georgia Pro" w:cs="Georgia Pro"/>
-          <w:color w:val="000000" w:themeColor="text1"/>
-        </w:rPr>
-        <w:t>":[</w:t>
-      </w:r>
-      <w:r>
-        <w:rPr>
-          <w:rFonts w:ascii="Georgia Pro" w:eastAsia="Georgia Pro" w:hAnsi="Georgia Pro" w:cs="Georgia Pro"/>
-          <w:color w:val="000000" w:themeColor="text1"/>
-        </w:rPr>
-        <w:br/>
-        <w:t xml:space="preserve">        "[</w:t>
-      </w:r>
-      <w:proofErr w:type="spellStart"/>
-      <w:r>
-        <w:rPr>
-          <w:rFonts w:ascii="Georgia Pro" w:eastAsia="Georgia Pro" w:hAnsi="Georgia Pro" w:cs="Georgia Pro"/>
-          <w:color w:val="000000" w:themeColor="text1"/>
-        </w:rPr>
-        <w:t>resourceId</w:t>
-      </w:r>
-      <w:proofErr w:type="spellEnd"/>
-      <w:r>
-        <w:rPr>
-          <w:rFonts w:ascii="Georgia Pro" w:eastAsia="Georgia Pro" w:hAnsi="Georgia Pro" w:cs="Georgia Pro"/>
-          <w:color w:val="000000" w:themeColor="text1"/>
-        </w:rPr>
-        <w:t>('</w:t>
-      </w:r>
-      <w:proofErr w:type="spellStart"/>
-      <w:r>
-        <w:rPr>
-          <w:rFonts w:ascii="Georgia Pro" w:eastAsia="Georgia Pro" w:hAnsi="Georgia Pro" w:cs="Georgia Pro"/>
-          <w:color w:val="000000" w:themeColor="text1"/>
-        </w:rPr>
-        <w:t>Microsoft.Network</w:t>
-      </w:r>
-      <w:proofErr w:type="spellEnd"/>
-      <w:r>
-        <w:rPr>
-          <w:rFonts w:ascii="Georgia Pro" w:eastAsia="Georgia Pro" w:hAnsi="Georgia Pro" w:cs="Georgia Pro"/>
-          <w:color w:val="000000" w:themeColor="text1"/>
-        </w:rPr>
-        <w:t>/</w:t>
-      </w:r>
-      <w:proofErr w:type="spellStart"/>
-      <w:r>
-        <w:rPr>
-          <w:rFonts w:ascii="Georgia Pro" w:eastAsia="Georgia Pro" w:hAnsi="Georgia Pro" w:cs="Georgia Pro"/>
-          <w:color w:val="000000" w:themeColor="text1"/>
-        </w:rPr>
-        <w:t>networkInterfaces</w:t>
-      </w:r>
-      <w:proofErr w:type="spellEnd"/>
-      <w:r>
-        <w:rPr>
-          <w:rFonts w:ascii="Georgia Pro" w:eastAsia="Georgia Pro" w:hAnsi="Georgia Pro" w:cs="Georgia Pro"/>
-          <w:color w:val="000000" w:themeColor="text1"/>
-        </w:rPr>
-        <w:t>', variables('</w:t>
-      </w:r>
-      <w:proofErr w:type="spellStart"/>
-      <w:r>
-        <w:rPr>
-          <w:rFonts w:ascii="Georgia Pro" w:eastAsia="Georgia Pro" w:hAnsi="Georgia Pro" w:cs="Georgia Pro"/>
-          <w:color w:val="000000" w:themeColor="text1"/>
-        </w:rPr>
-        <w:t>nicName</w:t>
-      </w:r>
-      <w:proofErr w:type="spellEnd"/>
-      <w:r>
-        <w:rPr>
-          <w:rFonts w:ascii="Georgia Pro" w:eastAsia="Georgia Pro" w:hAnsi="Georgia Pro" w:cs="Georgia Pro"/>
-          <w:color w:val="000000" w:themeColor="text1"/>
-        </w:rPr>
-        <w:t>'))]"</w:t>
-      </w:r>
-      <w:r>
-        <w:rPr>
-          <w:rFonts w:ascii="Georgia Pro" w:eastAsia="Georgia Pro" w:hAnsi="Georgia Pro" w:cs="Georgia Pro"/>
-          <w:color w:val="000000" w:themeColor="text1"/>
-        </w:rPr>
-        <w:br/>
-        <w:t xml:space="preserve">      ],</w:t>
-      </w:r>
-      <w:r>
-        <w:rPr>
-          <w:rFonts w:ascii="Georgia Pro" w:eastAsia="Georgia Pro" w:hAnsi="Georgia Pro" w:cs="Georgia Pro"/>
-          <w:color w:val="000000" w:themeColor="text1"/>
-        </w:rPr>
-        <w:br/>
-      </w:r>
-      <w:r>
-        <w:rPr>
-          <w:rFonts w:ascii="Georgia Pro" w:eastAsia="Georgia Pro" w:hAnsi="Georgia Pro" w:cs="Georgia Pro"/>
-          <w:color w:val="000000" w:themeColor="text1"/>
-        </w:rPr>
-        <w:br/>
-        <w:t xml:space="preserve">      "properties":{</w:t>
-      </w:r>
-      <w:r>
-        <w:rPr>
-          <w:rFonts w:ascii="Georgia Pro" w:eastAsia="Georgia Pro" w:hAnsi="Georgia Pro" w:cs="Georgia Pro"/>
-          <w:color w:val="000000" w:themeColor="text1"/>
-        </w:rPr>
-        <w:br/>
-      </w:r>
-      <w:r>
-        <w:rPr>
-          <w:rFonts w:ascii="Georgia Pro" w:eastAsia="Georgia Pro" w:hAnsi="Georgia Pro" w:cs="Georgia Pro"/>
-          <w:color w:val="000000" w:themeColor="text1"/>
-        </w:rPr>
-        <w:br/>
-        <w:t xml:space="preserve">        "</w:t>
-      </w:r>
-      <w:proofErr w:type="spellStart"/>
-      <w:r>
-        <w:rPr>
-          <w:rFonts w:ascii="Georgia Pro" w:eastAsia="Georgia Pro" w:hAnsi="Georgia Pro" w:cs="Georgia Pro"/>
-          <w:color w:val="000000" w:themeColor="text1"/>
-        </w:rPr>
-        <w:t>hardwareProfile</w:t>
-      </w:r>
-      <w:proofErr w:type="spellEnd"/>
-      <w:r>
-        <w:rPr>
-          <w:rFonts w:ascii="Georgia Pro" w:eastAsia="Georgia Pro" w:hAnsi="Georgia Pro" w:cs="Georgia Pro"/>
-          <w:color w:val="000000" w:themeColor="text1"/>
-        </w:rPr>
-        <w:t>":{</w:t>
-      </w:r>
-      <w:r>
-        <w:rPr>
-          <w:rFonts w:ascii="Georgia Pro" w:eastAsia="Georgia Pro" w:hAnsi="Georgia Pro" w:cs="Georgia Pro"/>
-          <w:color w:val="000000" w:themeColor="text1"/>
-        </w:rPr>
-        <w:br/>
-        <w:t xml:space="preserve">          "vmSize":"Standard_B1s"</w:t>
-      </w:r>
-      <w:r>
-        <w:rPr>
-          <w:rFonts w:ascii="Georgia Pro" w:eastAsia="Georgia Pro" w:hAnsi="Georgia Pro" w:cs="Georgia Pro"/>
-          <w:color w:val="000000" w:themeColor="text1"/>
-        </w:rPr>
-        <w:br/>
-        <w:t xml:space="preserve">        },</w:t>
-      </w:r>
-      <w:r>
-        <w:rPr>
-          <w:rFonts w:ascii="Georgia Pro" w:eastAsia="Georgia Pro" w:hAnsi="Georgia Pro" w:cs="Georgia Pro"/>
-          <w:color w:val="000000" w:themeColor="text1"/>
-        </w:rPr>
-        <w:br/>
-      </w:r>
-      <w:r>
-        <w:rPr>
-          <w:rFonts w:ascii="Georgia Pro" w:eastAsia="Georgia Pro" w:hAnsi="Georgia Pro" w:cs="Georgia Pro"/>
-          <w:color w:val="000000" w:themeColor="text1"/>
-        </w:rPr>
-        <w:br/>
-        <w:t xml:space="preserve">        "</w:t>
-      </w:r>
-      <w:proofErr w:type="spellStart"/>
-      <w:r>
-        <w:rPr>
-          <w:rFonts w:ascii="Georgia Pro" w:eastAsia="Georgia Pro" w:hAnsi="Georgia Pro" w:cs="Georgia Pro"/>
-          <w:color w:val="000000" w:themeColor="text1"/>
-        </w:rPr>
-        <w:t>storageProfile</w:t>
-      </w:r>
-      <w:proofErr w:type="spellEnd"/>
-      <w:r>
-        <w:rPr>
-          <w:rFonts w:ascii="Georgia Pro" w:eastAsia="Georgia Pro" w:hAnsi="Georgia Pro" w:cs="Georgia Pro"/>
-          <w:color w:val="000000" w:themeColor="text1"/>
-        </w:rPr>
-        <w:t>":{</w:t>
-      </w:r>
-      <w:r>
-        <w:rPr>
-          <w:rFonts w:ascii="Georgia Pro" w:eastAsia="Georgia Pro" w:hAnsi="Georgia Pro" w:cs="Georgia Pro"/>
-          <w:color w:val="000000" w:themeColor="text1"/>
-        </w:rPr>
-        <w:br/>
-      </w:r>
-      <w:r>
-        <w:rPr>
-          <w:rFonts w:ascii="Georgia Pro" w:eastAsia="Georgia Pro" w:hAnsi="Georgia Pro" w:cs="Georgia Pro"/>
-          <w:color w:val="000000" w:themeColor="text1"/>
-        </w:rPr>
-        <w:br/>
-        <w:t xml:space="preserve">          "</w:t>
-      </w:r>
-      <w:proofErr w:type="spellStart"/>
-      <w:r>
-        <w:rPr>
-          <w:rFonts w:ascii="Georgia Pro" w:eastAsia="Georgia Pro" w:hAnsi="Georgia Pro" w:cs="Georgia Pro"/>
-          <w:color w:val="000000" w:themeColor="text1"/>
-        </w:rPr>
-        <w:t>imageReference</w:t>
-      </w:r>
-      <w:proofErr w:type="spellEnd"/>
-      <w:r>
-        <w:rPr>
-          <w:rFonts w:ascii="Georgia Pro" w:eastAsia="Georgia Pro" w:hAnsi="Georgia Pro" w:cs="Georgia Pro"/>
-          <w:color w:val="000000" w:themeColor="text1"/>
-        </w:rPr>
-        <w:t>":{</w:t>
-      </w:r>
-      <w:r>
-        <w:rPr>
-          <w:rFonts w:ascii="Georgia Pro" w:eastAsia="Georgia Pro" w:hAnsi="Georgia Pro" w:cs="Georgia Pro"/>
-          <w:color w:val="000000" w:themeColor="text1"/>
-        </w:rPr>
-        <w:br/>
-        <w:t xml:space="preserve">            "</w:t>
-      </w:r>
-      <w:proofErr w:type="spellStart"/>
-      <w:r>
-        <w:rPr>
-          <w:rFonts w:ascii="Georgia Pro" w:eastAsia="Georgia Pro" w:hAnsi="Georgia Pro" w:cs="Georgia Pro"/>
-          <w:color w:val="000000" w:themeColor="text1"/>
-        </w:rPr>
-        <w:t>publisher":"Canonical</w:t>
-      </w:r>
-      <w:proofErr w:type="spellEnd"/>
-      <w:r>
-        <w:rPr>
-          <w:rFonts w:ascii="Georgia Pro" w:eastAsia="Georgia Pro" w:hAnsi="Georgia Pro" w:cs="Georgia Pro"/>
-          <w:color w:val="000000" w:themeColor="text1"/>
-        </w:rPr>
-        <w:t>",</w:t>
-      </w:r>
-      <w:r>
-        <w:rPr>
-          <w:rFonts w:ascii="Georgia Pro" w:eastAsia="Georgia Pro" w:hAnsi="Georgia Pro" w:cs="Georgia Pro"/>
-          <w:color w:val="000000" w:themeColor="text1"/>
-        </w:rPr>
-        <w:br/>
-      </w:r>
-      <w:r>
-        <w:rPr>
-          <w:rFonts w:ascii="Georgia Pro" w:eastAsia="Georgia Pro" w:hAnsi="Georgia Pro" w:cs="Georgia Pro"/>
-          <w:color w:val="000000" w:themeColor="text1"/>
-        </w:rPr>
-        <w:lastRenderedPageBreak/>
-        <w:t xml:space="preserve">            "offer":"0001-com-ubuntu-server-focal",</w:t>
-      </w:r>
-      <w:r>
-        <w:rPr>
-          <w:rFonts w:ascii="Georgia Pro" w:eastAsia="Georgia Pro" w:hAnsi="Georgia Pro" w:cs="Georgia Pro"/>
-          <w:color w:val="000000" w:themeColor="text1"/>
-        </w:rPr>
-        <w:br/>
-        <w:t xml:space="preserve">            "sku":"20_04-lts-gen2",</w:t>
-      </w:r>
-      <w:r>
-        <w:rPr>
-          <w:rFonts w:ascii="Georgia Pro" w:eastAsia="Georgia Pro" w:hAnsi="Georgia Pro" w:cs="Georgia Pro"/>
-          <w:color w:val="000000" w:themeColor="text1"/>
-        </w:rPr>
-        <w:br/>
-        <w:t xml:space="preserve">            "</w:t>
-      </w:r>
-      <w:proofErr w:type="spellStart"/>
-      <w:r>
-        <w:rPr>
-          <w:rFonts w:ascii="Georgia Pro" w:eastAsia="Georgia Pro" w:hAnsi="Georgia Pro" w:cs="Georgia Pro"/>
-          <w:color w:val="000000" w:themeColor="text1"/>
-        </w:rPr>
-        <w:t>version":"latest</w:t>
-      </w:r>
-      <w:proofErr w:type="spellEnd"/>
-      <w:r>
-        <w:rPr>
-          <w:rFonts w:ascii="Georgia Pro" w:eastAsia="Georgia Pro" w:hAnsi="Georgia Pro" w:cs="Georgia Pro"/>
-          <w:color w:val="000000" w:themeColor="text1"/>
-        </w:rPr>
-        <w:t>"</w:t>
-      </w:r>
-      <w:r>
-        <w:rPr>
-          <w:rFonts w:ascii="Georgia Pro" w:eastAsia="Georgia Pro" w:hAnsi="Georgia Pro" w:cs="Georgia Pro"/>
-          <w:color w:val="000000" w:themeColor="text1"/>
-        </w:rPr>
-        <w:br/>
-        <w:t xml:space="preserve">          },</w:t>
-      </w:r>
-      <w:r>
-        <w:rPr>
-          <w:rFonts w:ascii="Georgia Pro" w:eastAsia="Georgia Pro" w:hAnsi="Georgia Pro" w:cs="Georgia Pro"/>
-          <w:color w:val="000000" w:themeColor="text1"/>
-        </w:rPr>
-        <w:br/>
-      </w:r>
-      <w:r>
-        <w:rPr>
-          <w:rFonts w:ascii="Georgia Pro" w:eastAsia="Georgia Pro" w:hAnsi="Georgia Pro" w:cs="Georgia Pro"/>
-          <w:color w:val="000000" w:themeColor="text1"/>
-        </w:rPr>
-        <w:br/>
-        <w:t xml:space="preserve">          "</w:t>
-      </w:r>
-      <w:proofErr w:type="spellStart"/>
-      <w:r>
-        <w:rPr>
-          <w:rFonts w:ascii="Georgia Pro" w:eastAsia="Georgia Pro" w:hAnsi="Georgia Pro" w:cs="Georgia Pro"/>
-          <w:color w:val="000000" w:themeColor="text1"/>
-        </w:rPr>
-        <w:t>osDisk</w:t>
-      </w:r>
-      <w:proofErr w:type="spellEnd"/>
-      <w:r>
-        <w:rPr>
-          <w:rFonts w:ascii="Georgia Pro" w:eastAsia="Georgia Pro" w:hAnsi="Georgia Pro" w:cs="Georgia Pro"/>
-          <w:color w:val="000000" w:themeColor="text1"/>
-        </w:rPr>
-        <w:t>":{</w:t>
-      </w:r>
-      <w:r>
-        <w:rPr>
-          <w:rFonts w:ascii="Georgia Pro" w:eastAsia="Georgia Pro" w:hAnsi="Georgia Pro" w:cs="Georgia Pro"/>
-          <w:color w:val="000000" w:themeColor="text1"/>
-        </w:rPr>
-        <w:br/>
-        <w:t xml:space="preserve">            "</w:t>
-      </w:r>
-      <w:proofErr w:type="spellStart"/>
-      <w:r>
-        <w:rPr>
-          <w:rFonts w:ascii="Georgia Pro" w:eastAsia="Georgia Pro" w:hAnsi="Georgia Pro" w:cs="Georgia Pro"/>
-          <w:color w:val="000000" w:themeColor="text1"/>
-        </w:rPr>
-        <w:t>createOption</w:t>
-      </w:r>
-      <w:proofErr w:type="spellEnd"/>
-      <w:r>
-        <w:rPr>
-          <w:rFonts w:ascii="Georgia Pro" w:eastAsia="Georgia Pro" w:hAnsi="Georgia Pro" w:cs="Georgia Pro"/>
-          <w:color w:val="000000" w:themeColor="text1"/>
-        </w:rPr>
-        <w:t>":"</w:t>
-      </w:r>
-      <w:proofErr w:type="spellStart"/>
-      <w:r>
-        <w:rPr>
-          <w:rFonts w:ascii="Georgia Pro" w:eastAsia="Georgia Pro" w:hAnsi="Georgia Pro" w:cs="Georgia Pro"/>
-          <w:color w:val="000000" w:themeColor="text1"/>
-        </w:rPr>
-        <w:t>FromImage</w:t>
-      </w:r>
-      <w:proofErr w:type="spellEnd"/>
-      <w:r>
-        <w:rPr>
-          <w:rFonts w:ascii="Georgia Pro" w:eastAsia="Georgia Pro" w:hAnsi="Georgia Pro" w:cs="Georgia Pro"/>
-          <w:color w:val="000000" w:themeColor="text1"/>
-        </w:rPr>
-        <w:t>",</w:t>
-      </w:r>
-      <w:r>
-        <w:rPr>
-          <w:rFonts w:ascii="Georgia Pro" w:eastAsia="Georgia Pro" w:hAnsi="Georgia Pro" w:cs="Georgia Pro"/>
-          <w:color w:val="000000" w:themeColor="text1"/>
-        </w:rPr>
-        <w:br/>
-      </w:r>
-      <w:r>
-        <w:rPr>
-          <w:rFonts w:ascii="Georgia Pro" w:eastAsia="Georgia Pro" w:hAnsi="Georgia Pro" w:cs="Georgia Pro"/>
-          <w:color w:val="000000" w:themeColor="text1"/>
-        </w:rPr>
-        <w:br/>
-        <w:t xml:space="preserve">            "</w:t>
-      </w:r>
-      <w:proofErr w:type="spellStart"/>
-      <w:r>
-        <w:rPr>
-          <w:rFonts w:ascii="Georgia Pro" w:eastAsia="Georgia Pro" w:hAnsi="Georgia Pro" w:cs="Georgia Pro"/>
-          <w:color w:val="000000" w:themeColor="text1"/>
-        </w:rPr>
-        <w:t>managedDisk</w:t>
-      </w:r>
-      <w:proofErr w:type="spellEnd"/>
-      <w:r>
-        <w:rPr>
-          <w:rFonts w:ascii="Georgia Pro" w:eastAsia="Georgia Pro" w:hAnsi="Georgia Pro" w:cs="Georgia Pro"/>
-          <w:color w:val="000000" w:themeColor="text1"/>
-        </w:rPr>
-        <w:t>":{</w:t>
-      </w:r>
-      <w:r>
-        <w:rPr>
-          <w:rFonts w:ascii="Georgia Pro" w:eastAsia="Georgia Pro" w:hAnsi="Georgia Pro" w:cs="Georgia Pro"/>
-          <w:color w:val="000000" w:themeColor="text1"/>
-        </w:rPr>
-        <w:br/>
-        <w:t xml:space="preserve">              "</w:t>
-      </w:r>
-      <w:proofErr w:type="spellStart"/>
-      <w:r>
-        <w:rPr>
-          <w:rFonts w:ascii="Georgia Pro" w:eastAsia="Georgia Pro" w:hAnsi="Georgia Pro" w:cs="Georgia Pro"/>
-          <w:color w:val="000000" w:themeColor="text1"/>
-        </w:rPr>
-        <w:t>storageAccountType</w:t>
-      </w:r>
-      <w:proofErr w:type="spellEnd"/>
-      <w:r>
-        <w:rPr>
-          <w:rFonts w:ascii="Georgia Pro" w:eastAsia="Georgia Pro" w:hAnsi="Georgia Pro" w:cs="Georgia Pro"/>
-          <w:color w:val="000000" w:themeColor="text1"/>
-        </w:rPr>
-        <w:t>":"</w:t>
-      </w:r>
-      <w:proofErr w:type="spellStart"/>
-      <w:r>
-        <w:rPr>
-          <w:rFonts w:ascii="Georgia Pro" w:eastAsia="Georgia Pro" w:hAnsi="Georgia Pro" w:cs="Georgia Pro"/>
-          <w:color w:val="000000" w:themeColor="text1"/>
-        </w:rPr>
-        <w:t>Standard_LRS</w:t>
-      </w:r>
-      <w:proofErr w:type="spellEnd"/>
-      <w:r>
-        <w:rPr>
-          <w:rFonts w:ascii="Georgia Pro" w:eastAsia="Georgia Pro" w:hAnsi="Georgia Pro" w:cs="Georgia Pro"/>
-          <w:color w:val="000000" w:themeColor="text1"/>
-        </w:rPr>
-        <w:t>"</w:t>
-      </w:r>
-      <w:r>
-        <w:rPr>
-          <w:rFonts w:ascii="Georgia Pro" w:eastAsia="Georgia Pro" w:hAnsi="Georgia Pro" w:cs="Georgia Pro"/>
-          <w:color w:val="000000" w:themeColor="text1"/>
-        </w:rPr>
-        <w:br/>
-        <w:t xml:space="preserve">            }</w:t>
-      </w:r>
-      <w:r>
-        <w:rPr>
-          <w:rFonts w:ascii="Georgia Pro" w:eastAsia="Georgia Pro" w:hAnsi="Georgia Pro" w:cs="Georgia Pro"/>
-          <w:color w:val="000000" w:themeColor="text1"/>
-        </w:rPr>
-        <w:br/>
-        <w:t xml:space="preserve">          }</w:t>
-      </w:r>
-      <w:r>
-        <w:rPr>
-          <w:rFonts w:ascii="Georgia Pro" w:eastAsia="Georgia Pro" w:hAnsi="Georgia Pro" w:cs="Georgia Pro"/>
-          <w:color w:val="000000" w:themeColor="text1"/>
-        </w:rPr>
-        <w:br/>
-        <w:t xml:space="preserve">        },</w:t>
-      </w:r>
-      <w:r>
-        <w:rPr>
-          <w:rFonts w:ascii="Georgia Pro" w:eastAsia="Georgia Pro" w:hAnsi="Georgia Pro" w:cs="Georgia Pro"/>
-          <w:color w:val="000000" w:themeColor="text1"/>
-        </w:rPr>
-        <w:br/>
-      </w:r>
-      <w:r>
-        <w:rPr>
-          <w:rFonts w:ascii="Georgia Pro" w:eastAsia="Georgia Pro" w:hAnsi="Georgia Pro" w:cs="Georgia Pro"/>
-          <w:color w:val="000000" w:themeColor="text1"/>
-        </w:rPr>
-        <w:br/>
-        <w:t xml:space="preserve">        "</w:t>
-      </w:r>
-      <w:proofErr w:type="spellStart"/>
-      <w:r>
-        <w:rPr>
-          <w:rFonts w:ascii="Georgia Pro" w:eastAsia="Georgia Pro" w:hAnsi="Georgia Pro" w:cs="Georgia Pro"/>
-          <w:color w:val="000000" w:themeColor="text1"/>
-        </w:rPr>
-        <w:t>osProfile</w:t>
-      </w:r>
-      <w:proofErr w:type="spellEnd"/>
-      <w:r>
-        <w:rPr>
-          <w:rFonts w:ascii="Georgia Pro" w:eastAsia="Georgia Pro" w:hAnsi="Georgia Pro" w:cs="Georgia Pro"/>
-          <w:color w:val="000000" w:themeColor="text1"/>
-        </w:rPr>
-        <w:t>":{</w:t>
-      </w:r>
-      <w:r>
-        <w:rPr>
-          <w:rFonts w:ascii="Georgia Pro" w:eastAsia="Georgia Pro" w:hAnsi="Georgia Pro" w:cs="Georgia Pro"/>
-          <w:color w:val="000000" w:themeColor="text1"/>
-        </w:rPr>
-        <w:br/>
-      </w:r>
-      <w:r>
-        <w:rPr>
-          <w:rFonts w:ascii="Georgia Pro" w:eastAsia="Georgia Pro" w:hAnsi="Georgia Pro" w:cs="Georgia Pro"/>
-          <w:color w:val="000000" w:themeColor="text1"/>
-        </w:rPr>
-        <w:br/>
-        <w:t xml:space="preserve">          "</w:t>
-      </w:r>
-      <w:proofErr w:type="spellStart"/>
-      <w:r>
-        <w:rPr>
-          <w:rFonts w:ascii="Georgia Pro" w:eastAsia="Georgia Pro" w:hAnsi="Georgia Pro" w:cs="Georgia Pro"/>
-          <w:color w:val="000000" w:themeColor="text1"/>
-        </w:rPr>
-        <w:t>computerName</w:t>
-      </w:r>
-      <w:proofErr w:type="spellEnd"/>
-      <w:r>
-        <w:rPr>
-          <w:rFonts w:ascii="Georgia Pro" w:eastAsia="Georgia Pro" w:hAnsi="Georgia Pro" w:cs="Georgia Pro"/>
-          <w:color w:val="000000" w:themeColor="text1"/>
-        </w:rPr>
-        <w:t>":"</w:t>
-      </w:r>
-      <w:proofErr w:type="spellStart"/>
-      <w:r>
-        <w:rPr>
-          <w:rFonts w:ascii="Georgia Pro" w:eastAsia="Georgia Pro" w:hAnsi="Georgia Pro" w:cs="Georgia Pro"/>
-          <w:color w:val="000000" w:themeColor="text1"/>
-        </w:rPr>
-        <w:t>vm</w:t>
-      </w:r>
-      <w:proofErr w:type="spellEnd"/>
-      <w:r>
-        <w:rPr>
-          <w:rFonts w:ascii="Georgia Pro" w:eastAsia="Georgia Pro" w:hAnsi="Georgia Pro" w:cs="Georgia Pro"/>
-          <w:color w:val="000000" w:themeColor="text1"/>
-        </w:rPr>
-        <w:t>-monitor",</w:t>
-      </w:r>
-      <w:r>
-        <w:rPr>
-          <w:rFonts w:ascii="Georgia Pro" w:eastAsia="Georgia Pro" w:hAnsi="Georgia Pro" w:cs="Georgia Pro"/>
-          <w:color w:val="000000" w:themeColor="text1"/>
-        </w:rPr>
-        <w:br/>
-        <w:t xml:space="preserve">          "</w:t>
-      </w:r>
-      <w:proofErr w:type="spellStart"/>
-      <w:r>
-        <w:rPr>
-          <w:rFonts w:ascii="Georgia Pro" w:eastAsia="Georgia Pro" w:hAnsi="Georgia Pro" w:cs="Georgia Pro"/>
-          <w:color w:val="000000" w:themeColor="text1"/>
-        </w:rPr>
-        <w:t>adminUsername</w:t>
-      </w:r>
-      <w:proofErr w:type="spellEnd"/>
-      <w:r>
-        <w:rPr>
-          <w:rFonts w:ascii="Georgia Pro" w:eastAsia="Georgia Pro" w:hAnsi="Georgia Pro" w:cs="Georgia Pro"/>
-          <w:color w:val="000000" w:themeColor="text1"/>
-        </w:rPr>
-        <w:t>":"</w:t>
-      </w:r>
-      <w:proofErr w:type="spellStart"/>
-      <w:r>
-        <w:rPr>
-          <w:rFonts w:ascii="Georgia Pro" w:eastAsia="Georgia Pro" w:hAnsi="Georgia Pro" w:cs="Georgia Pro"/>
-          <w:color w:val="000000" w:themeColor="text1"/>
-        </w:rPr>
-        <w:t>azureuser</w:t>
-      </w:r>
-      <w:proofErr w:type="spellEnd"/>
-      <w:r>
-        <w:rPr>
-          <w:rFonts w:ascii="Georgia Pro" w:eastAsia="Georgia Pro" w:hAnsi="Georgia Pro" w:cs="Georgia Pro"/>
-          <w:color w:val="000000" w:themeColor="text1"/>
-        </w:rPr>
-        <w:t>",</w:t>
-      </w:r>
-      <w:r>
-        <w:rPr>
-          <w:rFonts w:ascii="Georgia Pro" w:eastAsia="Georgia Pro" w:hAnsi="Georgia Pro" w:cs="Georgia Pro"/>
-          <w:color w:val="000000" w:themeColor="text1"/>
-        </w:rPr>
-        <w:br/>
-      </w:r>
-      <w:r>
-        <w:rPr>
-          <w:rFonts w:ascii="Georgia Pro" w:eastAsia="Georgia Pro" w:hAnsi="Georgia Pro" w:cs="Georgia Pro"/>
-          <w:color w:val="000000" w:themeColor="text1"/>
-        </w:rPr>
-        <w:br/>
-        <w:t xml:space="preserve">          "</w:t>
-      </w:r>
-      <w:proofErr w:type="spellStart"/>
-      <w:r>
-        <w:rPr>
-          <w:rFonts w:ascii="Georgia Pro" w:eastAsia="Georgia Pro" w:hAnsi="Georgia Pro" w:cs="Georgia Pro"/>
-          <w:color w:val="000000" w:themeColor="text1"/>
-        </w:rPr>
-        <w:t>linuxConfiguration</w:t>
-      </w:r>
-      <w:proofErr w:type="spellEnd"/>
-      <w:r>
-        <w:rPr>
-          <w:rFonts w:ascii="Georgia Pro" w:eastAsia="Georgia Pro" w:hAnsi="Georgia Pro" w:cs="Georgia Pro"/>
-          <w:color w:val="000000" w:themeColor="text1"/>
-        </w:rPr>
-        <w:t>":{</w:t>
-      </w:r>
-      <w:r>
-        <w:rPr>
-          <w:rFonts w:ascii="Georgia Pro" w:eastAsia="Georgia Pro" w:hAnsi="Georgia Pro" w:cs="Georgia Pro"/>
-          <w:color w:val="000000" w:themeColor="text1"/>
-        </w:rPr>
-        <w:br/>
-      </w:r>
-      <w:r>
-        <w:rPr>
-          <w:rFonts w:ascii="Georgia Pro" w:eastAsia="Georgia Pro" w:hAnsi="Georgia Pro" w:cs="Georgia Pro"/>
-          <w:color w:val="000000" w:themeColor="text1"/>
-        </w:rPr>
-        <w:br/>
-        <w:t xml:space="preserve">            "</w:t>
-      </w:r>
-      <w:proofErr w:type="spellStart"/>
-      <w:r>
-        <w:rPr>
-          <w:rFonts w:ascii="Georgia Pro" w:eastAsia="Georgia Pro" w:hAnsi="Georgia Pro" w:cs="Georgia Pro"/>
-          <w:color w:val="000000" w:themeColor="text1"/>
-        </w:rPr>
-        <w:t>disablePasswordAuthentication</w:t>
-      </w:r>
-      <w:proofErr w:type="spellEnd"/>
-      <w:r>
-        <w:rPr>
-          <w:rFonts w:ascii="Georgia Pro" w:eastAsia="Georgia Pro" w:hAnsi="Georgia Pro" w:cs="Georgia Pro"/>
-          <w:color w:val="000000" w:themeColor="text1"/>
-        </w:rPr>
-        <w:t>":true,</w:t>
-      </w:r>
-      <w:r>
-        <w:rPr>
-          <w:rFonts w:ascii="Georgia Pro" w:eastAsia="Georgia Pro" w:hAnsi="Georgia Pro" w:cs="Georgia Pro"/>
-          <w:color w:val="000000" w:themeColor="text1"/>
-        </w:rPr>
-        <w:br/>
-      </w:r>
-      <w:r>
-        <w:rPr>
-          <w:rFonts w:ascii="Georgia Pro" w:eastAsia="Georgia Pro" w:hAnsi="Georgia Pro" w:cs="Georgia Pro"/>
-          <w:color w:val="000000" w:themeColor="text1"/>
-        </w:rPr>
-        <w:br/>
-        <w:t xml:space="preserve">            "ssh":{</w:t>
-      </w:r>
-      <w:r>
-        <w:rPr>
-          <w:rFonts w:ascii="Georgia Pro" w:eastAsia="Georgia Pro" w:hAnsi="Georgia Pro" w:cs="Georgia Pro"/>
-          <w:color w:val="000000" w:themeColor="text1"/>
-        </w:rPr>
-        <w:br/>
-        <w:t xml:space="preserve">              "</w:t>
-      </w:r>
-      <w:proofErr w:type="spellStart"/>
-      <w:r>
-        <w:rPr>
-          <w:rFonts w:ascii="Georgia Pro" w:eastAsia="Georgia Pro" w:hAnsi="Georgia Pro" w:cs="Georgia Pro"/>
-          <w:color w:val="000000" w:themeColor="text1"/>
-        </w:rPr>
-        <w:t>publicKeys</w:t>
-      </w:r>
-      <w:proofErr w:type="spellEnd"/>
-      <w:r>
-        <w:rPr>
-          <w:rFonts w:ascii="Georgia Pro" w:eastAsia="Georgia Pro" w:hAnsi="Georgia Pro" w:cs="Georgia Pro"/>
-          <w:color w:val="000000" w:themeColor="text1"/>
-        </w:rPr>
-        <w:t>":[</w:t>
-      </w:r>
-      <w:r>
-        <w:rPr>
-          <w:rFonts w:ascii="Georgia Pro" w:eastAsia="Georgia Pro" w:hAnsi="Georgia Pro" w:cs="Georgia Pro"/>
-          <w:color w:val="000000" w:themeColor="text1"/>
-        </w:rPr>
-        <w:br/>
-        <w:t xml:space="preserve">                {</w:t>
-      </w:r>
-      <w:r>
-        <w:rPr>
-          <w:rFonts w:ascii="Georgia Pro" w:eastAsia="Georgia Pro" w:hAnsi="Georgia Pro" w:cs="Georgia Pro"/>
-          <w:color w:val="000000" w:themeColor="text1"/>
-        </w:rPr>
-        <w:br/>
-        <w:t xml:space="preserve">                  "path":"/home/</w:t>
-      </w:r>
-      <w:proofErr w:type="spellStart"/>
-      <w:r>
-        <w:rPr>
-          <w:rFonts w:ascii="Georgia Pro" w:eastAsia="Georgia Pro" w:hAnsi="Georgia Pro" w:cs="Georgia Pro"/>
-          <w:color w:val="000000" w:themeColor="text1"/>
-        </w:rPr>
-        <w:t>azureuser</w:t>
-      </w:r>
-      <w:proofErr w:type="spellEnd"/>
-      <w:r>
-        <w:rPr>
-          <w:rFonts w:ascii="Georgia Pro" w:eastAsia="Georgia Pro" w:hAnsi="Georgia Pro" w:cs="Georgia Pro"/>
-          <w:color w:val="000000" w:themeColor="text1"/>
-        </w:rPr>
-        <w:t>/.ssh/</w:t>
-      </w:r>
-      <w:proofErr w:type="spellStart"/>
-      <w:r>
-        <w:rPr>
-          <w:rFonts w:ascii="Georgia Pro" w:eastAsia="Georgia Pro" w:hAnsi="Georgia Pro" w:cs="Georgia Pro"/>
-          <w:color w:val="000000" w:themeColor="text1"/>
-        </w:rPr>
-        <w:t>authorized_keys</w:t>
-      </w:r>
-      <w:proofErr w:type="spellEnd"/>
-      <w:r>
-        <w:rPr>
-          <w:rFonts w:ascii="Georgia Pro" w:eastAsia="Georgia Pro" w:hAnsi="Georgia Pro" w:cs="Georgia Pro"/>
-          <w:color w:val="000000" w:themeColor="text1"/>
-        </w:rPr>
-        <w:t>",</w:t>
-      </w:r>
-      <w:r>
-        <w:rPr>
-          <w:rFonts w:ascii="Georgia Pro" w:eastAsia="Georgia Pro" w:hAnsi="Georgia Pro" w:cs="Georgia Pro"/>
-          <w:color w:val="000000" w:themeColor="text1"/>
-        </w:rPr>
-        <w:br/>
-        <w:t xml:space="preserve">                  "</w:t>
-      </w:r>
-      <w:proofErr w:type="spellStart"/>
-      <w:r>
-        <w:rPr>
-          <w:rFonts w:ascii="Georgia Pro" w:eastAsia="Georgia Pro" w:hAnsi="Georgia Pro" w:cs="Georgia Pro"/>
-          <w:color w:val="000000" w:themeColor="text1"/>
-        </w:rPr>
-        <w:t>keyData</w:t>
-      </w:r>
-      <w:proofErr w:type="spellEnd"/>
-      <w:r>
-        <w:rPr>
-          <w:rFonts w:ascii="Georgia Pro" w:eastAsia="Georgia Pro" w:hAnsi="Georgia Pro" w:cs="Georgia Pro"/>
-          <w:color w:val="000000" w:themeColor="text1"/>
-        </w:rPr>
-        <w:t>":"[parameters('</w:t>
-      </w:r>
-      <w:proofErr w:type="spellStart"/>
-      <w:r>
-        <w:rPr>
-          <w:rFonts w:ascii="Georgia Pro" w:eastAsia="Georgia Pro" w:hAnsi="Georgia Pro" w:cs="Georgia Pro"/>
-          <w:color w:val="000000" w:themeColor="text1"/>
-        </w:rPr>
-        <w:t>sshPublicKey</w:t>
-      </w:r>
-      <w:proofErr w:type="spellEnd"/>
-      <w:r>
-        <w:rPr>
-          <w:rFonts w:ascii="Georgia Pro" w:eastAsia="Georgia Pro" w:hAnsi="Georgia Pro" w:cs="Georgia Pro"/>
-          <w:color w:val="000000" w:themeColor="text1"/>
-        </w:rPr>
-        <w:t>')]"</w:t>
-      </w:r>
-      <w:r>
-        <w:rPr>
-          <w:rFonts w:ascii="Georgia Pro" w:eastAsia="Georgia Pro" w:hAnsi="Georgia Pro" w:cs="Georgia Pro"/>
-          <w:color w:val="000000" w:themeColor="text1"/>
-        </w:rPr>
-        <w:br/>
-      </w:r>
-      <w:r>
-        <w:rPr>
-          <w:rFonts w:ascii="Georgia Pro" w:eastAsia="Georgia Pro" w:hAnsi="Georgia Pro" w:cs="Georgia Pro"/>
-          <w:color w:val="000000" w:themeColor="text1"/>
-        </w:rPr>
-        <w:lastRenderedPageBreak/>
-        <w:t xml:space="preserve">                }</w:t>
-      </w:r>
-      <w:r>
-        <w:rPr>
-          <w:rFonts w:ascii="Georgia Pro" w:eastAsia="Georgia Pro" w:hAnsi="Georgia Pro" w:cs="Georgia Pro"/>
-          <w:color w:val="000000" w:themeColor="text1"/>
-        </w:rPr>
-        <w:br/>
-        <w:t xml:space="preserve">              ]</w:t>
-      </w:r>
-      <w:r>
-        <w:rPr>
-          <w:rFonts w:ascii="Georgia Pro" w:eastAsia="Georgia Pro" w:hAnsi="Georgia Pro" w:cs="Georgia Pro"/>
-          <w:color w:val="000000" w:themeColor="text1"/>
-        </w:rPr>
-        <w:br/>
-        <w:t xml:space="preserve">            }</w:t>
-      </w:r>
-      <w:r>
-        <w:rPr>
-          <w:rFonts w:ascii="Georgia Pro" w:eastAsia="Georgia Pro" w:hAnsi="Georgia Pro" w:cs="Georgia Pro"/>
-          <w:color w:val="000000" w:themeColor="text1"/>
-        </w:rPr>
-        <w:br/>
-        <w:t xml:space="preserve">          }</w:t>
-      </w:r>
-      <w:r>
-        <w:rPr>
-          <w:rFonts w:ascii="Georgia Pro" w:eastAsia="Georgia Pro" w:hAnsi="Georgia Pro" w:cs="Georgia Pro"/>
-          <w:color w:val="000000" w:themeColor="text1"/>
-        </w:rPr>
-        <w:br/>
-        <w:t xml:space="preserve">        },</w:t>
-      </w:r>
-      <w:r>
-        <w:rPr>
-          <w:rFonts w:ascii="Georgia Pro" w:eastAsia="Georgia Pro" w:hAnsi="Georgia Pro" w:cs="Georgia Pro"/>
-          <w:color w:val="000000" w:themeColor="text1"/>
-        </w:rPr>
-        <w:br/>
-      </w:r>
-      <w:r>
-        <w:rPr>
-          <w:rFonts w:ascii="Georgia Pro" w:eastAsia="Georgia Pro" w:hAnsi="Georgia Pro" w:cs="Georgia Pro"/>
-          <w:color w:val="000000" w:themeColor="text1"/>
-        </w:rPr>
-        <w:br/>
-        <w:t xml:space="preserve">        "</w:t>
-      </w:r>
-      <w:proofErr w:type="spellStart"/>
-      <w:r>
-        <w:rPr>
-          <w:rFonts w:ascii="Georgia Pro" w:eastAsia="Georgia Pro" w:hAnsi="Georgia Pro" w:cs="Georgia Pro"/>
-          <w:color w:val="000000" w:themeColor="text1"/>
-        </w:rPr>
-        <w:t>networkProfile</w:t>
-      </w:r>
-      <w:proofErr w:type="spellEnd"/>
-      <w:r>
-        <w:rPr>
-          <w:rFonts w:ascii="Georgia Pro" w:eastAsia="Georgia Pro" w:hAnsi="Georgia Pro" w:cs="Georgia Pro"/>
-          <w:color w:val="000000" w:themeColor="text1"/>
-        </w:rPr>
-        <w:t>":{</w:t>
-      </w:r>
-      <w:r>
-        <w:rPr>
-          <w:rFonts w:ascii="Georgia Pro" w:eastAsia="Georgia Pro" w:hAnsi="Georgia Pro" w:cs="Georgia Pro"/>
-          <w:color w:val="000000" w:themeColor="text1"/>
-        </w:rPr>
-        <w:br/>
-        <w:t xml:space="preserve">          "</w:t>
-      </w:r>
-      <w:proofErr w:type="spellStart"/>
-      <w:r>
-        <w:rPr>
-          <w:rFonts w:ascii="Georgia Pro" w:eastAsia="Georgia Pro" w:hAnsi="Georgia Pro" w:cs="Georgia Pro"/>
-          <w:color w:val="000000" w:themeColor="text1"/>
-        </w:rPr>
-        <w:t>networkInterfaces</w:t>
-      </w:r>
-      <w:proofErr w:type="spellEnd"/>
-      <w:r>
-        <w:rPr>
-          <w:rFonts w:ascii="Georgia Pro" w:eastAsia="Georgia Pro" w:hAnsi="Georgia Pro" w:cs="Georgia Pro"/>
-          <w:color w:val="000000" w:themeColor="text1"/>
-        </w:rPr>
-        <w:t>":[</w:t>
-      </w:r>
-      <w:r>
-        <w:rPr>
-          <w:rFonts w:ascii="Georgia Pro" w:eastAsia="Georgia Pro" w:hAnsi="Georgia Pro" w:cs="Georgia Pro"/>
-          <w:color w:val="000000" w:themeColor="text1"/>
-        </w:rPr>
-        <w:br/>
-        <w:t xml:space="preserve">            {</w:t>
-      </w:r>
-      <w:r>
-        <w:rPr>
-          <w:rFonts w:ascii="Georgia Pro" w:eastAsia="Georgia Pro" w:hAnsi="Georgia Pro" w:cs="Georgia Pro"/>
-          <w:color w:val="000000" w:themeColor="text1"/>
-        </w:rPr>
-        <w:br/>
-        <w:t xml:space="preserve">              "id":"[</w:t>
-      </w:r>
-      <w:proofErr w:type="spellStart"/>
-      <w:r>
-        <w:rPr>
-          <w:rFonts w:ascii="Georgia Pro" w:eastAsia="Georgia Pro" w:hAnsi="Georgia Pro" w:cs="Georgia Pro"/>
-          <w:color w:val="000000" w:themeColor="text1"/>
-        </w:rPr>
-        <w:t>resourceId</w:t>
-      </w:r>
-      <w:proofErr w:type="spellEnd"/>
-      <w:r>
-        <w:rPr>
-          <w:rFonts w:ascii="Georgia Pro" w:eastAsia="Georgia Pro" w:hAnsi="Georgia Pro" w:cs="Georgia Pro"/>
-          <w:color w:val="000000" w:themeColor="text1"/>
-        </w:rPr>
-        <w:t>('</w:t>
-      </w:r>
-      <w:proofErr w:type="spellStart"/>
-      <w:r>
-        <w:rPr>
-          <w:rFonts w:ascii="Georgia Pro" w:eastAsia="Georgia Pro" w:hAnsi="Georgia Pro" w:cs="Georgia Pro"/>
-          <w:color w:val="000000" w:themeColor="text1"/>
-        </w:rPr>
-        <w:t>Microsoft.Network</w:t>
-      </w:r>
-      <w:proofErr w:type="spellEnd"/>
-      <w:r>
-        <w:rPr>
-          <w:rFonts w:ascii="Georgia Pro" w:eastAsia="Georgia Pro" w:hAnsi="Georgia Pro" w:cs="Georgia Pro"/>
-          <w:color w:val="000000" w:themeColor="text1"/>
-        </w:rPr>
-        <w:t>/</w:t>
-      </w:r>
-      <w:proofErr w:type="spellStart"/>
-      <w:r>
-        <w:rPr>
-          <w:rFonts w:ascii="Georgia Pro" w:eastAsia="Georgia Pro" w:hAnsi="Georgia Pro" w:cs="Georgia Pro"/>
-          <w:color w:val="000000" w:themeColor="text1"/>
-        </w:rPr>
-        <w:t>networkInterfaces</w:t>
-      </w:r>
-      <w:proofErr w:type="spellEnd"/>
-      <w:r>
-        <w:rPr>
-          <w:rFonts w:ascii="Georgia Pro" w:eastAsia="Georgia Pro" w:hAnsi="Georgia Pro" w:cs="Georgia Pro"/>
-          <w:color w:val="000000" w:themeColor="text1"/>
-        </w:rPr>
-        <w:t>', variables('</w:t>
-      </w:r>
-      <w:proofErr w:type="spellStart"/>
-      <w:r>
-        <w:rPr>
-          <w:rFonts w:ascii="Georgia Pro" w:eastAsia="Georgia Pro" w:hAnsi="Georgia Pro" w:cs="Georgia Pro"/>
-          <w:color w:val="000000" w:themeColor="text1"/>
-        </w:rPr>
-        <w:t>nicName</w:t>
-      </w:r>
-      <w:proofErr w:type="spellEnd"/>
-      <w:r>
-        <w:rPr>
-          <w:rFonts w:ascii="Georgia Pro" w:eastAsia="Georgia Pro" w:hAnsi="Georgia Pro" w:cs="Georgia Pro"/>
-          <w:color w:val="000000" w:themeColor="text1"/>
-        </w:rPr>
-        <w:t>'))]"</w:t>
-      </w:r>
-      <w:r>
-        <w:rPr>
-          <w:rFonts w:ascii="Georgia Pro" w:eastAsia="Georgia Pro" w:hAnsi="Georgia Pro" w:cs="Georgia Pro"/>
-          <w:color w:val="000000" w:themeColor="text1"/>
-        </w:rPr>
-        <w:br/>
-        <w:t xml:space="preserve">            }</w:t>
-      </w:r>
-      <w:r>
-        <w:rPr>
-          <w:rFonts w:ascii="Georgia Pro" w:eastAsia="Georgia Pro" w:hAnsi="Georgia Pro" w:cs="Georgia Pro"/>
-          <w:color w:val="000000" w:themeColor="text1"/>
-        </w:rPr>
-        <w:br/>
-        <w:t xml:space="preserve">          ]</w:t>
-      </w:r>
-      <w:r>
-        <w:rPr>
-          <w:rFonts w:ascii="Georgia Pro" w:eastAsia="Georgia Pro" w:hAnsi="Georgia Pro" w:cs="Georgia Pro"/>
-          <w:color w:val="000000" w:themeColor="text1"/>
-        </w:rPr>
-        <w:br/>
-        <w:t xml:space="preserve">        }</w:t>
-      </w:r>
-      <w:r>
-        <w:rPr>
-          <w:rFonts w:ascii="Georgia Pro" w:eastAsia="Georgia Pro" w:hAnsi="Georgia Pro" w:cs="Georgia Pro"/>
-          <w:color w:val="000000" w:themeColor="text1"/>
-        </w:rPr>
-        <w:br/>
-        <w:t xml:space="preserve">      }</w:t>
-      </w:r>
-      <w:r>
-        <w:rPr>
-          <w:rFonts w:ascii="Georgia Pro" w:eastAsia="Georgia Pro" w:hAnsi="Georgia Pro" w:cs="Georgia Pro"/>
-          <w:color w:val="000000" w:themeColor="text1"/>
-        </w:rPr>
-        <w:br/>
-        <w:t xml:space="preserve">    },</w:t>
-      </w:r>
-      <w:r>
-        <w:rPr>
-          <w:rFonts w:ascii="Georgia Pro" w:eastAsia="Georgia Pro" w:hAnsi="Georgia Pro" w:cs="Georgia Pro"/>
-          <w:color w:val="000000" w:themeColor="text1"/>
-        </w:rPr>
-        <w:br/>
-        <w:t xml:space="preserve">    {</w:t>
-      </w:r>
-      <w:r>
-        <w:rPr>
-          <w:rFonts w:ascii="Georgia Pro" w:eastAsia="Georgia Pro" w:hAnsi="Georgia Pro" w:cs="Georgia Pro"/>
-          <w:color w:val="000000" w:themeColor="text1"/>
-        </w:rPr>
-        <w:br/>
-        <w:t xml:space="preserve">      "type":"</w:t>
-      </w:r>
-      <w:proofErr w:type="spellStart"/>
-      <w:r>
-        <w:rPr>
-          <w:rFonts w:ascii="Georgia Pro" w:eastAsia="Georgia Pro" w:hAnsi="Georgia Pro" w:cs="Georgia Pro"/>
-          <w:color w:val="000000" w:themeColor="text1"/>
-        </w:rPr>
-        <w:t>Microsoft.Network</w:t>
-      </w:r>
-      <w:proofErr w:type="spellEnd"/>
-      <w:r>
-        <w:rPr>
-          <w:rFonts w:ascii="Georgia Pro" w:eastAsia="Georgia Pro" w:hAnsi="Georgia Pro" w:cs="Georgia Pro"/>
-          <w:color w:val="000000" w:themeColor="text1"/>
-        </w:rPr>
-        <w:t>/</w:t>
-      </w:r>
-      <w:proofErr w:type="spellStart"/>
-      <w:r>
-        <w:rPr>
-          <w:rFonts w:ascii="Georgia Pro" w:eastAsia="Georgia Pro" w:hAnsi="Georgia Pro" w:cs="Georgia Pro"/>
-          <w:color w:val="000000" w:themeColor="text1"/>
-        </w:rPr>
-        <w:t>privateEndpoints</w:t>
-      </w:r>
-      <w:proofErr w:type="spellEnd"/>
-      <w:r>
-        <w:rPr>
-          <w:rFonts w:ascii="Georgia Pro" w:eastAsia="Georgia Pro" w:hAnsi="Georgia Pro" w:cs="Georgia Pro"/>
-          <w:color w:val="000000" w:themeColor="text1"/>
-        </w:rPr>
-        <w:t>",</w:t>
-      </w:r>
-      <w:r>
-        <w:rPr>
-          <w:rFonts w:ascii="Georgia Pro" w:eastAsia="Georgia Pro" w:hAnsi="Georgia Pro" w:cs="Georgia Pro"/>
-          <w:color w:val="000000" w:themeColor="text1"/>
-        </w:rPr>
-        <w:br/>
-        <w:t xml:space="preserve">      "apiVersion":"2023-02-01",</w:t>
-      </w:r>
-      <w:r>
-        <w:rPr>
-          <w:rFonts w:ascii="Georgia Pro" w:eastAsia="Georgia Pro" w:hAnsi="Georgia Pro" w:cs="Georgia Pro"/>
-          <w:color w:val="000000" w:themeColor="text1"/>
-        </w:rPr>
-        <w:br/>
-        <w:t xml:space="preserve">      "name":"</w:t>
-      </w:r>
-      <w:proofErr w:type="spellStart"/>
-      <w:r>
-        <w:rPr>
-          <w:rFonts w:ascii="Georgia Pro" w:eastAsia="Georgia Pro" w:hAnsi="Georgia Pro" w:cs="Georgia Pro"/>
-          <w:color w:val="000000" w:themeColor="text1"/>
-        </w:rPr>
-        <w:t>storagePrivateEndpoint</w:t>
-      </w:r>
-      <w:proofErr w:type="spellEnd"/>
-      <w:r>
-        <w:rPr>
-          <w:rFonts w:ascii="Georgia Pro" w:eastAsia="Georgia Pro" w:hAnsi="Georgia Pro" w:cs="Georgia Pro"/>
-          <w:color w:val="000000" w:themeColor="text1"/>
-        </w:rPr>
-        <w:t>",</w:t>
-      </w:r>
-      <w:r>
-        <w:rPr>
-          <w:rFonts w:ascii="Georgia Pro" w:eastAsia="Georgia Pro" w:hAnsi="Georgia Pro" w:cs="Georgia Pro"/>
-          <w:color w:val="000000" w:themeColor="text1"/>
-        </w:rPr>
-        <w:br/>
-        <w:t xml:space="preserve">      "location":"[parameters('location')]",</w:t>
-      </w:r>
-      <w:r>
-        <w:rPr>
-          <w:rFonts w:ascii="Georgia Pro" w:eastAsia="Georgia Pro" w:hAnsi="Georgia Pro" w:cs="Georgia Pro"/>
-          <w:color w:val="000000" w:themeColor="text1"/>
-        </w:rPr>
-        <w:br/>
-      </w:r>
-      <w:r>
-        <w:rPr>
-          <w:rFonts w:ascii="Georgia Pro" w:eastAsia="Georgia Pro" w:hAnsi="Georgia Pro" w:cs="Georgia Pro"/>
-          <w:color w:val="000000" w:themeColor="text1"/>
-        </w:rPr>
-        <w:br/>
-        <w:t xml:space="preserve">      "</w:t>
-      </w:r>
-      <w:proofErr w:type="spellStart"/>
-      <w:r>
-        <w:rPr>
-          <w:rFonts w:ascii="Georgia Pro" w:eastAsia="Georgia Pro" w:hAnsi="Georgia Pro" w:cs="Georgia Pro"/>
-          <w:color w:val="000000" w:themeColor="text1"/>
-        </w:rPr>
-        <w:t>dependsOn</w:t>
-      </w:r>
-      <w:proofErr w:type="spellEnd"/>
-      <w:r>
-        <w:rPr>
-          <w:rFonts w:ascii="Georgia Pro" w:eastAsia="Georgia Pro" w:hAnsi="Georgia Pro" w:cs="Georgia Pro"/>
-          <w:color w:val="000000" w:themeColor="text1"/>
-        </w:rPr>
-        <w:t>":[</w:t>
-      </w:r>
-      <w:r>
-        <w:rPr>
-          <w:rFonts w:ascii="Georgia Pro" w:eastAsia="Georgia Pro" w:hAnsi="Georgia Pro" w:cs="Georgia Pro"/>
-          <w:color w:val="000000" w:themeColor="text1"/>
-        </w:rPr>
-        <w:br/>
-        <w:t xml:space="preserve">        "[</w:t>
-      </w:r>
-      <w:proofErr w:type="spellStart"/>
-      <w:r>
-        <w:rPr>
-          <w:rFonts w:ascii="Georgia Pro" w:eastAsia="Georgia Pro" w:hAnsi="Georgia Pro" w:cs="Georgia Pro"/>
-          <w:color w:val="000000" w:themeColor="text1"/>
-        </w:rPr>
-        <w:t>resourceId</w:t>
-      </w:r>
-      <w:proofErr w:type="spellEnd"/>
-      <w:r>
-        <w:rPr>
-          <w:rFonts w:ascii="Georgia Pro" w:eastAsia="Georgia Pro" w:hAnsi="Georgia Pro" w:cs="Georgia Pro"/>
-          <w:color w:val="000000" w:themeColor="text1"/>
-        </w:rPr>
-        <w:t>('</w:t>
-      </w:r>
-      <w:proofErr w:type="spellStart"/>
-      <w:r>
-        <w:rPr>
-          <w:rFonts w:ascii="Georgia Pro" w:eastAsia="Georgia Pro" w:hAnsi="Georgia Pro" w:cs="Georgia Pro"/>
-          <w:color w:val="000000" w:themeColor="text1"/>
-        </w:rPr>
-        <w:t>Microsoft.Storage</w:t>
-      </w:r>
-      <w:proofErr w:type="spellEnd"/>
-      <w:r>
-        <w:rPr>
-          <w:rFonts w:ascii="Georgia Pro" w:eastAsia="Georgia Pro" w:hAnsi="Georgia Pro" w:cs="Georgia Pro"/>
-          <w:color w:val="000000" w:themeColor="text1"/>
-        </w:rPr>
-        <w:t>/</w:t>
-      </w:r>
-      <w:proofErr w:type="spellStart"/>
-      <w:r>
-        <w:rPr>
-          <w:rFonts w:ascii="Georgia Pro" w:eastAsia="Georgia Pro" w:hAnsi="Georgia Pro" w:cs="Georgia Pro"/>
-          <w:color w:val="000000" w:themeColor="text1"/>
-        </w:rPr>
-        <w:t>storageAccounts</w:t>
-      </w:r>
-      <w:proofErr w:type="spellEnd"/>
-      <w:r>
-        <w:rPr>
-          <w:rFonts w:ascii="Georgia Pro" w:eastAsia="Georgia Pro" w:hAnsi="Georgia Pro" w:cs="Georgia Pro"/>
-          <w:color w:val="000000" w:themeColor="text1"/>
-        </w:rPr>
-        <w:t>', parameters('</w:t>
-      </w:r>
-      <w:proofErr w:type="spellStart"/>
-      <w:r>
-        <w:rPr>
-          <w:rFonts w:ascii="Georgia Pro" w:eastAsia="Georgia Pro" w:hAnsi="Georgia Pro" w:cs="Georgia Pro"/>
-          <w:color w:val="000000" w:themeColor="text1"/>
-        </w:rPr>
-        <w:t>storageAccountName</w:t>
-      </w:r>
-      <w:proofErr w:type="spellEnd"/>
-      <w:r>
-        <w:rPr>
-          <w:rFonts w:ascii="Georgia Pro" w:eastAsia="Georgia Pro" w:hAnsi="Georgia Pro" w:cs="Georgia Pro"/>
-          <w:color w:val="000000" w:themeColor="text1"/>
-        </w:rPr>
-        <w:t>'))]"</w:t>
-      </w:r>
-      <w:r>
-        <w:rPr>
-          <w:rFonts w:ascii="Georgia Pro" w:eastAsia="Georgia Pro" w:hAnsi="Georgia Pro" w:cs="Georgia Pro"/>
-          <w:color w:val="000000" w:themeColor="text1"/>
-        </w:rPr>
-        <w:br/>
-        <w:t xml:space="preserve">      ],</w:t>
-      </w:r>
-      <w:r>
-        <w:rPr>
-          <w:rFonts w:ascii="Georgia Pro" w:eastAsia="Georgia Pro" w:hAnsi="Georgia Pro" w:cs="Georgia Pro"/>
-          <w:color w:val="000000" w:themeColor="text1"/>
-        </w:rPr>
-        <w:br/>
-      </w:r>
-      <w:r>
-        <w:rPr>
-          <w:rFonts w:ascii="Georgia Pro" w:eastAsia="Georgia Pro" w:hAnsi="Georgia Pro" w:cs="Georgia Pro"/>
-          <w:color w:val="000000" w:themeColor="text1"/>
-        </w:rPr>
-        <w:br/>
-        <w:t xml:space="preserve">      "properties":{</w:t>
-      </w:r>
-      <w:r>
-        <w:rPr>
-          <w:rFonts w:ascii="Georgia Pro" w:eastAsia="Georgia Pro" w:hAnsi="Georgia Pro" w:cs="Georgia Pro"/>
-          <w:color w:val="000000" w:themeColor="text1"/>
-        </w:rPr>
-        <w:br/>
-      </w:r>
-      <w:r>
-        <w:rPr>
-          <w:rFonts w:ascii="Georgia Pro" w:eastAsia="Georgia Pro" w:hAnsi="Georgia Pro" w:cs="Georgia Pro"/>
-          <w:color w:val="000000" w:themeColor="text1"/>
-        </w:rPr>
-        <w:lastRenderedPageBreak/>
-        <w:br/>
-        <w:t xml:space="preserve">        "subnet":{</w:t>
-      </w:r>
-      <w:r>
-        <w:rPr>
-          <w:rFonts w:ascii="Georgia Pro" w:eastAsia="Georgia Pro" w:hAnsi="Georgia Pro" w:cs="Georgia Pro"/>
-          <w:color w:val="000000" w:themeColor="text1"/>
-        </w:rPr>
-        <w:br/>
-        <w:t xml:space="preserve">          "id":"[</w:t>
-      </w:r>
-      <w:proofErr w:type="spellStart"/>
-      <w:r>
-        <w:rPr>
-          <w:rFonts w:ascii="Georgia Pro" w:eastAsia="Georgia Pro" w:hAnsi="Georgia Pro" w:cs="Georgia Pro"/>
-          <w:color w:val="000000" w:themeColor="text1"/>
-        </w:rPr>
-        <w:t>resourceId</w:t>
-      </w:r>
-      <w:proofErr w:type="spellEnd"/>
-      <w:r>
-        <w:rPr>
-          <w:rFonts w:ascii="Georgia Pro" w:eastAsia="Georgia Pro" w:hAnsi="Georgia Pro" w:cs="Georgia Pro"/>
-          <w:color w:val="000000" w:themeColor="text1"/>
-        </w:rPr>
-        <w:t>('</w:t>
-      </w:r>
-      <w:proofErr w:type="spellStart"/>
-      <w:r>
-        <w:rPr>
-          <w:rFonts w:ascii="Georgia Pro" w:eastAsia="Georgia Pro" w:hAnsi="Georgia Pro" w:cs="Georgia Pro"/>
-          <w:color w:val="000000" w:themeColor="text1"/>
-        </w:rPr>
-        <w:t>Microsoft.Network</w:t>
-      </w:r>
-      <w:proofErr w:type="spellEnd"/>
-      <w:r>
-        <w:rPr>
-          <w:rFonts w:ascii="Georgia Pro" w:eastAsia="Georgia Pro" w:hAnsi="Georgia Pro" w:cs="Georgia Pro"/>
-          <w:color w:val="000000" w:themeColor="text1"/>
-        </w:rPr>
-        <w:t>/</w:t>
-      </w:r>
-      <w:proofErr w:type="spellStart"/>
-      <w:r>
-        <w:rPr>
-          <w:rFonts w:ascii="Georgia Pro" w:eastAsia="Georgia Pro" w:hAnsi="Georgia Pro" w:cs="Georgia Pro"/>
-          <w:color w:val="000000" w:themeColor="text1"/>
-        </w:rPr>
-        <w:t>virtualNetworks</w:t>
-      </w:r>
-      <w:proofErr w:type="spellEnd"/>
-      <w:r>
-        <w:rPr>
-          <w:rFonts w:ascii="Georgia Pro" w:eastAsia="Georgia Pro" w:hAnsi="Georgia Pro" w:cs="Georgia Pro"/>
-          <w:color w:val="000000" w:themeColor="text1"/>
-        </w:rPr>
-        <w:t>/subnets', variables('</w:t>
-      </w:r>
-      <w:proofErr w:type="spellStart"/>
-      <w:r>
-        <w:rPr>
-          <w:rFonts w:ascii="Georgia Pro" w:eastAsia="Georgia Pro" w:hAnsi="Georgia Pro" w:cs="Georgia Pro"/>
-          <w:color w:val="000000" w:themeColor="text1"/>
-        </w:rPr>
-        <w:t>vnetName</w:t>
-      </w:r>
-      <w:proofErr w:type="spellEnd"/>
-      <w:r>
-        <w:rPr>
-          <w:rFonts w:ascii="Georgia Pro" w:eastAsia="Georgia Pro" w:hAnsi="Georgia Pro" w:cs="Georgia Pro"/>
-          <w:color w:val="000000" w:themeColor="text1"/>
-        </w:rPr>
-        <w:t>'), variables('</w:t>
-      </w:r>
-      <w:proofErr w:type="spellStart"/>
-      <w:r>
-        <w:rPr>
-          <w:rFonts w:ascii="Georgia Pro" w:eastAsia="Georgia Pro" w:hAnsi="Georgia Pro" w:cs="Georgia Pro"/>
-          <w:color w:val="000000" w:themeColor="text1"/>
-        </w:rPr>
-        <w:t>privateSubnet</w:t>
-      </w:r>
-      <w:proofErr w:type="spellEnd"/>
-      <w:r>
-        <w:rPr>
-          <w:rFonts w:ascii="Georgia Pro" w:eastAsia="Georgia Pro" w:hAnsi="Georgia Pro" w:cs="Georgia Pro"/>
-          <w:color w:val="000000" w:themeColor="text1"/>
-        </w:rPr>
-        <w:t>'))]"</w:t>
-      </w:r>
-      <w:r>
-        <w:rPr>
-          <w:rFonts w:ascii="Georgia Pro" w:eastAsia="Georgia Pro" w:hAnsi="Georgia Pro" w:cs="Georgia Pro"/>
-          <w:color w:val="000000" w:themeColor="text1"/>
-        </w:rPr>
-        <w:br/>
-        <w:t xml:space="preserve">        },</w:t>
-      </w:r>
-      <w:r>
-        <w:rPr>
-          <w:rFonts w:ascii="Georgia Pro" w:eastAsia="Georgia Pro" w:hAnsi="Georgia Pro" w:cs="Georgia Pro"/>
-          <w:color w:val="000000" w:themeColor="text1"/>
-        </w:rPr>
-        <w:br/>
-      </w:r>
-      <w:r>
-        <w:rPr>
-          <w:rFonts w:ascii="Georgia Pro" w:eastAsia="Georgia Pro" w:hAnsi="Georgia Pro" w:cs="Georgia Pro"/>
-          <w:color w:val="000000" w:themeColor="text1"/>
-        </w:rPr>
-        <w:br/>
-        <w:t xml:space="preserve">        "</w:t>
-      </w:r>
-      <w:proofErr w:type="spellStart"/>
-      <w:r>
-        <w:rPr>
-          <w:rFonts w:ascii="Georgia Pro" w:eastAsia="Georgia Pro" w:hAnsi="Georgia Pro" w:cs="Georgia Pro"/>
-          <w:color w:val="000000" w:themeColor="text1"/>
-        </w:rPr>
-        <w:t>privateLinkServiceConnections</w:t>
-      </w:r>
-      <w:proofErr w:type="spellEnd"/>
-      <w:r>
-        <w:rPr>
-          <w:rFonts w:ascii="Georgia Pro" w:eastAsia="Georgia Pro" w:hAnsi="Georgia Pro" w:cs="Georgia Pro"/>
-          <w:color w:val="000000" w:themeColor="text1"/>
-        </w:rPr>
-        <w:t>":[</w:t>
-      </w:r>
-      <w:r>
-        <w:rPr>
-          <w:rFonts w:ascii="Georgia Pro" w:eastAsia="Georgia Pro" w:hAnsi="Georgia Pro" w:cs="Georgia Pro"/>
-          <w:color w:val="000000" w:themeColor="text1"/>
-        </w:rPr>
-        <w:br/>
-        <w:t xml:space="preserve">          {</w:t>
-      </w:r>
-      <w:r>
-        <w:rPr>
-          <w:rFonts w:ascii="Georgia Pro" w:eastAsia="Georgia Pro" w:hAnsi="Georgia Pro" w:cs="Georgia Pro"/>
-          <w:color w:val="000000" w:themeColor="text1"/>
-        </w:rPr>
-        <w:br/>
-        <w:t xml:space="preserve">            "name":"</w:t>
-      </w:r>
-      <w:proofErr w:type="spellStart"/>
-      <w:r>
-        <w:rPr>
-          <w:rFonts w:ascii="Georgia Pro" w:eastAsia="Georgia Pro" w:hAnsi="Georgia Pro" w:cs="Georgia Pro"/>
-          <w:color w:val="000000" w:themeColor="text1"/>
-        </w:rPr>
-        <w:t>storageConnection</w:t>
-      </w:r>
-      <w:proofErr w:type="spellEnd"/>
-      <w:r>
-        <w:rPr>
-          <w:rFonts w:ascii="Georgia Pro" w:eastAsia="Georgia Pro" w:hAnsi="Georgia Pro" w:cs="Georgia Pro"/>
-          <w:color w:val="000000" w:themeColor="text1"/>
-        </w:rPr>
-        <w:t>",</w:t>
-      </w:r>
-      <w:r>
-        <w:rPr>
-          <w:rFonts w:ascii="Georgia Pro" w:eastAsia="Georgia Pro" w:hAnsi="Georgia Pro" w:cs="Georgia Pro"/>
-          <w:color w:val="000000" w:themeColor="text1"/>
-        </w:rPr>
-        <w:br/>
-      </w:r>
-      <w:r>
-        <w:rPr>
-          <w:rFonts w:ascii="Georgia Pro" w:eastAsia="Georgia Pro" w:hAnsi="Georgia Pro" w:cs="Georgia Pro"/>
-          <w:color w:val="000000" w:themeColor="text1"/>
-        </w:rPr>
-        <w:br/>
-        <w:t xml:space="preserve">            "properties":{</w:t>
-      </w:r>
-      <w:r>
-        <w:rPr>
-          <w:rFonts w:ascii="Georgia Pro" w:eastAsia="Georgia Pro" w:hAnsi="Georgia Pro" w:cs="Georgia Pro"/>
-          <w:color w:val="000000" w:themeColor="text1"/>
-        </w:rPr>
-        <w:br/>
-      </w:r>
-      <w:r>
-        <w:rPr>
-          <w:rFonts w:ascii="Georgia Pro" w:eastAsia="Georgia Pro" w:hAnsi="Georgia Pro" w:cs="Georgia Pro"/>
-          <w:color w:val="000000" w:themeColor="text1"/>
-        </w:rPr>
-        <w:br/>
-        <w:t xml:space="preserve">              "privateLinkServiceId":"[resourceId('Microsoft.Storage/storageAccounts', parameters('</w:t>
-      </w:r>
-      <w:proofErr w:type="spellStart"/>
-      <w:r>
-        <w:rPr>
-          <w:rFonts w:ascii="Georgia Pro" w:eastAsia="Georgia Pro" w:hAnsi="Georgia Pro" w:cs="Georgia Pro"/>
-          <w:color w:val="000000" w:themeColor="text1"/>
-        </w:rPr>
-        <w:t>storageAccountName</w:t>
-      </w:r>
-      <w:proofErr w:type="spellEnd"/>
-      <w:r>
-        <w:rPr>
-          <w:rFonts w:ascii="Georgia Pro" w:eastAsia="Georgia Pro" w:hAnsi="Georgia Pro" w:cs="Georgia Pro"/>
-          <w:color w:val="000000" w:themeColor="text1"/>
-        </w:rPr>
-        <w:t>'))]",</w:t>
-      </w:r>
-      <w:r>
-        <w:rPr>
-          <w:rFonts w:ascii="Georgia Pro" w:eastAsia="Georgia Pro" w:hAnsi="Georgia Pro" w:cs="Georgia Pro"/>
-          <w:color w:val="000000" w:themeColor="text1"/>
-        </w:rPr>
-        <w:br/>
-      </w:r>
-      <w:r>
-        <w:rPr>
-          <w:rFonts w:ascii="Georgia Pro" w:eastAsia="Georgia Pro" w:hAnsi="Georgia Pro" w:cs="Georgia Pro"/>
-          <w:color w:val="000000" w:themeColor="text1"/>
-        </w:rPr>
-        <w:br/>
-        <w:t xml:space="preserve">              "</w:t>
-      </w:r>
-      <w:proofErr w:type="spellStart"/>
-      <w:r>
-        <w:rPr>
-          <w:rFonts w:ascii="Georgia Pro" w:eastAsia="Georgia Pro" w:hAnsi="Georgia Pro" w:cs="Georgia Pro"/>
-          <w:color w:val="000000" w:themeColor="text1"/>
-        </w:rPr>
-        <w:t>groupIds</w:t>
-      </w:r>
-      <w:proofErr w:type="spellEnd"/>
-      <w:r>
-        <w:rPr>
-          <w:rFonts w:ascii="Georgia Pro" w:eastAsia="Georgia Pro" w:hAnsi="Georgia Pro" w:cs="Georgia Pro"/>
-          <w:color w:val="000000" w:themeColor="text1"/>
-        </w:rPr>
-        <w:t>":[</w:t>
-      </w:r>
-      <w:r>
-        <w:rPr>
-          <w:rFonts w:ascii="Georgia Pro" w:eastAsia="Georgia Pro" w:hAnsi="Georgia Pro" w:cs="Georgia Pro"/>
-          <w:color w:val="000000" w:themeColor="text1"/>
-        </w:rPr>
-        <w:br/>
-        <w:t xml:space="preserve">                "blob"</w:t>
-      </w:r>
-      <w:r>
-        <w:rPr>
-          <w:rFonts w:ascii="Georgia Pro" w:eastAsia="Georgia Pro" w:hAnsi="Georgia Pro" w:cs="Georgia Pro"/>
-          <w:color w:val="000000" w:themeColor="text1"/>
-        </w:rPr>
-        <w:br/>
-        <w:t xml:space="preserve">              ]</w:t>
-      </w:r>
-      <w:r>
-        <w:rPr>
-          <w:rFonts w:ascii="Georgia Pro" w:eastAsia="Georgia Pro" w:hAnsi="Georgia Pro" w:cs="Georgia Pro"/>
-          <w:color w:val="000000" w:themeColor="text1"/>
-        </w:rPr>
-        <w:br/>
-        <w:t xml:space="preserve">            }</w:t>
-      </w:r>
-      <w:r>
-        <w:rPr>
-          <w:rFonts w:ascii="Georgia Pro" w:eastAsia="Georgia Pro" w:hAnsi="Georgia Pro" w:cs="Georgia Pro"/>
-          <w:color w:val="000000" w:themeColor="text1"/>
-        </w:rPr>
-        <w:br/>
-        <w:t xml:space="preserve">          }</w:t>
-      </w:r>
-      <w:r>
-        <w:rPr>
-          <w:rFonts w:ascii="Georgia Pro" w:eastAsia="Georgia Pro" w:hAnsi="Georgia Pro" w:cs="Georgia Pro"/>
-          <w:color w:val="000000" w:themeColor="text1"/>
-        </w:rPr>
-        <w:br/>
-        <w:t xml:space="preserve">        ]</w:t>
-      </w:r>
-      <w:r>
-        <w:rPr>
-          <w:rFonts w:ascii="Georgia Pro" w:eastAsia="Georgia Pro" w:hAnsi="Georgia Pro" w:cs="Georgia Pro"/>
-          <w:color w:val="000000" w:themeColor="text1"/>
-        </w:rPr>
-        <w:br/>
-        <w:t xml:space="preserve">      }</w:t>
-      </w:r>
-      <w:r>
-        <w:rPr>
-          <w:rFonts w:ascii="Georgia Pro" w:eastAsia="Georgia Pro" w:hAnsi="Georgia Pro" w:cs="Georgia Pro"/>
-          <w:color w:val="000000" w:themeColor="text1"/>
-        </w:rPr>
-        <w:br/>
-        <w:t xml:space="preserve">    }</w:t>
-      </w:r>
-      <w:r>
-        <w:rPr>
-          <w:rFonts w:ascii="Georgia Pro" w:eastAsia="Georgia Pro" w:hAnsi="Georgia Pro" w:cs="Georgia Pro"/>
-          <w:color w:val="000000" w:themeColor="text1"/>
-        </w:rPr>
-        <w:br/>
       </w:r>
       <w:r>
         <w:rPr>
@@ -4741,9 +3070,8 @@
           <w:rFonts w:ascii="Georgia Pro" w:eastAsia="Georgia Pro" w:hAnsi="Georgia Pro" w:cs="Georgia Pro"/>
           <w:color w:val="000000" w:themeColor="text1"/>
         </w:rPr>
-        <w:lastRenderedPageBreak/>
         <w:pict w14:anchorId="446A1FA6">
-          <v:rect id="_x0000_i1159" style="width:0;height:1.5pt" o:hralign="center" o:hrstd="t" o:hr="t" fillcolor="#a0a0a0" stroked="f"/>
+          <v:rect id="_x0000_i1032" style="width:0;height:1.5pt" o:hralign="center" o:hrstd="t" o:hr="t" fillcolor="#a0a0a0" stroked="f"/>
         </w:pict>
       </w:r>
     </w:p>
@@ -4812,26 +3140,8 @@
           <w:rFonts w:ascii="Georgia Pro" w:eastAsia="Georgia Pro" w:hAnsi="Georgia Pro" w:cs="Georgia Pro"/>
           <w:color w:val="000000" w:themeColor="text1"/>
         </w:rPr>
-        <w:t xml:space="preserve"> </w:t>
-      </w:r>
-      <w:proofErr w:type="spellStart"/>
-      <w:proofErr w:type="gramStart"/>
-      <w:r>
-        <w:rPr>
-          <w:rFonts w:ascii="Georgia Pro" w:eastAsia="Georgia Pro" w:hAnsi="Georgia Pro" w:cs="Georgia Pro"/>
-          <w:color w:val="000000" w:themeColor="text1"/>
-        </w:rPr>
-        <w:t>azuredeploy.parameters</w:t>
-      </w:r>
-      <w:proofErr w:type="gramEnd"/>
-      <w:r>
-        <w:rPr>
-          <w:rFonts w:ascii="Georgia Pro" w:eastAsia="Georgia Pro" w:hAnsi="Georgia Pro" w:cs="Georgia Pro"/>
-          <w:color w:val="000000" w:themeColor="text1"/>
-        </w:rPr>
-        <w:t>.json</w:t>
-      </w:r>
-      <w:proofErr w:type="spellEnd"/>
+        <w:t xml:space="preserve"> azuredeploy.parameters.json</w:t>
+      </w:r>
     </w:p>
     <w:p>
       <w:pPr>
@@ -4927,41 +3237,54 @@
           <w:color w:val="000000" w:themeColor="text1"/>
         </w:rPr>
         <w:br/>
-        <w:t xml:space="preserve">  "parameters</w:t>
-      </w:r>
-      <w:proofErr w:type="gramStart"/>
-      <w:r>
-        <w:rPr>
-          <w:rFonts w:ascii="Georgia Pro" w:eastAsia="Georgia Pro" w:hAnsi="Georgia Pro" w:cs="Georgia Pro"/>
-          <w:color w:val="000000" w:themeColor="text1"/>
-        </w:rPr>
-        <w:t>":{</w:t>
-      </w:r>
-      <w:proofErr w:type="gramEnd"/>
-      <w:r>
-        <w:rPr>
-          <w:rFonts w:ascii="Georgia Pro" w:eastAsia="Georgia Pro" w:hAnsi="Georgia Pro" w:cs="Georgia Pro"/>
-          <w:color w:val="000000" w:themeColor="text1"/>
-        </w:rPr>
-        <w:br/>
-      </w:r>
-      <w:r>
-        <w:rPr>
-          <w:rFonts w:ascii="Georgia Pro" w:eastAsia="Georgia Pro" w:hAnsi="Georgia Pro" w:cs="Georgia Pro"/>
-          <w:color w:val="000000" w:themeColor="text1"/>
-        </w:rPr>
-        <w:br/>
-        <w:t xml:space="preserve">    "location</w:t>
-      </w:r>
-      <w:proofErr w:type="gramStart"/>
-      <w:r>
-        <w:rPr>
-          <w:rFonts w:ascii="Georgia Pro" w:eastAsia="Georgia Pro" w:hAnsi="Georgia Pro" w:cs="Georgia Pro"/>
-          <w:color w:val="000000" w:themeColor="text1"/>
-        </w:rPr>
-        <w:t>":{</w:t>
-      </w:r>
-      <w:proofErr w:type="gramEnd"/>
+        <w:t xml:space="preserve">  "parameters":{</w:t>
+      </w:r>
+      <w:r>
+        <w:rPr>
+          <w:rFonts w:ascii="Georgia Pro" w:eastAsia="Georgia Pro" w:hAnsi="Georgia Pro" w:cs="Georgia Pro"/>
+          <w:color w:val="000000" w:themeColor="text1"/>
+        </w:rPr>
+        <w:br/>
+      </w:r>
+      <w:r>
+        <w:rPr>
+          <w:rFonts w:ascii="Georgia Pro" w:eastAsia="Georgia Pro" w:hAnsi="Georgia Pro" w:cs="Georgia Pro"/>
+          <w:color w:val="000000" w:themeColor="text1"/>
+        </w:rPr>
+        <w:br/>
+        <w:t xml:space="preserve">    "location":{</w:t>
+      </w:r>
+      <w:r>
+        <w:rPr>
+          <w:rFonts w:ascii="Georgia Pro" w:eastAsia="Georgia Pro" w:hAnsi="Georgia Pro" w:cs="Georgia Pro"/>
+          <w:color w:val="000000" w:themeColor="text1"/>
+        </w:rPr>
+        <w:br/>
+        <w:t xml:space="preserve">      "value":"eastus"</w:t>
+      </w:r>
+      <w:r>
+        <w:rPr>
+          <w:rFonts w:ascii="Georgia Pro" w:eastAsia="Georgia Pro" w:hAnsi="Georgia Pro" w:cs="Georgia Pro"/>
+          <w:color w:val="000000" w:themeColor="text1"/>
+        </w:rPr>
+        <w:br/>
+        <w:t xml:space="preserve">    },</w:t>
+      </w:r>
+      <w:r>
+        <w:rPr>
+          <w:rFonts w:ascii="Georgia Pro" w:eastAsia="Georgia Pro" w:hAnsi="Georgia Pro" w:cs="Georgia Pro"/>
+          <w:color w:val="000000" w:themeColor="text1"/>
+        </w:rPr>
+        <w:br/>
+      </w:r>
+      <w:r>
+        <w:rPr>
+          <w:rFonts w:ascii="Georgia Pro" w:eastAsia="Georgia Pro" w:hAnsi="Georgia Pro" w:cs="Georgia Pro"/>
+          <w:color w:val="000000" w:themeColor="text1"/>
+        </w:rPr>
+        <w:br/>
+        <w:t xml:space="preserve">    "storageAccountName":{</w:t>
+      </w:r>
       <w:r>
         <w:rPr>
           <w:rFonts w:ascii="Georgia Pro" w:eastAsia="Georgia Pro" w:hAnsi="Georgia Pro" w:cs="Georgia Pro"/>
@@ -4970,15 +3293,65 @@
         <w:br/>
         <w:t xml:space="preserve">      "value":"</w:t>
       </w:r>
-      <w:proofErr w:type="spellStart"/>
-      <w:r>
-        <w:rPr>
-          <w:rFonts w:ascii="Georgia Pro" w:eastAsia="Georgia Pro" w:hAnsi="Georgia Pro" w:cs="Georgia Pro"/>
-          <w:color w:val="000000" w:themeColor="text1"/>
-        </w:rPr>
-        <w:t>eastus</w:t>
-      </w:r>
-      <w:proofErr w:type="spellEnd"/>
+      <w:r>
+        <w:rPr>
+          <w:rFonts w:ascii="Georgia Pro" w:eastAsia="Georgia Pro" w:hAnsi="Georgia Pro" w:cs="Georgia Pro"/>
+          <w:color w:val="000000" w:themeColor="text1"/>
+        </w:rPr>
+        <w:t>hitesh</w:t>
+      </w:r>
+      <w:r>
+        <w:rPr>
+          <w:rFonts w:ascii="Georgia Pro" w:eastAsia="Georgia Pro" w:hAnsi="Georgia Pro" w:cs="Georgia Pro"/>
+          <w:color w:val="000000" w:themeColor="text1"/>
+        </w:rPr>
+        <w:t>randentstorage00123"</w:t>
+      </w:r>
+      <w:r>
+        <w:rPr>
+          <w:rFonts w:ascii="Georgia Pro" w:eastAsia="Georgia Pro" w:hAnsi="Georgia Pro" w:cs="Georgia Pro"/>
+          <w:color w:val="000000" w:themeColor="text1"/>
+        </w:rPr>
+        <w:br/>
+      </w:r>
+      <w:r>
+        <w:rPr>
+          <w:rFonts w:ascii="Georgia Pro" w:eastAsia="Georgia Pro" w:hAnsi="Georgia Pro" w:cs="Georgia Pro"/>
+          <w:color w:val="000000" w:themeColor="text1"/>
+        </w:rPr>
+        <w:lastRenderedPageBreak/>
+        <w:t xml:space="preserve">    },</w:t>
+      </w:r>
+      <w:r>
+        <w:rPr>
+          <w:rFonts w:ascii="Georgia Pro" w:eastAsia="Georgia Pro" w:hAnsi="Georgia Pro" w:cs="Georgia Pro"/>
+          <w:color w:val="000000" w:themeColor="text1"/>
+        </w:rPr>
+        <w:br/>
+      </w:r>
+      <w:r>
+        <w:rPr>
+          <w:rFonts w:ascii="Georgia Pro" w:eastAsia="Georgia Pro" w:hAnsi="Georgia Pro" w:cs="Georgia Pro"/>
+          <w:color w:val="000000" w:themeColor="text1"/>
+        </w:rPr>
+        <w:br/>
+        <w:t xml:space="preserve">    "sshPublicKey":{</w:t>
+      </w:r>
+      <w:r>
+        <w:rPr>
+          <w:rFonts w:ascii="Georgia Pro" w:eastAsia="Georgia Pro" w:hAnsi="Georgia Pro" w:cs="Georgia Pro"/>
+          <w:color w:val="000000" w:themeColor="text1"/>
+        </w:rPr>
+        <w:br/>
+        <w:t xml:space="preserve">      "value":"</w:t>
+      </w:r>
+      <w:r>
+        <w:rPr>
+          <w:rFonts w:ascii="Georgia Pro" w:eastAsia="Georgia Pro" w:hAnsi="Georgia Pro" w:cs="Georgia Pro"/>
+          <w:color w:val="000000" w:themeColor="text1"/>
+        </w:rPr>
+        <w:t>ssh-rsa 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 odl_user@SandboxHost-639157866354996792</w:t>
+      </w:r>
       <w:r>
         <w:rPr>
           <w:rFonts w:ascii="Georgia Pro" w:eastAsia="Georgia Pro" w:hAnsi="Georgia Pro" w:cs="Georgia Pro"/>
@@ -4992,147 +3365,16 @@
           <w:color w:val="000000" w:themeColor="text1"/>
         </w:rPr>
         <w:br/>
-        <w:t xml:space="preserve">    },</w:t>
-      </w:r>
-      <w:r>
-        <w:rPr>
-          <w:rFonts w:ascii="Georgia Pro" w:eastAsia="Georgia Pro" w:hAnsi="Georgia Pro" w:cs="Georgia Pro"/>
-          <w:color w:val="000000" w:themeColor="text1"/>
-        </w:rPr>
-        <w:br/>
-      </w:r>
-      <w:r>
-        <w:rPr>
-          <w:rFonts w:ascii="Georgia Pro" w:eastAsia="Georgia Pro" w:hAnsi="Georgia Pro" w:cs="Georgia Pro"/>
-          <w:color w:val="000000" w:themeColor="text1"/>
-        </w:rPr>
-        <w:br/>
-        <w:t xml:space="preserve">    "</w:t>
-      </w:r>
-      <w:proofErr w:type="spellStart"/>
-      <w:r>
-        <w:rPr>
-          <w:rFonts w:ascii="Georgia Pro" w:eastAsia="Georgia Pro" w:hAnsi="Georgia Pro" w:cs="Georgia Pro"/>
-          <w:color w:val="000000" w:themeColor="text1"/>
-        </w:rPr>
-        <w:t>storageAccountName</w:t>
-      </w:r>
-      <w:proofErr w:type="spellEnd"/>
-      <w:proofErr w:type="gramStart"/>
-      <w:r>
-        <w:rPr>
-          <w:rFonts w:ascii="Georgia Pro" w:eastAsia="Georgia Pro" w:hAnsi="Georgia Pro" w:cs="Georgia Pro"/>
-          <w:color w:val="000000" w:themeColor="text1"/>
-        </w:rPr>
-        <w:t>":{</w:t>
-      </w:r>
-      <w:proofErr w:type="gramEnd"/>
-      <w:r>
-        <w:rPr>
-          <w:rFonts w:ascii="Georgia Pro" w:eastAsia="Georgia Pro" w:hAnsi="Georgia Pro" w:cs="Georgia Pro"/>
-          <w:color w:val="000000" w:themeColor="text1"/>
-        </w:rPr>
-        <w:br/>
-        <w:t xml:space="preserve">      "value":"randentstorage00123"</w:t>
-      </w:r>
-      <w:r>
-        <w:rPr>
-          <w:rFonts w:ascii="Georgia Pro" w:eastAsia="Georgia Pro" w:hAnsi="Georgia Pro" w:cs="Georgia Pro"/>
-          <w:color w:val="000000" w:themeColor="text1"/>
-        </w:rPr>
-        <w:br/>
-        <w:t xml:space="preserve">    },</w:t>
-      </w:r>
-      <w:r>
-        <w:rPr>
-          <w:rFonts w:ascii="Georgia Pro" w:eastAsia="Georgia Pro" w:hAnsi="Georgia Pro" w:cs="Georgia Pro"/>
-          <w:color w:val="000000" w:themeColor="text1"/>
-        </w:rPr>
-        <w:br/>
-      </w:r>
-      <w:r>
-        <w:rPr>
-          <w:rFonts w:ascii="Georgia Pro" w:eastAsia="Georgia Pro" w:hAnsi="Georgia Pro" w:cs="Georgia Pro"/>
-          <w:color w:val="000000" w:themeColor="text1"/>
-        </w:rPr>
-        <w:br/>
-        <w:t xml:space="preserve">    "</w:t>
-      </w:r>
-      <w:proofErr w:type="spellStart"/>
-      <w:r>
-        <w:rPr>
-          <w:rFonts w:ascii="Georgia Pro" w:eastAsia="Georgia Pro" w:hAnsi="Georgia Pro" w:cs="Georgia Pro"/>
-          <w:color w:val="000000" w:themeColor="text1"/>
-        </w:rPr>
-        <w:t>sshPublicKey</w:t>
-      </w:r>
-      <w:proofErr w:type="spellEnd"/>
-      <w:proofErr w:type="gramStart"/>
-      <w:r>
-        <w:rPr>
-          <w:rFonts w:ascii="Georgia Pro" w:eastAsia="Georgia Pro" w:hAnsi="Georgia Pro" w:cs="Georgia Pro"/>
-          <w:color w:val="000000" w:themeColor="text1"/>
-        </w:rPr>
-        <w:t>":{</w:t>
-      </w:r>
-      <w:proofErr w:type="gramEnd"/>
-      <w:r>
-        <w:rPr>
-          <w:rFonts w:ascii="Georgia Pro" w:eastAsia="Georgia Pro" w:hAnsi="Georgia Pro" w:cs="Georgia Pro"/>
-          <w:color w:val="000000" w:themeColor="text1"/>
-        </w:rPr>
-        <w:br/>
-        <w:t xml:space="preserve">      "</w:t>
-      </w:r>
-      <w:proofErr w:type="spellStart"/>
-      <w:r>
-        <w:rPr>
-          <w:rFonts w:ascii="Georgia Pro" w:eastAsia="Georgia Pro" w:hAnsi="Georgia Pro" w:cs="Georgia Pro"/>
-          <w:color w:val="000000" w:themeColor="text1"/>
-        </w:rPr>
-        <w:t>value":"PASTE-YOUR-COPIED-SSH-KEY-HERE</w:t>
-      </w:r>
-      <w:proofErr w:type="spellEnd"/>
-      <w:r>
-        <w:rPr>
-          <w:rFonts w:ascii="Georgia Pro" w:eastAsia="Georgia Pro" w:hAnsi="Georgia Pro" w:cs="Georgia Pro"/>
-          <w:color w:val="000000" w:themeColor="text1"/>
-        </w:rPr>
-        <w:t>"</w:t>
-      </w:r>
-      <w:r>
-        <w:rPr>
-          <w:rFonts w:ascii="Georgia Pro" w:eastAsia="Georgia Pro" w:hAnsi="Georgia Pro" w:cs="Georgia Pro"/>
-          <w:color w:val="000000" w:themeColor="text1"/>
-        </w:rPr>
-        <w:br/>
-        <w:t xml:space="preserve">  </w:t>
-      </w:r>
-      <w:proofErr w:type="gramStart"/>
-      <w:r>
-        <w:rPr>
-          <w:rFonts w:ascii="Georgia Pro" w:eastAsia="Georgia Pro" w:hAnsi="Georgia Pro" w:cs="Georgia Pro"/>
-          <w:color w:val="000000" w:themeColor="text1"/>
-        </w:rPr>
+        <w:t xml:space="preserve">    }</w:t>
+      </w:r>
+      <w:r>
+        <w:rPr>
+          <w:rFonts w:ascii="Georgia Pro" w:eastAsia="Georgia Pro" w:hAnsi="Georgia Pro" w:cs="Georgia Pro"/>
+          <w:color w:val="000000" w:themeColor="text1"/>
+        </w:rPr>
+        <w:br/>
         <w:t xml:space="preserve">  }</w:t>
       </w:r>
-      <w:proofErr w:type="gramEnd"/>
-      <w:r>
-        <w:rPr>
-          <w:rFonts w:ascii="Georgia Pro" w:eastAsia="Georgia Pro" w:hAnsi="Georgia Pro" w:cs="Georgia Pro"/>
-          <w:color w:val="000000" w:themeColor="text1"/>
-        </w:rPr>
-        <w:br/>
-      </w:r>
-      <w:proofErr w:type="gramStart"/>
-      <w:r>
-        <w:rPr>
-          <w:rFonts w:ascii="Georgia Pro" w:eastAsia="Georgia Pro" w:hAnsi="Georgia Pro" w:cs="Georgia Pro"/>
-          <w:color w:val="000000" w:themeColor="text1"/>
-        </w:rPr>
-        <w:t xml:space="preserve">  }</w:t>
-      </w:r>
-      <w:proofErr w:type="gramEnd"/>
       <w:r>
         <w:rPr>
           <w:rFonts w:ascii="Georgia Pro" w:eastAsia="Georgia Pro" w:hAnsi="Georgia Pro" w:cs="Georgia Pro"/>
@@ -5181,12 +3423,13 @@
           <w:color w:val="000000" w:themeColor="text1"/>
         </w:rPr>
         <w:pict w14:anchorId="364CEF82">
-          <v:rect id="_x0000_i1160" style="width:0;height:1.5pt" o:hralign="center" o:hrstd="t" o:hr="t" fillcolor="#a0a0a0" stroked="f"/>
+          <v:rect id="_x0000_i1033" style="width:0;height:1.5pt" o:hralign="center" o:hrstd="t" o:hr="t" fillcolor="#a0a0a0" stroked="f"/>
         </w:pict>
       </w:r>
     </w:p>
     <w:p>
       <w:pPr>
+        <w:spacing w:after="0" w:line="480" w:lineRule="auto"/>
         <w:rPr>
           <w:rFonts w:ascii="Georgia Pro" w:eastAsia="Georgia Pro" w:hAnsi="Georgia Pro" w:cs="Georgia Pro"/>
           <w:b/>
@@ -5201,27 +3444,6 @@
           <w:bCs/>
           <w:color w:val="000000" w:themeColor="text1"/>
         </w:rPr>
-        <w:br w:type="page"/>
-      </w:r>
-    </w:p>
-    <w:p>
-      <w:pPr>
-        <w:spacing w:after="0" w:line="480" w:lineRule="auto"/>
-        <w:rPr>
-          <w:rFonts w:ascii="Georgia Pro" w:eastAsia="Georgia Pro" w:hAnsi="Georgia Pro" w:cs="Georgia Pro"/>
-          <w:b/>
-          <w:bCs/>
-          <w:color w:val="000000" w:themeColor="text1"/>
-        </w:rPr>
-      </w:pPr>
-      <w:r>
-        <w:rPr>
-          <w:rFonts w:ascii="Georgia Pro" w:eastAsia="Georgia Pro" w:hAnsi="Georgia Pro" w:cs="Georgia Pro"/>
-          <w:b/>
-          <w:bCs/>
-          <w:color w:val="000000" w:themeColor="text1"/>
-        </w:rPr>
-        <w:lastRenderedPageBreak/>
         <w:t>STEP 8 – Validate Template</w:t>
       </w:r>
     </w:p>
@@ -5258,95 +3480,36 @@
           <w:color w:val="000000" w:themeColor="text1"/>
         </w:rPr>
       </w:pPr>
-      <w:proofErr w:type="spellStart"/>
-      <w:r>
-        <w:rPr>
-          <w:rFonts w:ascii="Georgia Pro" w:eastAsia="Georgia Pro" w:hAnsi="Georgia Pro" w:cs="Georgia Pro"/>
-          <w:color w:val="000000" w:themeColor="text1"/>
-        </w:rPr>
-        <w:t>az</w:t>
-      </w:r>
-      <w:proofErr w:type="spellEnd"/>
-      <w:r>
-        <w:rPr>
-          <w:rFonts w:ascii="Georgia Pro" w:eastAsia="Georgia Pro" w:hAnsi="Georgia Pro" w:cs="Georgia Pro"/>
-          <w:color w:val="000000" w:themeColor="text1"/>
-        </w:rPr>
-        <w:t xml:space="preserve"> deployment group validate \</w:t>
-      </w:r>
-      <w:r>
-        <w:rPr>
-          <w:rFonts w:ascii="Georgia Pro" w:eastAsia="Georgia Pro" w:hAnsi="Georgia Pro" w:cs="Georgia Pro"/>
-          <w:color w:val="000000" w:themeColor="text1"/>
-        </w:rPr>
-        <w:br/>
-        <w:t xml:space="preserve">--resource-group </w:t>
-      </w:r>
-      <w:proofErr w:type="spellStart"/>
-      <w:r>
-        <w:rPr>
-          <w:rFonts w:ascii="Georgia Pro" w:eastAsia="Georgia Pro" w:hAnsi="Georgia Pro" w:cs="Georgia Pro"/>
-          <w:color w:val="000000" w:themeColor="text1"/>
-        </w:rPr>
-        <w:t>RandEnt</w:t>
-      </w:r>
-      <w:proofErr w:type="spellEnd"/>
-      <w:r>
-        <w:rPr>
-          <w:rFonts w:ascii="Georgia Pro" w:eastAsia="Georgia Pro" w:hAnsi="Georgia Pro" w:cs="Georgia Pro"/>
-          <w:color w:val="000000" w:themeColor="text1"/>
-        </w:rPr>
-        <w:t>-RG \</w:t>
-      </w:r>
-      <w:r>
-        <w:rPr>
-          <w:rFonts w:ascii="Georgia Pro" w:eastAsia="Georgia Pro" w:hAnsi="Georgia Pro" w:cs="Georgia Pro"/>
-          <w:color w:val="000000" w:themeColor="text1"/>
-        </w:rPr>
-        <w:br/>
-        <w:t xml:space="preserve">--template-file </w:t>
-      </w:r>
-      <w:proofErr w:type="spellStart"/>
-      <w:proofErr w:type="gramStart"/>
-      <w:r>
-        <w:rPr>
-          <w:rFonts w:ascii="Georgia Pro" w:eastAsia="Georgia Pro" w:hAnsi="Georgia Pro" w:cs="Georgia Pro"/>
-          <w:color w:val="000000" w:themeColor="text1"/>
-        </w:rPr>
-        <w:t>azuredeploy.json</w:t>
-      </w:r>
-      <w:proofErr w:type="spellEnd"/>
-      <w:proofErr w:type="gramEnd"/>
-      <w:r>
-        <w:rPr>
-          <w:rFonts w:ascii="Georgia Pro" w:eastAsia="Georgia Pro" w:hAnsi="Georgia Pro" w:cs="Georgia Pro"/>
-          <w:color w:val="000000" w:themeColor="text1"/>
-        </w:rPr>
-        <w:t xml:space="preserve"> \</w:t>
-      </w:r>
-      <w:r>
-        <w:rPr>
-          <w:rFonts w:ascii="Georgia Pro" w:eastAsia="Georgia Pro" w:hAnsi="Georgia Pro" w:cs="Georgia Pro"/>
-          <w:color w:val="000000" w:themeColor="text1"/>
-        </w:rPr>
-        <w:br/>
-        <w:t>--</w:t>
-      </w:r>
-      <w:proofErr w:type="gramStart"/>
-      <w:r>
-        <w:rPr>
-          <w:rFonts w:ascii="Georgia Pro" w:eastAsia="Georgia Pro" w:hAnsi="Georgia Pro" w:cs="Georgia Pro"/>
-          <w:color w:val="000000" w:themeColor="text1"/>
-        </w:rPr>
-        <w:t>parameters @azuredeploy.parameters</w:t>
-      </w:r>
-      <w:proofErr w:type="gramEnd"/>
-      <w:r>
-        <w:rPr>
-          <w:rFonts w:ascii="Georgia Pro" w:eastAsia="Georgia Pro" w:hAnsi="Georgia Pro" w:cs="Georgia Pro"/>
-          <w:color w:val="000000" w:themeColor="text1"/>
-        </w:rPr>
-        <w:t>.json</w:t>
+      <w:r>
+        <w:rPr>
+          <w:rFonts w:ascii="Georgia Pro" w:eastAsia="Georgia Pro" w:hAnsi="Georgia Pro" w:cs="Georgia Pro"/>
+          <w:color w:val="000000" w:themeColor="text1"/>
+        </w:rPr>
+        <w:t>az deployment group validate \</w:t>
+      </w:r>
+      <w:r>
+        <w:rPr>
+          <w:rFonts w:ascii="Georgia Pro" w:eastAsia="Georgia Pro" w:hAnsi="Georgia Pro" w:cs="Georgia Pro"/>
+          <w:color w:val="000000" w:themeColor="text1"/>
+        </w:rPr>
+        <w:br/>
+        <w:t>--resource-group RandEnt-RG \</w:t>
+      </w:r>
+      <w:r>
+        <w:rPr>
+          <w:rFonts w:ascii="Georgia Pro" w:eastAsia="Georgia Pro" w:hAnsi="Georgia Pro" w:cs="Georgia Pro"/>
+          <w:color w:val="000000" w:themeColor="text1"/>
+        </w:rPr>
+        <w:br/>
+        <w:t>--template-file azuredeploy.json \</w:t>
+      </w:r>
+      <w:r>
+        <w:rPr>
+          <w:rFonts w:ascii="Georgia Pro" w:eastAsia="Georgia Pro" w:hAnsi="Georgia Pro" w:cs="Georgia Pro"/>
+          <w:color w:val="000000" w:themeColor="text1"/>
+        </w:rPr>
+        <w:br/>
+        <w:t>--parameters @azuredeploy.parameters.json</w:t>
       </w:r>
     </w:p>
     <w:p>
@@ -5413,7 +3576,7 @@
           <w:color w:val="000000" w:themeColor="text1"/>
         </w:rPr>
         <w:pict w14:anchorId="408D1DA7">
-          <v:rect id="_x0000_i1161" style="width:0;height:1.5pt" o:hralign="center" o:hrstd="t" o:hr="t" fillcolor="#a0a0a0" stroked="f"/>
+          <v:rect id="_x0000_i1034" style="width:0;height:1.5pt" o:hralign="center" o:hrstd="t" o:hr="t" fillcolor="#a0a0a0" stroked="f"/>
         </w:pict>
       </w:r>
     </w:p>
@@ -5470,95 +3633,37 @@
           <w:color w:val="000000" w:themeColor="text1"/>
         </w:rPr>
       </w:pPr>
-      <w:proofErr w:type="spellStart"/>
-      <w:r>
-        <w:rPr>
-          <w:rFonts w:ascii="Georgia Pro" w:eastAsia="Georgia Pro" w:hAnsi="Georgia Pro" w:cs="Georgia Pro"/>
-          <w:color w:val="000000" w:themeColor="text1"/>
-        </w:rPr>
-        <w:t>az</w:t>
-      </w:r>
-      <w:proofErr w:type="spellEnd"/>
-      <w:r>
-        <w:rPr>
-          <w:rFonts w:ascii="Georgia Pro" w:eastAsia="Georgia Pro" w:hAnsi="Georgia Pro" w:cs="Georgia Pro"/>
-          <w:color w:val="000000" w:themeColor="text1"/>
-        </w:rPr>
-        <w:t xml:space="preserve"> deployment group create \</w:t>
-      </w:r>
-      <w:r>
-        <w:rPr>
-          <w:rFonts w:ascii="Georgia Pro" w:eastAsia="Georgia Pro" w:hAnsi="Georgia Pro" w:cs="Georgia Pro"/>
-          <w:color w:val="000000" w:themeColor="text1"/>
-        </w:rPr>
-        <w:br/>
-        <w:t xml:space="preserve">--resource-group </w:t>
-      </w:r>
-      <w:proofErr w:type="spellStart"/>
-      <w:r>
-        <w:rPr>
-          <w:rFonts w:ascii="Georgia Pro" w:eastAsia="Georgia Pro" w:hAnsi="Georgia Pro" w:cs="Georgia Pro"/>
-          <w:color w:val="000000" w:themeColor="text1"/>
-        </w:rPr>
-        <w:t>RandEnt</w:t>
-      </w:r>
-      <w:proofErr w:type="spellEnd"/>
-      <w:r>
-        <w:rPr>
-          <w:rFonts w:ascii="Georgia Pro" w:eastAsia="Georgia Pro" w:hAnsi="Georgia Pro" w:cs="Georgia Pro"/>
-          <w:color w:val="000000" w:themeColor="text1"/>
-        </w:rPr>
-        <w:t>-RG \</w:t>
-      </w:r>
-      <w:r>
-        <w:rPr>
-          <w:rFonts w:ascii="Georgia Pro" w:eastAsia="Georgia Pro" w:hAnsi="Georgia Pro" w:cs="Georgia Pro"/>
-          <w:color w:val="000000" w:themeColor="text1"/>
-        </w:rPr>
-        <w:br/>
-        <w:t xml:space="preserve">--template-file </w:t>
-      </w:r>
-      <w:proofErr w:type="spellStart"/>
-      <w:proofErr w:type="gramStart"/>
-      <w:r>
-        <w:rPr>
-          <w:rFonts w:ascii="Georgia Pro" w:eastAsia="Georgia Pro" w:hAnsi="Georgia Pro" w:cs="Georgia Pro"/>
-          <w:color w:val="000000" w:themeColor="text1"/>
-        </w:rPr>
-        <w:t>azuredeploy.json</w:t>
-      </w:r>
-      <w:proofErr w:type="spellEnd"/>
-      <w:proofErr w:type="gramEnd"/>
-      <w:r>
-        <w:rPr>
-          <w:rFonts w:ascii="Georgia Pro" w:eastAsia="Georgia Pro" w:hAnsi="Georgia Pro" w:cs="Georgia Pro"/>
-          <w:color w:val="000000" w:themeColor="text1"/>
-        </w:rPr>
-        <w:t xml:space="preserve"> \</w:t>
-      </w:r>
-      <w:r>
-        <w:rPr>
-          <w:rFonts w:ascii="Georgia Pro" w:eastAsia="Georgia Pro" w:hAnsi="Georgia Pro" w:cs="Georgia Pro"/>
-          <w:color w:val="000000" w:themeColor="text1"/>
-        </w:rPr>
-        <w:br/>
-        <w:t>--</w:t>
-      </w:r>
-      <w:proofErr w:type="gramStart"/>
-      <w:r>
-        <w:rPr>
-          <w:rFonts w:ascii="Georgia Pro" w:eastAsia="Georgia Pro" w:hAnsi="Georgia Pro" w:cs="Georgia Pro"/>
-          <w:color w:val="000000" w:themeColor="text1"/>
-        </w:rPr>
-        <w:t>parameters @azuredeploy.parameters</w:t>
-      </w:r>
-      <w:proofErr w:type="gramEnd"/>
-      <w:r>
-        <w:rPr>
-          <w:rFonts w:ascii="Georgia Pro" w:eastAsia="Georgia Pro" w:hAnsi="Georgia Pro" w:cs="Georgia Pro"/>
-          <w:color w:val="000000" w:themeColor="text1"/>
-        </w:rPr>
-        <w:t>.json</w:t>
+      <w:r>
+        <w:rPr>
+          <w:rFonts w:ascii="Georgia Pro" w:eastAsia="Georgia Pro" w:hAnsi="Georgia Pro" w:cs="Georgia Pro"/>
+          <w:color w:val="000000" w:themeColor="text1"/>
+        </w:rPr>
+        <w:lastRenderedPageBreak/>
+        <w:t>az deployment group create \</w:t>
+      </w:r>
+      <w:r>
+        <w:rPr>
+          <w:rFonts w:ascii="Georgia Pro" w:eastAsia="Georgia Pro" w:hAnsi="Georgia Pro" w:cs="Georgia Pro"/>
+          <w:color w:val="000000" w:themeColor="text1"/>
+        </w:rPr>
+        <w:br/>
+        <w:t>--resource-group RandEnt-RG \</w:t>
+      </w:r>
+      <w:r>
+        <w:rPr>
+          <w:rFonts w:ascii="Georgia Pro" w:eastAsia="Georgia Pro" w:hAnsi="Georgia Pro" w:cs="Georgia Pro"/>
+          <w:color w:val="000000" w:themeColor="text1"/>
+        </w:rPr>
+        <w:br/>
+        <w:t>--template-file azuredeploy.json \</w:t>
+      </w:r>
+      <w:r>
+        <w:rPr>
+          <w:rFonts w:ascii="Georgia Pro" w:eastAsia="Georgia Pro" w:hAnsi="Georgia Pro" w:cs="Georgia Pro"/>
+          <w:color w:val="000000" w:themeColor="text1"/>
+        </w:rPr>
+        <w:br/>
+        <w:t>--parameters @azuredeploy.parameters.json</w:t>
       </w:r>
     </w:p>
     <w:p>
@@ -5610,30 +3715,12 @@
           <w:color w:val="000000" w:themeColor="text1"/>
         </w:rPr>
       </w:pPr>
-      <w:proofErr w:type="spellStart"/>
-      <w:proofErr w:type="gramStart"/>
-      <w:r>
-        <w:rPr>
-          <w:rFonts w:ascii="Georgia Pro" w:eastAsia="Georgia Pro" w:hAnsi="Georgia Pro" w:cs="Georgia Pro"/>
-          <w:color w:val="000000" w:themeColor="text1"/>
-        </w:rPr>
-        <w:t>ProvisioningState</w:t>
-      </w:r>
-      <w:proofErr w:type="spellEnd"/>
-      <w:r>
-        <w:rPr>
-          <w:rFonts w:ascii="Georgia Pro" w:eastAsia="Georgia Pro" w:hAnsi="Georgia Pro" w:cs="Georgia Pro"/>
-          <w:color w:val="000000" w:themeColor="text1"/>
-        </w:rPr>
-        <w:t xml:space="preserve"> :</w:t>
-      </w:r>
-      <w:proofErr w:type="gramEnd"/>
-      <w:r>
-        <w:rPr>
-          <w:rFonts w:ascii="Georgia Pro" w:eastAsia="Georgia Pro" w:hAnsi="Georgia Pro" w:cs="Georgia Pro"/>
-          <w:color w:val="000000" w:themeColor="text1"/>
-        </w:rPr>
-        <w:t xml:space="preserve"> Succeeded</w:t>
+      <w:r>
+        <w:rPr>
+          <w:rFonts w:ascii="Georgia Pro" w:eastAsia="Georgia Pro" w:hAnsi="Georgia Pro" w:cs="Georgia Pro"/>
+          <w:color w:val="000000" w:themeColor="text1"/>
+        </w:rPr>
+        <w:t>ProvisioningState : Succeeded</w:t>
       </w:r>
     </w:p>
     <w:p>
@@ -5650,9 +3737,20 @@
           <w:color w:val="000000" w:themeColor="text1"/>
         </w:rPr>
         <w:pict w14:anchorId="00B757D4">
-          <v:rect id="_x0000_i1162" style="width:0;height:1.5pt" o:hralign="center" o:hrstd="t" o:hr="t" fillcolor="#a0a0a0" stroked="f"/>
+          <v:rect id="_x0000_i1035" style="width:0;height:1.5pt" o:hralign="center" o:hrstd="t" o:hr="t" fillcolor="#a0a0a0" stroked="f"/>
         </w:pict>
       </w:r>
+    </w:p>
+    <w:p>
+      <w:pPr>
+        <w:spacing w:after="0" w:line="480" w:lineRule="auto"/>
+        <w:rPr>
+          <w:rFonts w:ascii="Georgia Pro" w:eastAsia="Georgia Pro" w:hAnsi="Georgia Pro" w:cs="Georgia Pro"/>
+          <w:b/>
+          <w:bCs/>
+          <w:color w:val="000000" w:themeColor="text1"/>
+        </w:rPr>
+      </w:pPr>
     </w:p>
     <w:p>
       <w:pPr>
@@ -5707,45 +3805,20 @@
           <w:color w:val="000000" w:themeColor="text1"/>
         </w:rPr>
       </w:pPr>
-      <w:proofErr w:type="spellStart"/>
-      <w:r>
-        <w:rPr>
-          <w:rFonts w:ascii="Georgia Pro" w:eastAsia="Georgia Pro" w:hAnsi="Georgia Pro" w:cs="Georgia Pro"/>
-          <w:color w:val="000000" w:themeColor="text1"/>
-        </w:rPr>
-        <w:t>az</w:t>
-      </w:r>
-      <w:proofErr w:type="spellEnd"/>
-      <w:r>
-        <w:rPr>
-          <w:rFonts w:ascii="Georgia Pro" w:eastAsia="Georgia Pro" w:hAnsi="Georgia Pro" w:cs="Georgia Pro"/>
-          <w:color w:val="000000" w:themeColor="text1"/>
-        </w:rPr>
-        <w:t xml:space="preserve"> resource list \</w:t>
-      </w:r>
-      <w:r>
-        <w:rPr>
-          <w:rFonts w:ascii="Georgia Pro" w:eastAsia="Georgia Pro" w:hAnsi="Georgia Pro" w:cs="Georgia Pro"/>
-          <w:color w:val="000000" w:themeColor="text1"/>
-        </w:rPr>
-        <w:br/>
-        <w:t xml:space="preserve">--resource-group </w:t>
-      </w:r>
-      <w:proofErr w:type="spellStart"/>
-      <w:r>
-        <w:rPr>
-          <w:rFonts w:ascii="Georgia Pro" w:eastAsia="Georgia Pro" w:hAnsi="Georgia Pro" w:cs="Georgia Pro"/>
-          <w:color w:val="000000" w:themeColor="text1"/>
-        </w:rPr>
-        <w:t>RandEnt</w:t>
-      </w:r>
-      <w:proofErr w:type="spellEnd"/>
-      <w:r>
-        <w:rPr>
-          <w:rFonts w:ascii="Georgia Pro" w:eastAsia="Georgia Pro" w:hAnsi="Georgia Pro" w:cs="Georgia Pro"/>
-          <w:color w:val="000000" w:themeColor="text1"/>
-        </w:rPr>
-        <w:t>-RG \</w:t>
+      <w:r>
+        <w:rPr>
+          <w:rFonts w:ascii="Georgia Pro" w:eastAsia="Georgia Pro" w:hAnsi="Georgia Pro" w:cs="Georgia Pro"/>
+          <w:color w:val="000000" w:themeColor="text1"/>
+        </w:rPr>
+        <w:t>az resource list \</w:t>
+      </w:r>
+      <w:r>
+        <w:rPr>
+          <w:rFonts w:ascii="Georgia Pro" w:eastAsia="Georgia Pro" w:hAnsi="Georgia Pro" w:cs="Georgia Pro"/>
+          <w:color w:val="000000" w:themeColor="text1"/>
+        </w:rPr>
+        <w:br/>
+        <w:t>--resource-group RandEnt-RG \</w:t>
       </w:r>
       <w:r>
         <w:rPr>
@@ -5778,7 +3851,6 @@
           <w:rFonts w:ascii="Georgia Pro" w:eastAsia="Georgia Pro" w:hAnsi="Georgia Pro" w:cs="Georgia Pro"/>
           <w:color w:val="000000" w:themeColor="text1"/>
         </w:rPr>
-        <w:lastRenderedPageBreak/>
         <w:t>Expected:</w:t>
       </w:r>
     </w:p>
@@ -5794,21 +3866,12 @@
           <w:color w:val="000000" w:themeColor="text1"/>
         </w:rPr>
       </w:pPr>
-      <w:proofErr w:type="spellStart"/>
-      <w:r>
-        <w:rPr>
-          <w:rFonts w:ascii="Georgia Pro" w:eastAsia="Georgia Pro" w:hAnsi="Georgia Pro" w:cs="Georgia Pro"/>
-          <w:color w:val="000000" w:themeColor="text1"/>
-        </w:rPr>
-        <w:t>RandEnt-VNet</w:t>
-      </w:r>
-      <w:proofErr w:type="spellEnd"/>
-      <w:r>
-        <w:rPr>
-          <w:rFonts w:ascii="Georgia Pro" w:eastAsia="Georgia Pro" w:hAnsi="Georgia Pro" w:cs="Georgia Pro"/>
-          <w:color w:val="000000" w:themeColor="text1"/>
-        </w:rPr>
-        <w:t xml:space="preserve"> </w:t>
+      <w:r>
+        <w:rPr>
+          <w:rFonts w:ascii="Georgia Pro" w:eastAsia="Georgia Pro" w:hAnsi="Georgia Pro" w:cs="Georgia Pro"/>
+          <w:color w:val="000000" w:themeColor="text1"/>
+        </w:rPr>
+        <w:t xml:space="preserve">RandEnt-VNet </w:t>
       </w:r>
     </w:p>
     <w:p>
@@ -5823,21 +3886,12 @@
           <w:color w:val="000000" w:themeColor="text1"/>
         </w:rPr>
       </w:pPr>
-      <w:proofErr w:type="spellStart"/>
-      <w:r>
-        <w:rPr>
-          <w:rFonts w:ascii="Georgia Pro" w:eastAsia="Georgia Pro" w:hAnsi="Georgia Pro" w:cs="Georgia Pro"/>
-          <w:color w:val="000000" w:themeColor="text1"/>
-        </w:rPr>
-        <w:t>AppSubnet</w:t>
-      </w:r>
-      <w:proofErr w:type="spellEnd"/>
-      <w:r>
-        <w:rPr>
-          <w:rFonts w:ascii="Georgia Pro" w:eastAsia="Georgia Pro" w:hAnsi="Georgia Pro" w:cs="Georgia Pro"/>
-          <w:color w:val="000000" w:themeColor="text1"/>
-        </w:rPr>
-        <w:t xml:space="preserve"> </w:t>
+      <w:r>
+        <w:rPr>
+          <w:rFonts w:ascii="Georgia Pro" w:eastAsia="Georgia Pro" w:hAnsi="Georgia Pro" w:cs="Georgia Pro"/>
+          <w:color w:val="000000" w:themeColor="text1"/>
+        </w:rPr>
+        <w:t xml:space="preserve">AppSubnet </w:t>
       </w:r>
     </w:p>
     <w:p>
@@ -5852,21 +3906,12 @@
           <w:color w:val="000000" w:themeColor="text1"/>
         </w:rPr>
       </w:pPr>
-      <w:proofErr w:type="spellStart"/>
-      <w:r>
-        <w:rPr>
-          <w:rFonts w:ascii="Georgia Pro" w:eastAsia="Georgia Pro" w:hAnsi="Georgia Pro" w:cs="Georgia Pro"/>
-          <w:color w:val="000000" w:themeColor="text1"/>
-        </w:rPr>
-        <w:t>PrivateEndpointSubnet</w:t>
-      </w:r>
-      <w:proofErr w:type="spellEnd"/>
-      <w:r>
-        <w:rPr>
-          <w:rFonts w:ascii="Georgia Pro" w:eastAsia="Georgia Pro" w:hAnsi="Georgia Pro" w:cs="Georgia Pro"/>
-          <w:color w:val="000000" w:themeColor="text1"/>
-        </w:rPr>
-        <w:t xml:space="preserve"> </w:t>
+      <w:r>
+        <w:rPr>
+          <w:rFonts w:ascii="Georgia Pro" w:eastAsia="Georgia Pro" w:hAnsi="Georgia Pro" w:cs="Georgia Pro"/>
+          <w:color w:val="000000" w:themeColor="text1"/>
+        </w:rPr>
+        <w:t xml:space="preserve">PrivateEndpointSubnet </w:t>
       </w:r>
     </w:p>
     <w:p>
@@ -5901,21 +3946,12 @@
           <w:color w:val="000000" w:themeColor="text1"/>
         </w:rPr>
       </w:pPr>
-      <w:proofErr w:type="spellStart"/>
-      <w:r>
-        <w:rPr>
-          <w:rFonts w:ascii="Georgia Pro" w:eastAsia="Georgia Pro" w:hAnsi="Georgia Pro" w:cs="Georgia Pro"/>
-          <w:color w:val="000000" w:themeColor="text1"/>
-        </w:rPr>
-        <w:t>randPublicIP</w:t>
-      </w:r>
-      <w:proofErr w:type="spellEnd"/>
-      <w:r>
-        <w:rPr>
-          <w:rFonts w:ascii="Georgia Pro" w:eastAsia="Georgia Pro" w:hAnsi="Georgia Pro" w:cs="Georgia Pro"/>
-          <w:color w:val="000000" w:themeColor="text1"/>
-        </w:rPr>
-        <w:t xml:space="preserve"> </w:t>
+      <w:r>
+        <w:rPr>
+          <w:rFonts w:ascii="Georgia Pro" w:eastAsia="Georgia Pro" w:hAnsi="Georgia Pro" w:cs="Georgia Pro"/>
+          <w:color w:val="000000" w:themeColor="text1"/>
+        </w:rPr>
+        <w:t xml:space="preserve">randPublicIP </w:t>
       </w:r>
     </w:p>
     <w:p>
@@ -5930,21 +3966,12 @@
           <w:color w:val="000000" w:themeColor="text1"/>
         </w:rPr>
       </w:pPr>
-      <w:proofErr w:type="spellStart"/>
-      <w:r>
-        <w:rPr>
-          <w:rFonts w:ascii="Georgia Pro" w:eastAsia="Georgia Pro" w:hAnsi="Georgia Pro" w:cs="Georgia Pro"/>
-          <w:color w:val="000000" w:themeColor="text1"/>
-        </w:rPr>
-        <w:t>randNic</w:t>
-      </w:r>
-      <w:proofErr w:type="spellEnd"/>
-      <w:r>
-        <w:rPr>
-          <w:rFonts w:ascii="Georgia Pro" w:eastAsia="Georgia Pro" w:hAnsi="Georgia Pro" w:cs="Georgia Pro"/>
-          <w:color w:val="000000" w:themeColor="text1"/>
-        </w:rPr>
-        <w:t xml:space="preserve"> </w:t>
+      <w:r>
+        <w:rPr>
+          <w:rFonts w:ascii="Georgia Pro" w:eastAsia="Georgia Pro" w:hAnsi="Georgia Pro" w:cs="Georgia Pro"/>
+          <w:color w:val="000000" w:themeColor="text1"/>
+        </w:rPr>
+        <w:t xml:space="preserve">randNic </w:t>
       </w:r>
     </w:p>
     <w:p>
@@ -5959,21 +3986,12 @@
           <w:color w:val="000000" w:themeColor="text1"/>
         </w:rPr>
       </w:pPr>
-      <w:proofErr w:type="spellStart"/>
-      <w:r>
-        <w:rPr>
-          <w:rFonts w:ascii="Georgia Pro" w:eastAsia="Georgia Pro" w:hAnsi="Georgia Pro" w:cs="Georgia Pro"/>
-          <w:color w:val="000000" w:themeColor="text1"/>
-        </w:rPr>
-        <w:t>vm</w:t>
-      </w:r>
-      <w:proofErr w:type="spellEnd"/>
-      <w:r>
-        <w:rPr>
-          <w:rFonts w:ascii="Georgia Pro" w:eastAsia="Georgia Pro" w:hAnsi="Georgia Pro" w:cs="Georgia Pro"/>
-          <w:color w:val="000000" w:themeColor="text1"/>
-        </w:rPr>
-        <w:t xml:space="preserve">-monitor </w:t>
+      <w:r>
+        <w:rPr>
+          <w:rFonts w:ascii="Georgia Pro" w:eastAsia="Georgia Pro" w:hAnsi="Georgia Pro" w:cs="Georgia Pro"/>
+          <w:color w:val="000000" w:themeColor="text1"/>
+        </w:rPr>
+        <w:t xml:space="preserve">vm-monitor </w:t>
       </w:r>
     </w:p>
     <w:p>
@@ -5988,21 +4006,63 @@
           <w:color w:val="000000" w:themeColor="text1"/>
         </w:rPr>
       </w:pPr>
-      <w:proofErr w:type="spellStart"/>
-      <w:r>
-        <w:rPr>
-          <w:rFonts w:ascii="Georgia Pro" w:eastAsia="Georgia Pro" w:hAnsi="Georgia Pro" w:cs="Georgia Pro"/>
-          <w:color w:val="000000" w:themeColor="text1"/>
-        </w:rPr>
-        <w:t>storagePrivateEndpoint</w:t>
-      </w:r>
-      <w:proofErr w:type="spellEnd"/>
-      <w:r>
-        <w:rPr>
-          <w:rFonts w:ascii="Georgia Pro" w:eastAsia="Georgia Pro" w:hAnsi="Georgia Pro" w:cs="Georgia Pro"/>
-          <w:color w:val="000000" w:themeColor="text1"/>
-        </w:rPr>
-        <w:t xml:space="preserve"> </w:t>
+      <w:r>
+        <w:rPr>
+          <w:rFonts w:ascii="Georgia Pro" w:eastAsia="Georgia Pro" w:hAnsi="Georgia Pro" w:cs="Georgia Pro"/>
+          <w:color w:val="000000" w:themeColor="text1"/>
+        </w:rPr>
+        <w:t xml:space="preserve">storagePrivateEndpoint </w:t>
+      </w:r>
+    </w:p>
+    <w:p>
+      <w:pPr>
+        <w:spacing w:after="0" w:line="480" w:lineRule="auto"/>
+        <w:rPr>
+          <w:rFonts w:ascii="Georgia Pro" w:eastAsia="Georgia Pro" w:hAnsi="Georgia Pro" w:cs="Georgia Pro"/>
+          <w:color w:val="000000" w:themeColor="text1"/>
+        </w:rPr>
+      </w:pPr>
+      <w:r>
+        <w:rPr>
+          <w:rFonts w:ascii="Georgia Pro" w:eastAsia="Georgia Pro" w:hAnsi="Georgia Pro" w:cs="Georgia Pro"/>
+          <w:color w:val="000000" w:themeColor="text1"/>
+        </w:rPr>
+        <w:lastRenderedPageBreak/>
+        <w:drawing>
+          <wp:inline distT="0" distB="0" distL="0" distR="0" wp14:anchorId="262B522A" wp14:editId="7A469C55">
+            <wp:extent cx="5943600" cy="1259205"/>
+            <wp:effectExtent l="0" t="0" r="0" b="0"/>
+            <wp:docPr id="1447120704" name="Picture 1"/>
+            <wp:cNvGraphicFramePr>
+              <a:graphicFrameLocks xmlns:a="http://schemas.openxmlformats.org/drawingml/2006/main" noChangeAspect="1"/>
+            </wp:cNvGraphicFramePr>
+            <a:graphic xmlns:a="http://schemas.openxmlformats.org/drawingml/2006/main">
+              <a:graphicData uri="http://schemas.openxmlformats.org/drawingml/2006/picture">
+                <pic:pic xmlns:pic="http://schemas.openxmlformats.org/drawingml/2006/picture">
+                  <pic:nvPicPr>
+                    <pic:cNvPr id="1447120704" name=""/>
+                    <pic:cNvPicPr/>
+                  </pic:nvPicPr>
+                  <pic:blipFill>
+                    <a:blip r:embed="rId7"/>
+                    <a:stretch>
+                      <a:fillRect/>
+                    </a:stretch>
+                  </pic:blipFill>
+                  <pic:spPr>
+                    <a:xfrm>
+                      <a:off x="0" y="0"/>
+                      <a:ext cx="5943600" cy="1259205"/>
+                    </a:xfrm>
+                    <a:prstGeom prst="rect">
+                      <a:avLst/>
+                    </a:prstGeom>
+                  </pic:spPr>
+                </pic:pic>
+              </a:graphicData>
+            </a:graphic>
+          </wp:inline>
+        </w:drawing>
       </w:r>
     </w:p>
     <w:p>
@@ -6019,7 +4079,7 @@
           <w:color w:val="000000" w:themeColor="text1"/>
         </w:rPr>
         <w:pict w14:anchorId="14B1106C">
-          <v:rect id="_x0000_i1163" style="width:0;height:1.5pt" o:hralign="center" o:hrstd="t" o:hr="t" fillcolor="#a0a0a0" stroked="f"/>
+          <v:rect id="_x0000_i1036" style="width:0;height:1.5pt" o:hralign="center" o:hrstd="t" o:hr="t" fillcolor="#a0a0a0" stroked="f"/>
         </w:pict>
       </w:r>
     </w:p>
@@ -6076,21 +4136,12 @@
           <w:color w:val="000000" w:themeColor="text1"/>
         </w:rPr>
       </w:pPr>
-      <w:proofErr w:type="spellStart"/>
-      <w:r>
-        <w:rPr>
-          <w:rFonts w:ascii="Georgia Pro" w:eastAsia="Georgia Pro" w:hAnsi="Georgia Pro" w:cs="Georgia Pro"/>
-          <w:color w:val="000000" w:themeColor="text1"/>
-        </w:rPr>
-        <w:t>az</w:t>
-      </w:r>
-      <w:proofErr w:type="spellEnd"/>
-      <w:r>
-        <w:rPr>
-          <w:rFonts w:ascii="Georgia Pro" w:eastAsia="Georgia Pro" w:hAnsi="Georgia Pro" w:cs="Georgia Pro"/>
-          <w:color w:val="000000" w:themeColor="text1"/>
-        </w:rPr>
-        <w:t xml:space="preserve"> storage account show \</w:t>
+      <w:r>
+        <w:rPr>
+          <w:rFonts w:ascii="Georgia Pro" w:eastAsia="Georgia Pro" w:hAnsi="Georgia Pro" w:cs="Georgia Pro"/>
+          <w:color w:val="000000" w:themeColor="text1"/>
+        </w:rPr>
+        <w:t>az storage account show \</w:t>
       </w:r>
       <w:r>
         <w:rPr>
@@ -6106,41 +4157,16 @@
           <w:color w:val="000000" w:themeColor="text1"/>
         </w:rPr>
         <w:br/>
-        <w:t xml:space="preserve">--resource-group </w:t>
-      </w:r>
-      <w:proofErr w:type="spellStart"/>
-      <w:r>
-        <w:rPr>
-          <w:rFonts w:ascii="Georgia Pro" w:eastAsia="Georgia Pro" w:hAnsi="Georgia Pro" w:cs="Georgia Pro"/>
-          <w:color w:val="000000" w:themeColor="text1"/>
-        </w:rPr>
-        <w:t>RandEnt</w:t>
-      </w:r>
-      <w:proofErr w:type="spellEnd"/>
-      <w:r>
-        <w:rPr>
-          <w:rFonts w:ascii="Georgia Pro" w:eastAsia="Georgia Pro" w:hAnsi="Georgia Pro" w:cs="Georgia Pro"/>
-          <w:color w:val="000000" w:themeColor="text1"/>
-        </w:rPr>
-        <w:t>-RG \</w:t>
-      </w:r>
-      <w:r>
-        <w:rPr>
-          <w:rFonts w:ascii="Georgia Pro" w:eastAsia="Georgia Pro" w:hAnsi="Georgia Pro" w:cs="Georgia Pro"/>
-          <w:color w:val="000000" w:themeColor="text1"/>
-        </w:rPr>
-        <w:br/>
-        <w:t xml:space="preserve">--query </w:t>
-      </w:r>
-      <w:proofErr w:type="spellStart"/>
-      <w:r>
-        <w:rPr>
-          <w:rFonts w:ascii="Georgia Pro" w:eastAsia="Georgia Pro" w:hAnsi="Georgia Pro" w:cs="Georgia Pro"/>
-          <w:color w:val="000000" w:themeColor="text1"/>
-        </w:rPr>
-        <w:t>publicNetworkAccess</w:t>
-      </w:r>
-      <w:proofErr w:type="spellEnd"/>
+        <w:t>--resource-group RandEnt-RG \</w:t>
+      </w:r>
+      <w:r>
+        <w:rPr>
+          <w:rFonts w:ascii="Georgia Pro" w:eastAsia="Georgia Pro" w:hAnsi="Georgia Pro" w:cs="Georgia Pro"/>
+          <w:color w:val="000000" w:themeColor="text1"/>
+        </w:rPr>
+        <w:br/>
+        <w:t>--query publicNetworkAccess</w:t>
+      </w:r>
     </w:p>
     <w:p>
       <w:pPr>
@@ -6196,10 +4222,71 @@
           <w:rFonts w:ascii="Georgia Pro" w:eastAsia="Georgia Pro" w:hAnsi="Georgia Pro" w:cs="Georgia Pro"/>
           <w:color w:val="000000" w:themeColor="text1"/>
         </w:rPr>
+        <w:drawing>
+          <wp:inline distT="0" distB="0" distL="0" distR="0" wp14:anchorId="693C0A91" wp14:editId="1832C634">
+            <wp:extent cx="5943600" cy="899795"/>
+            <wp:effectExtent l="0" t="0" r="0" b="0"/>
+            <wp:docPr id="125405346" name="Picture 1"/>
+            <wp:cNvGraphicFramePr>
+              <a:graphicFrameLocks xmlns:a="http://schemas.openxmlformats.org/drawingml/2006/main" noChangeAspect="1"/>
+            </wp:cNvGraphicFramePr>
+            <a:graphic xmlns:a="http://schemas.openxmlformats.org/drawingml/2006/main">
+              <a:graphicData uri="http://schemas.openxmlformats.org/drawingml/2006/picture">
+                <pic:pic xmlns:pic="http://schemas.openxmlformats.org/drawingml/2006/picture">
+                  <pic:nvPicPr>
+                    <pic:cNvPr id="125405346" name=""/>
+                    <pic:cNvPicPr/>
+                  </pic:nvPicPr>
+                  <pic:blipFill>
+                    <a:blip r:embed="rId8"/>
+                    <a:stretch>
+                      <a:fillRect/>
+                    </a:stretch>
+                  </pic:blipFill>
+                  <pic:spPr>
+                    <a:xfrm>
+                      <a:off x="0" y="0"/>
+                      <a:ext cx="5943600" cy="899795"/>
+                    </a:xfrm>
+                    <a:prstGeom prst="rect">
+                      <a:avLst/>
+                    </a:prstGeom>
+                  </pic:spPr>
+                </pic:pic>
+              </a:graphicData>
+            </a:graphic>
+          </wp:inline>
+        </w:drawing>
+      </w:r>
+    </w:p>
+    <w:p>
+      <w:pPr>
+        <w:spacing w:after="0" w:line="480" w:lineRule="auto"/>
+        <w:rPr>
+          <w:rFonts w:ascii="Georgia Pro" w:eastAsia="Georgia Pro" w:hAnsi="Georgia Pro" w:cs="Georgia Pro"/>
+          <w:color w:val="000000" w:themeColor="text1"/>
+        </w:rPr>
+      </w:pPr>
+      <w:r>
+        <w:rPr>
+          <w:rFonts w:ascii="Georgia Pro" w:eastAsia="Georgia Pro" w:hAnsi="Georgia Pro" w:cs="Georgia Pro"/>
+          <w:color w:val="000000" w:themeColor="text1"/>
+        </w:rPr>
         <w:pict w14:anchorId="67CFBFBF">
-          <v:rect id="_x0000_i1164" style="width:0;height:1.5pt" o:hralign="center" o:hrstd="t" o:hr="t" fillcolor="#a0a0a0" stroked="f"/>
+          <v:rect id="_x0000_i1037" style="width:0;height:1.5pt" o:hralign="center" o:hrstd="t" o:hr="t" fillcolor="#a0a0a0" stroked="f"/>
         </w:pict>
       </w:r>
+    </w:p>
+    <w:p>
+      <w:pPr>
+        <w:spacing w:after="0" w:line="480" w:lineRule="auto"/>
+        <w:rPr>
+          <w:rFonts w:ascii="Georgia Pro" w:eastAsia="Georgia Pro" w:hAnsi="Georgia Pro" w:cs="Georgia Pro"/>
+          <w:b/>
+          <w:bCs/>
+          <w:color w:val="000000" w:themeColor="text1"/>
+        </w:rPr>
+      </w:pPr>
     </w:p>
     <w:p>
       <w:pPr>
@@ -6254,45 +4341,20 @@
           <w:color w:val="000000" w:themeColor="text1"/>
         </w:rPr>
       </w:pPr>
-      <w:proofErr w:type="spellStart"/>
-      <w:r>
-        <w:rPr>
-          <w:rFonts w:ascii="Georgia Pro" w:eastAsia="Georgia Pro" w:hAnsi="Georgia Pro" w:cs="Georgia Pro"/>
-          <w:color w:val="000000" w:themeColor="text1"/>
-        </w:rPr>
-        <w:t>az</w:t>
-      </w:r>
-      <w:proofErr w:type="spellEnd"/>
-      <w:r>
-        <w:rPr>
-          <w:rFonts w:ascii="Georgia Pro" w:eastAsia="Georgia Pro" w:hAnsi="Georgia Pro" w:cs="Georgia Pro"/>
-          <w:color w:val="000000" w:themeColor="text1"/>
-        </w:rPr>
-        <w:t xml:space="preserve"> network private-endpoint list \</w:t>
-      </w:r>
-      <w:r>
-        <w:rPr>
-          <w:rFonts w:ascii="Georgia Pro" w:eastAsia="Georgia Pro" w:hAnsi="Georgia Pro" w:cs="Georgia Pro"/>
-          <w:color w:val="000000" w:themeColor="text1"/>
-        </w:rPr>
-        <w:br/>
-        <w:t xml:space="preserve">--resource-group </w:t>
-      </w:r>
-      <w:proofErr w:type="spellStart"/>
-      <w:r>
-        <w:rPr>
-          <w:rFonts w:ascii="Georgia Pro" w:eastAsia="Georgia Pro" w:hAnsi="Georgia Pro" w:cs="Georgia Pro"/>
-          <w:color w:val="000000" w:themeColor="text1"/>
-        </w:rPr>
-        <w:t>RandEnt</w:t>
-      </w:r>
-      <w:proofErr w:type="spellEnd"/>
-      <w:r>
-        <w:rPr>
-          <w:rFonts w:ascii="Georgia Pro" w:eastAsia="Georgia Pro" w:hAnsi="Georgia Pro" w:cs="Georgia Pro"/>
-          <w:color w:val="000000" w:themeColor="text1"/>
-        </w:rPr>
-        <w:t>-RG \</w:t>
+      <w:r>
+        <w:rPr>
+          <w:rFonts w:ascii="Georgia Pro" w:eastAsia="Georgia Pro" w:hAnsi="Georgia Pro" w:cs="Georgia Pro"/>
+          <w:color w:val="000000" w:themeColor="text1"/>
+        </w:rPr>
+        <w:t>az network private-endpoint list \</w:t>
+      </w:r>
+      <w:r>
+        <w:rPr>
+          <w:rFonts w:ascii="Georgia Pro" w:eastAsia="Georgia Pro" w:hAnsi="Georgia Pro" w:cs="Georgia Pro"/>
+          <w:color w:val="000000" w:themeColor="text1"/>
+        </w:rPr>
+        <w:br/>
+        <w:t>--resource-group RandEnt-RG \</w:t>
       </w:r>
       <w:r>
         <w:rPr>
@@ -6336,7 +4398,6 @@
           <w:color w:val="000000" w:themeColor="text1"/>
         </w:rPr>
       </w:pPr>
-      <w:proofErr w:type="spellStart"/>
       <w:r>
         <w:rPr>
           <w:rFonts w:ascii="Georgia Pro" w:eastAsia="Georgia Pro" w:hAnsi="Georgia Pro" w:cs="Georgia Pro"/>
@@ -6345,7 +4406,6 @@
         <w:lastRenderedPageBreak/>
         <w:t>storagePrivateEndpoint</w:t>
       </w:r>
-      <w:proofErr w:type="spellEnd"/>
     </w:p>
     <w:p>
       <w:pPr>
@@ -6361,7 +4421,7 @@
           <w:color w:val="000000" w:themeColor="text1"/>
         </w:rPr>
         <w:pict w14:anchorId="27FBF6CA">
-          <v:rect id="_x0000_i1165" style="width:0;height:1.5pt" o:hralign="center" o:hrstd="t" o:hr="t" fillcolor="#a0a0a0" stroked="f"/>
+          <v:rect id="_x0000_i1038" style="width:0;height:1.5pt" o:hralign="center" o:hrstd="t" o:hr="t" fillcolor="#a0a0a0" stroked="f"/>
         </w:pict>
       </w:r>
     </w:p>
@@ -6418,61 +4478,20 @@
           <w:color w:val="000000" w:themeColor="text1"/>
         </w:rPr>
       </w:pPr>
-      <w:proofErr w:type="spellStart"/>
-      <w:r>
-        <w:rPr>
-          <w:rFonts w:ascii="Georgia Pro" w:eastAsia="Georgia Pro" w:hAnsi="Georgia Pro" w:cs="Georgia Pro"/>
-          <w:color w:val="000000" w:themeColor="text1"/>
-        </w:rPr>
-        <w:t>az</w:t>
-      </w:r>
-      <w:proofErr w:type="spellEnd"/>
-      <w:r>
-        <w:rPr>
-          <w:rFonts w:ascii="Georgia Pro" w:eastAsia="Georgia Pro" w:hAnsi="Georgia Pro" w:cs="Georgia Pro"/>
-          <w:color w:val="000000" w:themeColor="text1"/>
-        </w:rPr>
-        <w:t xml:space="preserve"> </w:t>
-      </w:r>
-      <w:proofErr w:type="spellStart"/>
-      <w:r>
-        <w:rPr>
-          <w:rFonts w:ascii="Georgia Pro" w:eastAsia="Georgia Pro" w:hAnsi="Georgia Pro" w:cs="Georgia Pro"/>
-          <w:color w:val="000000" w:themeColor="text1"/>
-        </w:rPr>
-        <w:t>vm</w:t>
-      </w:r>
-      <w:proofErr w:type="spellEnd"/>
-      <w:r>
-        <w:rPr>
-          <w:rFonts w:ascii="Georgia Pro" w:eastAsia="Georgia Pro" w:hAnsi="Georgia Pro" w:cs="Georgia Pro"/>
-          <w:color w:val="000000" w:themeColor="text1"/>
-        </w:rPr>
-        <w:t xml:space="preserve"> list \</w:t>
-      </w:r>
-      <w:r>
-        <w:rPr>
-          <w:rFonts w:ascii="Georgia Pro" w:eastAsia="Georgia Pro" w:hAnsi="Georgia Pro" w:cs="Georgia Pro"/>
-          <w:color w:val="000000" w:themeColor="text1"/>
-        </w:rPr>
-        <w:br/>
-        <w:t xml:space="preserve">--resource-group </w:t>
-      </w:r>
-      <w:proofErr w:type="spellStart"/>
-      <w:r>
-        <w:rPr>
-          <w:rFonts w:ascii="Georgia Pro" w:eastAsia="Georgia Pro" w:hAnsi="Georgia Pro" w:cs="Georgia Pro"/>
-          <w:color w:val="000000" w:themeColor="text1"/>
-        </w:rPr>
-        <w:t>RandEnt</w:t>
-      </w:r>
-      <w:proofErr w:type="spellEnd"/>
-      <w:r>
-        <w:rPr>
-          <w:rFonts w:ascii="Georgia Pro" w:eastAsia="Georgia Pro" w:hAnsi="Georgia Pro" w:cs="Georgia Pro"/>
-          <w:color w:val="000000" w:themeColor="text1"/>
-        </w:rPr>
-        <w:t>-RG \</w:t>
+      <w:r>
+        <w:rPr>
+          <w:rFonts w:ascii="Georgia Pro" w:eastAsia="Georgia Pro" w:hAnsi="Georgia Pro" w:cs="Georgia Pro"/>
+          <w:color w:val="000000" w:themeColor="text1"/>
+        </w:rPr>
+        <w:t>az vm list \</w:t>
+      </w:r>
+      <w:r>
+        <w:rPr>
+          <w:rFonts w:ascii="Georgia Pro" w:eastAsia="Georgia Pro" w:hAnsi="Georgia Pro" w:cs="Georgia Pro"/>
+          <w:color w:val="000000" w:themeColor="text1"/>
+        </w:rPr>
+        <w:br/>
+        <w:t>--resource-group RandEnt-RG \</w:t>
       </w:r>
       <w:r>
         <w:rPr>
@@ -6525,21 +4544,12 @@
           <w:color w:val="000000" w:themeColor="text1"/>
         </w:rPr>
       </w:pPr>
-      <w:proofErr w:type="spellStart"/>
-      <w:r>
-        <w:rPr>
-          <w:rFonts w:ascii="Georgia Pro" w:eastAsia="Georgia Pro" w:hAnsi="Georgia Pro" w:cs="Georgia Pro"/>
-          <w:color w:val="000000" w:themeColor="text1"/>
-        </w:rPr>
-        <w:t>vm</w:t>
-      </w:r>
-      <w:proofErr w:type="spellEnd"/>
-      <w:r>
-        <w:rPr>
-          <w:rFonts w:ascii="Georgia Pro" w:eastAsia="Georgia Pro" w:hAnsi="Georgia Pro" w:cs="Georgia Pro"/>
-          <w:color w:val="000000" w:themeColor="text1"/>
-        </w:rPr>
-        <w:t>-monitor</w:t>
+      <w:r>
+        <w:rPr>
+          <w:rFonts w:ascii="Georgia Pro" w:eastAsia="Georgia Pro" w:hAnsi="Georgia Pro" w:cs="Georgia Pro"/>
+          <w:color w:val="000000" w:themeColor="text1"/>
+        </w:rPr>
+        <w:t>vm-monitor</w:t>
       </w:r>
       <w:r>
         <w:rPr>
@@ -6564,7 +4574,7 @@
           <w:color w:val="000000" w:themeColor="text1"/>
         </w:rPr>
         <w:pict w14:anchorId="083770DD">
-          <v:rect id="_x0000_i1166" style="width:0;height:1.5pt" o:hralign="center" o:hrstd="t" o:hr="t" fillcolor="#a0a0a0" stroked="f"/>
+          <v:rect id="_x0000_i1039" style="width:0;height:1.5pt" o:hralign="center" o:hrstd="t" o:hr="t" fillcolor="#a0a0a0" stroked="f"/>
         </w:pict>
       </w:r>
     </w:p>
@@ -6621,85 +4631,28 @@
           <w:color w:val="000000" w:themeColor="text1"/>
         </w:rPr>
       </w:pPr>
-      <w:proofErr w:type="spellStart"/>
-      <w:r>
-        <w:rPr>
-          <w:rFonts w:ascii="Georgia Pro" w:eastAsia="Georgia Pro" w:hAnsi="Georgia Pro" w:cs="Georgia Pro"/>
-          <w:color w:val="000000" w:themeColor="text1"/>
-        </w:rPr>
-        <w:t>az</w:t>
-      </w:r>
-      <w:proofErr w:type="spellEnd"/>
-      <w:r>
-        <w:rPr>
-          <w:rFonts w:ascii="Georgia Pro" w:eastAsia="Georgia Pro" w:hAnsi="Georgia Pro" w:cs="Georgia Pro"/>
-          <w:color w:val="000000" w:themeColor="text1"/>
-        </w:rPr>
-        <w:t xml:space="preserve"> </w:t>
-      </w:r>
-      <w:proofErr w:type="spellStart"/>
-      <w:r>
-        <w:rPr>
-          <w:rFonts w:ascii="Georgia Pro" w:eastAsia="Georgia Pro" w:hAnsi="Georgia Pro" w:cs="Georgia Pro"/>
-          <w:color w:val="000000" w:themeColor="text1"/>
-        </w:rPr>
-        <w:t>vm</w:t>
-      </w:r>
-      <w:proofErr w:type="spellEnd"/>
-      <w:r>
-        <w:rPr>
-          <w:rFonts w:ascii="Georgia Pro" w:eastAsia="Georgia Pro" w:hAnsi="Georgia Pro" w:cs="Georgia Pro"/>
-          <w:color w:val="000000" w:themeColor="text1"/>
-        </w:rPr>
-        <w:t xml:space="preserve"> show \</w:t>
-      </w:r>
-      <w:r>
-        <w:rPr>
-          <w:rFonts w:ascii="Georgia Pro" w:eastAsia="Georgia Pro" w:hAnsi="Georgia Pro" w:cs="Georgia Pro"/>
-          <w:color w:val="000000" w:themeColor="text1"/>
-        </w:rPr>
-        <w:br/>
-        <w:t xml:space="preserve">--resource-group </w:t>
-      </w:r>
-      <w:proofErr w:type="spellStart"/>
-      <w:r>
-        <w:rPr>
-          <w:rFonts w:ascii="Georgia Pro" w:eastAsia="Georgia Pro" w:hAnsi="Georgia Pro" w:cs="Georgia Pro"/>
-          <w:color w:val="000000" w:themeColor="text1"/>
-        </w:rPr>
-        <w:t>RandEnt</w:t>
-      </w:r>
-      <w:proofErr w:type="spellEnd"/>
-      <w:r>
-        <w:rPr>
-          <w:rFonts w:ascii="Georgia Pro" w:eastAsia="Georgia Pro" w:hAnsi="Georgia Pro" w:cs="Georgia Pro"/>
-          <w:color w:val="000000" w:themeColor="text1"/>
-        </w:rPr>
-        <w:t>-RG \</w:t>
-      </w:r>
-      <w:r>
-        <w:rPr>
-          <w:rFonts w:ascii="Georgia Pro" w:eastAsia="Georgia Pro" w:hAnsi="Georgia Pro" w:cs="Georgia Pro"/>
-          <w:color w:val="000000" w:themeColor="text1"/>
-        </w:rPr>
-        <w:br/>
-        <w:t xml:space="preserve">--name </w:t>
-      </w:r>
-      <w:proofErr w:type="spellStart"/>
-      <w:r>
-        <w:rPr>
-          <w:rFonts w:ascii="Georgia Pro" w:eastAsia="Georgia Pro" w:hAnsi="Georgia Pro" w:cs="Georgia Pro"/>
-          <w:color w:val="000000" w:themeColor="text1"/>
-        </w:rPr>
-        <w:t>vm</w:t>
-      </w:r>
-      <w:proofErr w:type="spellEnd"/>
-      <w:r>
-        <w:rPr>
-          <w:rFonts w:ascii="Georgia Pro" w:eastAsia="Georgia Pro" w:hAnsi="Georgia Pro" w:cs="Georgia Pro"/>
-          <w:color w:val="000000" w:themeColor="text1"/>
-        </w:rPr>
-        <w:t>-monitor \</w:t>
+      <w:r>
+        <w:rPr>
+          <w:rFonts w:ascii="Georgia Pro" w:eastAsia="Georgia Pro" w:hAnsi="Georgia Pro" w:cs="Georgia Pro"/>
+          <w:color w:val="000000" w:themeColor="text1"/>
+        </w:rPr>
+        <w:t>az vm show \</w:t>
+      </w:r>
+      <w:r>
+        <w:rPr>
+          <w:rFonts w:ascii="Georgia Pro" w:eastAsia="Georgia Pro" w:hAnsi="Georgia Pro" w:cs="Georgia Pro"/>
+          <w:color w:val="000000" w:themeColor="text1"/>
+        </w:rPr>
+        <w:br/>
+        <w:t>--resource-group RandEnt-RG \</w:t>
+      </w:r>
+      <w:r>
+        <w:rPr>
+          <w:rFonts w:ascii="Georgia Pro" w:eastAsia="Georgia Pro" w:hAnsi="Georgia Pro" w:cs="Georgia Pro"/>
+          <w:color w:val="000000" w:themeColor="text1"/>
+        </w:rPr>
+        <w:br/>
+        <w:t>--name vm-monitor \</w:t>
       </w:r>
       <w:r>
         <w:rPr>
@@ -6715,41 +4668,16 @@
           <w:color w:val="000000" w:themeColor="text1"/>
         </w:rPr>
         <w:br/>
-        <w:t xml:space="preserve">--query </w:t>
-      </w:r>
-      <w:proofErr w:type="spellStart"/>
-      <w:r>
-        <w:rPr>
-          <w:rFonts w:ascii="Georgia Pro" w:eastAsia="Georgia Pro" w:hAnsi="Georgia Pro" w:cs="Georgia Pro"/>
-          <w:color w:val="000000" w:themeColor="text1"/>
-        </w:rPr>
-        <w:t>publicIps</w:t>
-      </w:r>
-      <w:proofErr w:type="spellEnd"/>
-      <w:r>
-        <w:rPr>
-          <w:rFonts w:ascii="Georgia Pro" w:eastAsia="Georgia Pro" w:hAnsi="Georgia Pro" w:cs="Georgia Pro"/>
-          <w:color w:val="000000" w:themeColor="text1"/>
-        </w:rPr>
-        <w:t xml:space="preserve"> \</w:t>
-      </w:r>
-      <w:r>
-        <w:rPr>
-          <w:rFonts w:ascii="Georgia Pro" w:eastAsia="Georgia Pro" w:hAnsi="Georgia Pro" w:cs="Georgia Pro"/>
-          <w:color w:val="000000" w:themeColor="text1"/>
-        </w:rPr>
-        <w:br/>
-        <w:t xml:space="preserve">-o </w:t>
-      </w:r>
-      <w:proofErr w:type="spellStart"/>
-      <w:r>
-        <w:rPr>
-          <w:rFonts w:ascii="Georgia Pro" w:eastAsia="Georgia Pro" w:hAnsi="Georgia Pro" w:cs="Georgia Pro"/>
-          <w:color w:val="000000" w:themeColor="text1"/>
-        </w:rPr>
-        <w:t>tsv</w:t>
-      </w:r>
-      <w:proofErr w:type="spellEnd"/>
+        <w:t>--query publicIps \</w:t>
+      </w:r>
+      <w:r>
+        <w:rPr>
+          <w:rFonts w:ascii="Georgia Pro" w:eastAsia="Georgia Pro" w:hAnsi="Georgia Pro" w:cs="Georgia Pro"/>
+          <w:color w:val="000000" w:themeColor="text1"/>
+        </w:rPr>
+        <w:br/>
+        <w:t>-o tsv</w:t>
+      </w:r>
     </w:p>
     <w:p>
       <w:pPr>
@@ -6789,8 +4717,64 @@
           <w:rFonts w:ascii="Georgia Pro" w:eastAsia="Georgia Pro" w:hAnsi="Georgia Pro" w:cs="Georgia Pro"/>
           <w:color w:val="000000" w:themeColor="text1"/>
         </w:rPr>
+        <w:lastRenderedPageBreak/>
+        <w:drawing>
+          <wp:inline distT="0" distB="0" distL="0" distR="0" wp14:anchorId="31FA2FC3" wp14:editId="524938A2">
+            <wp:extent cx="5943600" cy="2244090"/>
+            <wp:effectExtent l="19050" t="19050" r="19050" b="22860"/>
+            <wp:docPr id="987036945" name="Picture 1"/>
+            <wp:cNvGraphicFramePr>
+              <a:graphicFrameLocks xmlns:a="http://schemas.openxmlformats.org/drawingml/2006/main" noChangeAspect="1"/>
+            </wp:cNvGraphicFramePr>
+            <a:graphic xmlns:a="http://schemas.openxmlformats.org/drawingml/2006/main">
+              <a:graphicData uri="http://schemas.openxmlformats.org/drawingml/2006/picture">
+                <pic:pic xmlns:pic="http://schemas.openxmlformats.org/drawingml/2006/picture">
+                  <pic:nvPicPr>
+                    <pic:cNvPr id="987036945" name=""/>
+                    <pic:cNvPicPr/>
+                  </pic:nvPicPr>
+                  <pic:blipFill>
+                    <a:blip r:embed="rId9"/>
+                    <a:stretch>
+                      <a:fillRect/>
+                    </a:stretch>
+                  </pic:blipFill>
+                  <pic:spPr>
+                    <a:xfrm>
+                      <a:off x="0" y="0"/>
+                      <a:ext cx="5943600" cy="2244090"/>
+                    </a:xfrm>
+                    <a:prstGeom prst="rect">
+                      <a:avLst/>
+                    </a:prstGeom>
+                    <a:ln>
+                      <a:solidFill>
+                        <a:schemeClr val="accent1"/>
+                      </a:solidFill>
+                    </a:ln>
+                  </pic:spPr>
+                </pic:pic>
+              </a:graphicData>
+            </a:graphic>
+          </wp:inline>
+        </w:drawing>
+      </w:r>
+    </w:p>
+    <w:p>
+      <w:pPr>
+        <w:spacing w:after="0" w:line="480" w:lineRule="auto"/>
+        <w:rPr>
+          <w:rFonts w:ascii="Georgia Pro" w:eastAsia="Georgia Pro" w:hAnsi="Georgia Pro" w:cs="Georgia Pro"/>
+          <w:color w:val="000000" w:themeColor="text1"/>
+        </w:rPr>
+      </w:pPr>
+      <w:r>
+        <w:rPr>
+          <w:rFonts w:ascii="Georgia Pro" w:eastAsia="Georgia Pro" w:hAnsi="Georgia Pro" w:cs="Georgia Pro"/>
+          <w:color w:val="000000" w:themeColor="text1"/>
+        </w:rPr>
         <w:pict w14:anchorId="51F17AB8">
-          <v:rect id="_x0000_i1167" style="width:0;height:1.5pt" o:hralign="center" o:hrstd="t" o:hr="t" fillcolor="#a0a0a0" stroked="f"/>
+          <v:rect id="_x0000_i1040" style="width:0;height:1.5pt" o:hralign="center" o:hrstd="t" o:hr="t" fillcolor="#a0a0a0" stroked="f"/>
         </w:pict>
       </w:r>
     </w:p>
@@ -6811,142 +4795,7 @@
           <w:bCs/>
           <w:color w:val="000000" w:themeColor="text1"/>
         </w:rPr>
-        <w:t>STEP 15 – SSH into VM</w:t>
-      </w:r>
-    </w:p>
-    <w:p>
-      <w:pPr>
-        <w:spacing w:after="0" w:line="480" w:lineRule="auto"/>
-        <w:rPr>
-          <w:rFonts w:ascii="Georgia Pro" w:eastAsia="Georgia Pro" w:hAnsi="Georgia Pro" w:cs="Georgia Pro"/>
-          <w:color w:val="000000" w:themeColor="text1"/>
-        </w:rPr>
-      </w:pPr>
-      <w:r>
-        <w:rPr>
-          <w:rFonts w:ascii="Georgia Pro" w:eastAsia="Georgia Pro" w:hAnsi="Georgia Pro" w:cs="Georgia Pro"/>
-          <w:color w:val="000000" w:themeColor="text1"/>
-        </w:rPr>
-        <w:t>Run:</w:t>
-      </w:r>
-    </w:p>
-    <w:p>
-      <w:pPr>
-        <w:pBdr>
-          <w:top w:val="single" w:sz="4" w:space="1" w:color="auto"/>
-          <w:left w:val="single" w:sz="4" w:space="4" w:color="auto"/>
-          <w:bottom w:val="single" w:sz="4" w:space="1" w:color="auto"/>
-          <w:right w:val="single" w:sz="4" w:space="4" w:color="auto"/>
-          <w:between w:val="single" w:sz="4" w:space="1" w:color="auto"/>
-          <w:bar w:val="single" w:sz="4" w:color="auto"/>
-        </w:pBdr>
-        <w:shd w:val="clear" w:color="auto" w:fill="F2F2F2" w:themeFill="background1" w:themeFillShade="F2"/>
-        <w:spacing w:after="0" w:line="480" w:lineRule="auto"/>
-        <w:rPr>
-          <w:rFonts w:ascii="Georgia Pro" w:eastAsia="Georgia Pro" w:hAnsi="Georgia Pro" w:cs="Georgia Pro"/>
-          <w:color w:val="000000" w:themeColor="text1"/>
-        </w:rPr>
-      </w:pPr>
-      <w:r>
-        <w:rPr>
-          <w:rFonts w:ascii="Georgia Pro" w:eastAsia="Georgia Pro" w:hAnsi="Georgia Pro" w:cs="Georgia Pro"/>
-          <w:color w:val="000000" w:themeColor="text1"/>
-        </w:rPr>
-        <w:t xml:space="preserve">ssh </w:t>
-      </w:r>
-      <w:proofErr w:type="spellStart"/>
-      <w:r>
-        <w:rPr>
-          <w:rFonts w:ascii="Georgia Pro" w:eastAsia="Georgia Pro" w:hAnsi="Georgia Pro" w:cs="Georgia Pro"/>
-          <w:color w:val="000000" w:themeColor="text1"/>
-        </w:rPr>
-        <w:t>azureuser@PUBLIC-IP</w:t>
-      </w:r>
-      <w:proofErr w:type="spellEnd"/>
-    </w:p>
-    <w:p>
-      <w:pPr>
-        <w:spacing w:after="0" w:line="480" w:lineRule="auto"/>
-        <w:rPr>
-          <w:rFonts w:ascii="Georgia Pro" w:eastAsia="Georgia Pro" w:hAnsi="Georgia Pro" w:cs="Georgia Pro"/>
-          <w:color w:val="000000" w:themeColor="text1"/>
-        </w:rPr>
-      </w:pPr>
-    </w:p>
-    <w:p>
-      <w:pPr>
-        <w:spacing w:after="0" w:line="480" w:lineRule="auto"/>
-        <w:rPr>
-          <w:rFonts w:ascii="Georgia Pro" w:eastAsia="Georgia Pro" w:hAnsi="Georgia Pro" w:cs="Georgia Pro"/>
-          <w:color w:val="000000" w:themeColor="text1"/>
-        </w:rPr>
-      </w:pPr>
-      <w:r>
-        <w:rPr>
-          <w:rFonts w:ascii="Georgia Pro" w:eastAsia="Georgia Pro" w:hAnsi="Georgia Pro" w:cs="Georgia Pro"/>
-          <w:color w:val="000000" w:themeColor="text1"/>
-        </w:rPr>
-        <w:lastRenderedPageBreak/>
-        <w:t>Example:</w:t>
-      </w:r>
-    </w:p>
-    <w:p>
-      <w:pPr>
-        <w:pBdr>
-          <w:top w:val="single" w:sz="4" w:space="1" w:color="auto"/>
-          <w:left w:val="single" w:sz="4" w:space="4" w:color="auto"/>
-          <w:bottom w:val="single" w:sz="4" w:space="1" w:color="auto"/>
-          <w:right w:val="single" w:sz="4" w:space="4" w:color="auto"/>
-          <w:between w:val="single" w:sz="4" w:space="1" w:color="auto"/>
-          <w:bar w:val="single" w:sz="4" w:color="auto"/>
-        </w:pBdr>
-        <w:shd w:val="clear" w:color="auto" w:fill="F2F2F2" w:themeFill="background1" w:themeFillShade="F2"/>
-        <w:spacing w:after="0" w:line="480" w:lineRule="auto"/>
-        <w:rPr>
-          <w:rFonts w:ascii="Georgia Pro" w:eastAsia="Georgia Pro" w:hAnsi="Georgia Pro" w:cs="Georgia Pro"/>
-          <w:color w:val="000000" w:themeColor="text1"/>
-        </w:rPr>
-      </w:pPr>
-      <w:r>
-        <w:rPr>
-          <w:rFonts w:ascii="Georgia Pro" w:eastAsia="Georgia Pro" w:hAnsi="Georgia Pro" w:cs="Georgia Pro"/>
-          <w:color w:val="000000" w:themeColor="text1"/>
-        </w:rPr>
-        <w:t>ssh azureuser@20.x.x.x</w:t>
-      </w:r>
-    </w:p>
-    <w:p>
-      <w:pPr>
-        <w:spacing w:after="0" w:line="480" w:lineRule="auto"/>
-        <w:rPr>
-          <w:rFonts w:ascii="Georgia Pro" w:eastAsia="Georgia Pro" w:hAnsi="Georgia Pro" w:cs="Georgia Pro"/>
-          <w:color w:val="000000" w:themeColor="text1"/>
-        </w:rPr>
-      </w:pPr>
-      <w:r>
-        <w:rPr>
-          <w:rFonts w:ascii="Georgia Pro" w:eastAsia="Georgia Pro" w:hAnsi="Georgia Pro" w:cs="Georgia Pro"/>
-          <w:color w:val="000000" w:themeColor="text1"/>
-        </w:rPr>
-        <w:t>Connected.</w:t>
-      </w:r>
-    </w:p>
-    <w:p>
-      <w:pPr>
-        <w:spacing w:after="0" w:line="480" w:lineRule="auto"/>
-        <w:rPr>
-          <w:rFonts w:ascii="Georgia Pro" w:eastAsia="Georgia Pro" w:hAnsi="Georgia Pro" w:cs="Georgia Pro"/>
-          <w:color w:val="000000" w:themeColor="text1"/>
-        </w:rPr>
-      </w:pPr>
-      <w:r>
-        <w:rPr>
-          <w:rFonts w:ascii="Georgia Pro" w:eastAsia="Georgia Pro" w:hAnsi="Georgia Pro" w:cs="Georgia Pro"/>
-          <w:color w:val="000000" w:themeColor="text1"/>
-        </w:rPr>
-        <w:pict w14:anchorId="37FDB3AB">
-          <v:rect id="_x0000_i1168" style="width:0;height:1.5pt" o:hralign="center" o:hrstd="t" o:hr="t" fillcolor="#a0a0a0" stroked="f"/>
-        </w:pict>
+        <w:t>Final Result</w:t>
       </w:r>
     </w:p>
     <w:p>
@@ -6959,7 +4808,6 @@
           <w:color w:val="000000" w:themeColor="text1"/>
         </w:rPr>
       </w:pPr>
-      <w:proofErr w:type="gramStart"/>
       <w:r>
         <w:rPr>
           <w:rFonts w:ascii="Georgia Pro" w:eastAsia="Georgia Pro" w:hAnsi="Georgia Pro" w:cs="Georgia Pro"/>
@@ -6967,9 +4815,47 @@
           <w:bCs/>
           <w:color w:val="000000" w:themeColor="text1"/>
         </w:rPr>
-        <w:t>Final Result</w:t>
-      </w:r>
-      <w:proofErr w:type="gramEnd"/>
+        <w:drawing>
+          <wp:inline distT="0" distB="0" distL="0" distR="0" wp14:anchorId="14D84760" wp14:editId="02EE1679">
+            <wp:extent cx="5943600" cy="2828290"/>
+            <wp:effectExtent l="19050" t="19050" r="19050" b="10160"/>
+            <wp:docPr id="1220398608" name="Picture 1"/>
+            <wp:cNvGraphicFramePr>
+              <a:graphicFrameLocks xmlns:a="http://schemas.openxmlformats.org/drawingml/2006/main" noChangeAspect="1"/>
+            </wp:cNvGraphicFramePr>
+            <a:graphic xmlns:a="http://schemas.openxmlformats.org/drawingml/2006/main">
+              <a:graphicData uri="http://schemas.openxmlformats.org/drawingml/2006/picture">
+                <pic:pic xmlns:pic="http://schemas.openxmlformats.org/drawingml/2006/picture">
+                  <pic:nvPicPr>
+                    <pic:cNvPr id="1220398608" name=""/>
+                    <pic:cNvPicPr/>
+                  </pic:nvPicPr>
+                  <pic:blipFill>
+                    <a:blip r:embed="rId10"/>
+                    <a:stretch>
+                      <a:fillRect/>
+                    </a:stretch>
+                  </pic:blipFill>
+                  <pic:spPr>
+                    <a:xfrm>
+                      <a:off x="0" y="0"/>
+                      <a:ext cx="5943600" cy="2828290"/>
+                    </a:xfrm>
+                    <a:prstGeom prst="rect">
+                      <a:avLst/>
+                    </a:prstGeom>
+                    <a:ln>
+                      <a:solidFill>
+                        <a:schemeClr val="accent1"/>
+                      </a:solidFill>
+                    </a:ln>
+                  </pic:spPr>
+                </pic:pic>
+              </a:graphicData>
+            </a:graphic>
+          </wp:inline>
+        </w:drawing>
+      </w:r>
     </w:p>
     <w:p>
       <w:pPr>
@@ -7028,17 +4914,8 @@
           <w:rFonts w:ascii="Georgia Pro" w:eastAsia="Georgia Pro" w:hAnsi="Georgia Pro" w:cs="Georgia Pro"/>
           <w:color w:val="000000" w:themeColor="text1"/>
         </w:rPr>
-        <w:t xml:space="preserve"> </w:t>
-      </w:r>
-      <w:proofErr w:type="spellStart"/>
-      <w:r>
-        <w:rPr>
-          <w:rFonts w:ascii="Georgia Pro" w:eastAsia="Georgia Pro" w:hAnsi="Georgia Pro" w:cs="Georgia Pro"/>
-          <w:color w:val="000000" w:themeColor="text1"/>
-        </w:rPr>
-        <w:t>VNet</w:t>
-      </w:r>
-      <w:proofErr w:type="spellEnd"/>
+        <w:t xml:space="preserve"> VNet</w:t>
+      </w:r>
       <w:r>
         <w:rPr>
           <w:rFonts w:ascii="Georgia Pro" w:eastAsia="Georgia Pro" w:hAnsi="Georgia Pro" w:cs="Georgia Pro"/>
@@ -7114,6 +4991,7 @@
           <w:rFonts w:ascii="Segoe UI Emoji" w:eastAsia="Georgia Pro" w:hAnsi="Segoe UI Emoji" w:cs="Segoe UI Emoji"/>
           <w:color w:val="000000" w:themeColor="text1"/>
         </w:rPr>
+        <w:lastRenderedPageBreak/>
         <w:t>✅</w:t>
       </w:r>
       <w:r>
@@ -11861,6 +9739,7 @@
   <w:style w:type="character" w:default="1" w:styleId="DefaultParagraphFont">
     <w:name w:val="Default Paragraph Font"/>
     <w:uiPriority w:val="1"/>
+    <w:semiHidden/>
     <w:unhideWhenUsed/>
   </w:style>
   <w:style w:type="table" w:default="1" w:styleId="TableNormal">
